--- a/technical_docs/Architecture.docx
+++ b/technical_docs/Architecture.docx
@@ -2,237 +2,506 @@
 <file path=word/document.xml><?xml version="1.0" encoding="utf-8"?>
 <w:document xmlns:wpc="http://schemas.microsoft.com/office/word/2010/wordprocessingCanvas" xmlns:mo="http://schemas.microsoft.com/office/mac/office/2008/main" xmlns:mc="http://schemas.openxmlformats.org/markup-compatibility/2006" xmlns:mv="urn:schemas-microsoft-com:mac:vml" xmlns:o="urn:schemas-microsoft-com:office:office" xmlns:r="http://schemas.openxmlformats.org/officeDocument/2006/relationships" xmlns:m="http://schemas.openxmlformats.org/officeDocument/2006/math" xmlns:v="urn:schemas-microsoft-com:vml" xmlns:wp14="http://schemas.microsoft.com/office/word/2010/wordprocessingDrawing" xmlns:wp="http://schemas.openxmlformats.org/drawingml/2006/wordprocessingDrawing" xmlns:w10="urn:schemas-microsoft-com:office:word" xmlns:w="http://schemas.openxmlformats.org/wordprocessingml/2006/main" xmlns:w14="http://schemas.microsoft.com/office/word/2010/wordml" xmlns:wpg="http://schemas.microsoft.com/office/word/2010/wordprocessingGroup" xmlns:wpi="http://schemas.microsoft.com/office/word/2010/wordprocessingInk" xmlns:wne="http://schemas.microsoft.com/office/word/2006/wordml" xmlns:wps="http://schemas.microsoft.com/office/word/2010/wordprocessingShape" mc:Ignorable="w14 wp14">
   <w:body>
-    <w:p/>
-    <w:p/>
-    <w:p/>
     <w:p>
       <w:pPr>
-        <w:spacing w:after="240"/>
-        <w:jc w:val="left"/>
+        <w:keepNext/>
+        <w:spacing w:before="320" w:after="160"/>
       </w:pPr>
       <w:r>
         <w:rPr>
-          <w:rFonts w:ascii="Segoe UI" w:hAnsi="Segoe UI"/>
+          <w:rFonts w:ascii="Calibri" w:hAnsi="Calibri"/>
           <w:b/>
-          <w:i w:val="0"/>
-          <w:color w:val="1A365D"/>
-          <w:sz w:val="56"/>
+          <w:color w:val="1E3A8A"/>
+          <w:sz w:val="36"/>
         </w:rPr>
-        <w:t>KIẾN TRÚC HỆ THỐNG</w:t>
+        <w:t>KIẾN TRÚC HỆ THỐNG CHI TIẾT (SYSTEM ARCHITECTURE)</w:t>
       </w:r>
+    </w:p>
+    <w:p>
+      <w:pPr>
+        <w:spacing w:before="0" w:after="60"/>
+      </w:pPr>
+    </w:p>
+    <w:p>
+      <w:pPr>
+        <w:spacing w:line="276" w:lineRule="auto" w:before="0" w:after="120"/>
+      </w:pPr>
+      <w:r>
+        <w:rPr>
+          <w:rFonts w:ascii="Calibri" w:hAnsi="Calibri"/>
+          <w:b/>
+          <w:color w:val="111827"/>
+        </w:rPr>
+        <w:t>Hệ Thống Quản Lý Nhà Hàng Chuỗi - SWP391</w:t>
+      </w:r>
+    </w:p>
+    <w:p>
+      <w:pPr>
+        <w:spacing w:before="0" w:after="60"/>
+      </w:pPr>
+    </w:p>
+    <w:p>
+      <w:pPr>
+        <w:spacing w:line="276" w:lineRule="auto" w:before="0" w:after="120"/>
+      </w:pPr>
+      <w:r>
+        <w:rPr>
+          <w:rFonts w:ascii="Calibri" w:hAnsi="Calibri"/>
+        </w:rPr>
+        <w:t>---</w:t>
+      </w:r>
+    </w:p>
+    <w:p>
+      <w:pPr>
+        <w:spacing w:before="0" w:after="60"/>
+      </w:pPr>
     </w:p>
     <w:tbl>
       <w:tblPr>
         <w:tblW w:type="auto" w:w="0"/>
-        <w:jc w:val="left"/>
+        <w:jc w:val="center"/>
+        <w:tblLayout w:type="autofit"/>
         <w:tblLook w:firstColumn="1" w:firstRow="1" w:lastColumn="0" w:lastRow="0" w:noHBand="0" w:noVBand="1" w:val="04A0"/>
+        <w:tblBorders>
+          <w:top w:val="single" w:sz="6" w:space="0" w:color="1E3A8A"/>
+          <w:bottom w:val="single" w:sz="6" w:space="0" w:color="1E3A8A"/>
+          <w:left w:val="none"/>
+          <w:right w:val="none"/>
+          <w:insideH w:val="single" w:sz="4" w:space="0" w:color="E5E7EB"/>
+          <w:insideV w:val="none"/>
+        </w:tblBorders>
       </w:tblPr>
       <w:tblGrid>
-        <w:gridCol w:w="9360"/>
+        <w:gridCol w:w="4680"/>
+        <w:gridCol w:w="4680"/>
       </w:tblGrid>
       <w:tr>
+        <w:trPr>
+          <w:cantSplit/>
+          <w:tblHeader/>
+        </w:trPr>
         <w:tc>
           <w:tcPr>
-            <w:tcW w:type="dxa" w:w="9360"/>
-            <w:shd w:fill="2B6CB0"/>
+            <w:tcW w:type="dxa" w:w="4680"/>
             <w:tcMar>
-              <w:top w:w="10" w:type="dxa"/>
-              <w:bottom w:w="10" w:type="dxa"/>
-              <w:left w:w="0" w:type="dxa"/>
-              <w:right w:w="0" w:type="dxa"/>
+              <w:top w:w="140" w:type="dxa"/>
+              <w:bottom w:w="140" w:type="dxa"/>
+              <w:left w:w="160" w:type="dxa"/>
+              <w:right w:w="160" w:type="dxa"/>
             </w:tcMar>
+            <w:shd w:fill="1E3A8A"/>
           </w:tcPr>
-          <w:p/>
+          <w:p>
+            <w:pPr>
+              <w:spacing w:before="0" w:after="0"/>
+              <w:jc w:val="center"/>
+            </w:pPr>
+            <w:r>
+              <w:rPr>
+                <w:rFonts w:ascii="Calibri" w:hAnsi="Calibri"/>
+                <w:b/>
+                <w:color w:val="FFFFFF"/>
+                <w:sz w:val="20"/>
+              </w:rPr>
+              <w:t>Thông Tin Tài Liệu</w:t>
+            </w:r>
+          </w:p>
+        </w:tc>
+        <w:tc>
+          <w:tcPr>
+            <w:tcW w:type="dxa" w:w="4680"/>
+            <w:tcMar>
+              <w:top w:w="140" w:type="dxa"/>
+              <w:bottom w:w="140" w:type="dxa"/>
+              <w:left w:w="160" w:type="dxa"/>
+              <w:right w:w="160" w:type="dxa"/>
+            </w:tcMar>
+            <w:shd w:fill="1E3A8A"/>
+          </w:tcPr>
+          <w:p>
+            <w:pPr>
+              <w:spacing w:before="0" w:after="0"/>
+              <w:jc w:val="center"/>
+            </w:pPr>
+            <w:r>
+              <w:rPr>
+                <w:rFonts w:ascii="Calibri" w:hAnsi="Calibri"/>
+                <w:b/>
+                <w:color w:val="FFFFFF"/>
+                <w:sz w:val="20"/>
+              </w:rPr>
+              <w:t>Chi Tiết</w:t>
+            </w:r>
+          </w:p>
+        </w:tc>
+      </w:tr>
+      <w:tr>
+        <w:trPr>
+          <w:cantSplit/>
+        </w:trPr>
+        <w:tc>
+          <w:tcPr>
+            <w:tcW w:type="dxa" w:w="4680"/>
+            <w:tcMar>
+              <w:top w:w="140" w:type="dxa"/>
+              <w:bottom w:w="140" w:type="dxa"/>
+              <w:left w:w="160" w:type="dxa"/>
+              <w:right w:w="160" w:type="dxa"/>
+            </w:tcMar>
+            <w:shd w:fill="FFFFFF"/>
+          </w:tcPr>
+          <w:p>
+            <w:pPr>
+              <w:spacing w:before="0" w:after="0"/>
+              <w:jc w:val="left"/>
+            </w:pPr>
+            <w:r>
+              <w:rPr>
+                <w:rFonts w:ascii="Calibri" w:hAnsi="Calibri"/>
+                <w:b/>
+                <w:color w:val="111827"/>
+              </w:rPr>
+              <w:t>Dự án</w:t>
+            </w:r>
+          </w:p>
+        </w:tc>
+        <w:tc>
+          <w:tcPr>
+            <w:tcW w:type="dxa" w:w="4680"/>
+            <w:tcMar>
+              <w:top w:w="140" w:type="dxa"/>
+              <w:bottom w:w="140" w:type="dxa"/>
+              <w:left w:w="160" w:type="dxa"/>
+              <w:right w:w="160" w:type="dxa"/>
+            </w:tcMar>
+            <w:shd w:fill="FFFFFF"/>
+          </w:tcPr>
+          <w:p>
+            <w:pPr>
+              <w:spacing w:before="0" w:after="0"/>
+              <w:jc w:val="left"/>
+            </w:pPr>
+            <w:r>
+              <w:rPr>
+                <w:rFonts w:ascii="Calibri" w:hAnsi="Calibri"/>
+              </w:rPr>
+              <w:t>Hệ Thống Quản Lý Nhà Hàng Chuỗi (RMS - Restaurant Management System)</w:t>
+            </w:r>
+          </w:p>
+        </w:tc>
+      </w:tr>
+      <w:tr>
+        <w:trPr>
+          <w:cantSplit/>
+        </w:trPr>
+        <w:tc>
+          <w:tcPr>
+            <w:tcW w:type="dxa" w:w="4680"/>
+            <w:tcMar>
+              <w:top w:w="140" w:type="dxa"/>
+              <w:bottom w:w="140" w:type="dxa"/>
+              <w:left w:w="160" w:type="dxa"/>
+              <w:right w:w="160" w:type="dxa"/>
+            </w:tcMar>
+            <w:shd w:fill="F9FAFB"/>
+          </w:tcPr>
+          <w:p>
+            <w:pPr>
+              <w:spacing w:before="0" w:after="0"/>
+              <w:jc w:val="left"/>
+            </w:pPr>
+            <w:r>
+              <w:rPr>
+                <w:rFonts w:ascii="Calibri" w:hAnsi="Calibri"/>
+                <w:b/>
+                <w:color w:val="111827"/>
+              </w:rPr>
+              <w:t>Môn học</w:t>
+            </w:r>
+          </w:p>
+        </w:tc>
+        <w:tc>
+          <w:tcPr>
+            <w:tcW w:type="dxa" w:w="4680"/>
+            <w:tcMar>
+              <w:top w:w="140" w:type="dxa"/>
+              <w:bottom w:w="140" w:type="dxa"/>
+              <w:left w:w="160" w:type="dxa"/>
+              <w:right w:w="160" w:type="dxa"/>
+            </w:tcMar>
+            <w:shd w:fill="F9FAFB"/>
+          </w:tcPr>
+          <w:p>
+            <w:pPr>
+              <w:spacing w:before="0" w:after="0"/>
+              <w:jc w:val="left"/>
+            </w:pPr>
+            <w:r>
+              <w:rPr>
+                <w:rFonts w:ascii="Calibri" w:hAnsi="Calibri"/>
+              </w:rPr>
+              <w:t>SWP391 - Học kỳ 5, Đại học FPT</w:t>
+            </w:r>
+          </w:p>
+        </w:tc>
+      </w:tr>
+      <w:tr>
+        <w:trPr>
+          <w:cantSplit/>
+        </w:trPr>
+        <w:tc>
+          <w:tcPr>
+            <w:tcW w:type="dxa" w:w="4680"/>
+            <w:tcMar>
+              <w:top w:w="140" w:type="dxa"/>
+              <w:bottom w:w="140" w:type="dxa"/>
+              <w:left w:w="160" w:type="dxa"/>
+              <w:right w:w="160" w:type="dxa"/>
+            </w:tcMar>
+            <w:shd w:fill="FFFFFF"/>
+          </w:tcPr>
+          <w:p>
+            <w:pPr>
+              <w:spacing w:before="0" w:after="0"/>
+              <w:jc w:val="left"/>
+            </w:pPr>
+            <w:r>
+              <w:rPr>
+                <w:rFonts w:ascii="Calibri" w:hAnsi="Calibri"/>
+                <w:b/>
+                <w:color w:val="111827"/>
+              </w:rPr>
+              <w:t>Tài liệu</w:t>
+            </w:r>
+          </w:p>
+        </w:tc>
+        <w:tc>
+          <w:tcPr>
+            <w:tcW w:type="dxa" w:w="4680"/>
+            <w:tcMar>
+              <w:top w:w="140" w:type="dxa"/>
+              <w:bottom w:w="140" w:type="dxa"/>
+              <w:left w:w="160" w:type="dxa"/>
+              <w:right w:w="160" w:type="dxa"/>
+            </w:tcMar>
+            <w:shd w:fill="FFFFFF"/>
+          </w:tcPr>
+          <w:p>
+            <w:pPr>
+              <w:spacing w:before="0" w:after="0"/>
+              <w:jc w:val="left"/>
+            </w:pPr>
+            <w:r>
+              <w:rPr>
+                <w:rFonts w:ascii="Calibri" w:hAnsi="Calibri"/>
+              </w:rPr>
+              <w:t>Tài Liệu Thiết Kế Kiến Trúc Hệ Thống Chi Tiết (System Architecture Document)</w:t>
+            </w:r>
+          </w:p>
+        </w:tc>
+      </w:tr>
+      <w:tr>
+        <w:trPr>
+          <w:cantSplit/>
+        </w:trPr>
+        <w:tc>
+          <w:tcPr>
+            <w:tcW w:type="dxa" w:w="4680"/>
+            <w:tcMar>
+              <w:top w:w="140" w:type="dxa"/>
+              <w:bottom w:w="140" w:type="dxa"/>
+              <w:left w:w="160" w:type="dxa"/>
+              <w:right w:w="160" w:type="dxa"/>
+            </w:tcMar>
+            <w:shd w:fill="F9FAFB"/>
+          </w:tcPr>
+          <w:p>
+            <w:pPr>
+              <w:spacing w:before="0" w:after="0"/>
+              <w:jc w:val="left"/>
+            </w:pPr>
+            <w:r>
+              <w:rPr>
+                <w:rFonts w:ascii="Calibri" w:hAnsi="Calibri"/>
+                <w:b/>
+                <w:color w:val="111827"/>
+              </w:rPr>
+              <w:t>Phiên bản</w:t>
+            </w:r>
+          </w:p>
+        </w:tc>
+        <w:tc>
+          <w:tcPr>
+            <w:tcW w:type="dxa" w:w="4680"/>
+            <w:tcMar>
+              <w:top w:w="140" w:type="dxa"/>
+              <w:bottom w:w="140" w:type="dxa"/>
+              <w:left w:w="160" w:type="dxa"/>
+              <w:right w:w="160" w:type="dxa"/>
+            </w:tcMar>
+            <w:shd w:fill="F9FAFB"/>
+          </w:tcPr>
+          <w:p>
+            <w:pPr>
+              <w:spacing w:before="0" w:after="0"/>
+              <w:jc w:val="left"/>
+            </w:pPr>
+            <w:r>
+              <w:rPr>
+                <w:rFonts w:ascii="Calibri" w:hAnsi="Calibri"/>
+              </w:rPr>
+              <w:t>1.1.0 (Bản nâng cấp Epic)</w:t>
+            </w:r>
+          </w:p>
+        </w:tc>
+      </w:tr>
+      <w:tr>
+        <w:trPr>
+          <w:cantSplit/>
+        </w:trPr>
+        <w:tc>
+          <w:tcPr>
+            <w:tcW w:type="dxa" w:w="4680"/>
+            <w:tcMar>
+              <w:top w:w="140" w:type="dxa"/>
+              <w:bottom w:w="140" w:type="dxa"/>
+              <w:left w:w="160" w:type="dxa"/>
+              <w:right w:w="160" w:type="dxa"/>
+            </w:tcMar>
+            <w:shd w:fill="FFFFFF"/>
+          </w:tcPr>
+          <w:p>
+            <w:pPr>
+              <w:spacing w:before="0" w:after="0"/>
+              <w:jc w:val="left"/>
+            </w:pPr>
+            <w:r>
+              <w:rPr>
+                <w:rFonts w:ascii="Calibri" w:hAnsi="Calibri"/>
+                <w:b/>
+                <w:color w:val="111827"/>
+              </w:rPr>
+              <w:t>Tác giả</w:t>
+            </w:r>
+          </w:p>
+        </w:tc>
+        <w:tc>
+          <w:tcPr>
+            <w:tcW w:type="dxa" w:w="4680"/>
+            <w:tcMar>
+              <w:top w:w="140" w:type="dxa"/>
+              <w:bottom w:w="140" w:type="dxa"/>
+              <w:left w:w="160" w:type="dxa"/>
+              <w:right w:w="160" w:type="dxa"/>
+            </w:tcMar>
+            <w:shd w:fill="FFFFFF"/>
+          </w:tcPr>
+          <w:p>
+            <w:pPr>
+              <w:spacing w:before="0" w:after="0"/>
+              <w:jc w:val="left"/>
+            </w:pPr>
+            <w:r>
+              <w:rPr>
+                <w:rFonts w:ascii="Calibri" w:hAnsi="Calibri"/>
+              </w:rPr>
+              <w:t>Software Architect &amp; Tech Lead (20 năm kinh nghiệm)</w:t>
+            </w:r>
+          </w:p>
+        </w:tc>
+      </w:tr>
+      <w:tr>
+        <w:trPr>
+          <w:cantSplit/>
+        </w:trPr>
+        <w:tc>
+          <w:tcPr>
+            <w:tcW w:type="dxa" w:w="4680"/>
+            <w:tcMar>
+              <w:top w:w="140" w:type="dxa"/>
+              <w:bottom w:w="140" w:type="dxa"/>
+              <w:left w:w="160" w:type="dxa"/>
+              <w:right w:w="160" w:type="dxa"/>
+            </w:tcMar>
+            <w:shd w:fill="F9FAFB"/>
+          </w:tcPr>
+          <w:p>
+            <w:pPr>
+              <w:spacing w:before="0" w:after="0"/>
+              <w:jc w:val="left"/>
+            </w:pPr>
+            <w:r>
+              <w:rPr>
+                <w:rFonts w:ascii="Calibri" w:hAnsi="Calibri"/>
+                <w:b/>
+                <w:color w:val="111827"/>
+              </w:rPr>
+              <w:t>Trạng thái</w:t>
+            </w:r>
+          </w:p>
+        </w:tc>
+        <w:tc>
+          <w:tcPr>
+            <w:tcW w:type="dxa" w:w="4680"/>
+            <w:tcMar>
+              <w:top w:w="140" w:type="dxa"/>
+              <w:bottom w:w="140" w:type="dxa"/>
+              <w:left w:w="160" w:type="dxa"/>
+              <w:right w:w="160" w:type="dxa"/>
+            </w:tcMar>
+            <w:shd w:fill="F9FAFB"/>
+          </w:tcPr>
+          <w:p>
+            <w:pPr>
+              <w:spacing w:before="0" w:after="0"/>
+              <w:jc w:val="left"/>
+            </w:pPr>
+            <w:r>
+              <w:rPr>
+                <w:rFonts w:ascii="Calibri" w:hAnsi="Calibri"/>
+              </w:rPr>
+              <w:t>Sẵn sàng trình duyệt</w:t>
+            </w:r>
+          </w:p>
         </w:tc>
       </w:tr>
     </w:tbl>
     <w:p>
       <w:pPr>
-        <w:spacing w:before="240" w:after="720"/>
+        <w:spacing w:before="0" w:after="160"/>
+      </w:pPr>
+    </w:p>
+    <w:p>
+      <w:pPr>
+        <w:spacing w:before="0" w:after="60"/>
+      </w:pPr>
+    </w:p>
+    <w:p>
+      <w:pPr>
+        <w:spacing w:line="276" w:lineRule="auto" w:before="0" w:after="120"/>
       </w:pPr>
       <w:r>
         <w:rPr>
-          <w:rFonts w:ascii="Segoe UI" w:hAnsi="Segoe UI"/>
-          <w:b w:val="0"/>
-          <w:i/>
-          <w:color w:val="4A5568"/>
-          <w:sz w:val="28"/>
+          <w:rFonts w:ascii="Calibri" w:hAnsi="Calibri"/>
         </w:rPr>
-        <w:t>Hệ Thống Quản Lý Nhà Hàng Chuỗi - SWP</w:t>
-      </w:r>
-    </w:p>
-    <w:p/>
-    <w:p/>
-    <w:p/>
-    <w:p/>
-    <w:p/>
-    <w:p/>
-    <w:p>
-      <w:pPr>
-        <w:spacing w:after="80"/>
-      </w:pPr>
-      <w:r>
-        <w:rPr>
-          <w:rFonts w:ascii="Segoe UI" w:hAnsi="Segoe UI"/>
-          <w:b/>
-          <w:i w:val="0"/>
-          <w:color w:val="718096"/>
-          <w:sz w:val="20"/>
-        </w:rPr>
-        <w:t xml:space="preserve">Dự án: </w:t>
-      </w:r>
-      <w:r>
-        <w:rPr>
-          <w:rFonts w:ascii="Segoe UI" w:hAnsi="Segoe UI"/>
-          <w:b w:val="0"/>
-          <w:i w:val="0"/>
-          <w:color w:val="2D3748"/>
-          <w:sz w:val="20"/>
-        </w:rPr>
-        <w:t>Hệ Thống Quản Lý Nhà Hàng Chuỗi (SWP)</w:t>
+        <w:t>---</w:t>
       </w:r>
     </w:p>
     <w:p>
       <w:pPr>
-        <w:spacing w:after="80"/>
+        <w:spacing w:before="0" w:after="60"/>
       </w:pPr>
-      <w:r>
-        <w:rPr>
-          <w:rFonts w:ascii="Segoe UI" w:hAnsi="Segoe UI"/>
-          <w:b/>
-          <w:i w:val="0"/>
-          <w:color w:val="718096"/>
-          <w:sz w:val="20"/>
-        </w:rPr>
-        <w:t xml:space="preserve">Tài liệu: </w:t>
-      </w:r>
-      <w:r>
-        <w:rPr>
-          <w:rFonts w:ascii="Segoe UI" w:hAnsi="Segoe UI"/>
-          <w:b w:val="0"/>
-          <w:i w:val="0"/>
-          <w:color w:val="2D3748"/>
-          <w:sz w:val="20"/>
-        </w:rPr>
-        <w:t>Tài Liệu Thiết Kế Kiến Trúc Hệ Thống (System Architecture Document)</w:t>
-      </w:r>
-    </w:p>
-    <w:p>
-      <w:pPr>
-        <w:spacing w:after="80"/>
-      </w:pPr>
-      <w:r>
-        <w:rPr>
-          <w:rFonts w:ascii="Segoe UI" w:hAnsi="Segoe UI"/>
-          <w:b/>
-          <w:i w:val="0"/>
-          <w:color w:val="718096"/>
-          <w:sz w:val="20"/>
-        </w:rPr>
-        <w:t xml:space="preserve">Phiên bản: </w:t>
-      </w:r>
-      <w:r>
-        <w:rPr>
-          <w:rFonts w:ascii="Segoe UI" w:hAnsi="Segoe UI"/>
-          <w:b w:val="0"/>
-          <w:i w:val="0"/>
-          <w:color w:val="2D3748"/>
-          <w:sz w:val="20"/>
-        </w:rPr>
-        <w:t>1.0.0</w:t>
-      </w:r>
-    </w:p>
-    <w:p>
-      <w:pPr>
-        <w:spacing w:after="80"/>
-      </w:pPr>
-      <w:r>
-        <w:rPr>
-          <w:rFonts w:ascii="Segoe UI" w:hAnsi="Segoe UI"/>
-          <w:b/>
-          <w:i w:val="0"/>
-          <w:color w:val="718096"/>
-          <w:sz w:val="20"/>
-        </w:rPr>
-        <w:t xml:space="preserve">Ngày tạo: </w:t>
-      </w:r>
-      <w:r>
-        <w:rPr>
-          <w:rFonts w:ascii="Segoe UI" w:hAnsi="Segoe UI"/>
-          <w:b w:val="0"/>
-          <w:i w:val="0"/>
-          <w:color w:val="2D3748"/>
-          <w:sz w:val="20"/>
-        </w:rPr>
-        <w:t>29/05/2026</w:t>
-      </w:r>
-    </w:p>
-    <w:p>
-      <w:pPr>
-        <w:spacing w:after="80"/>
-      </w:pPr>
-      <w:r>
-        <w:rPr>
-          <w:rFonts w:ascii="Segoe UI" w:hAnsi="Segoe UI"/>
-          <w:b/>
-          <w:i w:val="0"/>
-          <w:color w:val="718096"/>
-          <w:sz w:val="20"/>
-        </w:rPr>
-        <w:t xml:space="preserve">Tác giả: </w:t>
-      </w:r>
-      <w:r>
-        <w:rPr>
-          <w:rFonts w:ascii="Segoe UI" w:hAnsi="Segoe UI"/>
-          <w:b w:val="0"/>
-          <w:i w:val="0"/>
-          <w:color w:val="2D3748"/>
-          <w:sz w:val="20"/>
-        </w:rPr>
-        <w:t>Software Architect &amp; Technical Lead</w:t>
-      </w:r>
-    </w:p>
-    <w:p>
-      <w:pPr>
-        <w:spacing w:after="80"/>
-      </w:pPr>
-      <w:r>
-        <w:rPr>
-          <w:rFonts w:ascii="Segoe UI" w:hAnsi="Segoe UI"/>
-          <w:b/>
-          <w:i w:val="0"/>
-          <w:color w:val="718096"/>
-          <w:sz w:val="20"/>
-        </w:rPr>
-        <w:t xml:space="preserve">Trạng thái: </w:t>
-      </w:r>
-      <w:r>
-        <w:rPr>
-          <w:rFonts w:ascii="Segoe UI" w:hAnsi="Segoe UI"/>
-          <w:b w:val="0"/>
-          <w:i w:val="0"/>
-          <w:color w:val="2D3748"/>
-          <w:sz w:val="20"/>
-        </w:rPr>
-        <w:t>Được phê duyệt</w:t>
-      </w:r>
-    </w:p>
-    <w:p>
-      <w:r>
-        <w:br w:type="page"/>
-      </w:r>
     </w:p>
     <w:p>
       <w:pPr>
         <w:keepNext/>
-        <w:spacing w:before="320" w:after="120"/>
+        <w:spacing w:before="320" w:after="160"/>
       </w:pPr>
       <w:r>
         <w:rPr>
-          <w:rFonts w:ascii="Segoe UI" w:hAnsi="Segoe UI"/>
+          <w:rFonts w:ascii="Calibri" w:hAnsi="Calibri"/>
           <w:b/>
-          <w:i w:val="0"/>
-          <w:color w:val="1A365D"/>
+          <w:color w:val="1E3A8A"/>
           <w:sz w:val="36"/>
         </w:rPr>
         <w:t>1. Tổng Quan Hệ Thống (System Overview)</w:t>
@@ -240,31 +509,151 @@
     </w:p>
     <w:p>
       <w:pPr>
-        <w:spacing w:after="120" w:line="276" w:lineRule="auto"/>
-        <w:jc w:val="left"/>
+        <w:spacing w:before="0" w:after="60"/>
+      </w:pPr>
+    </w:p>
+    <w:p>
+      <w:pPr>
+        <w:spacing w:line="276" w:lineRule="auto" w:before="0" w:after="120"/>
       </w:pPr>
       <w:r>
         <w:rPr>
-          <w:rFonts w:ascii="Segoe UI" w:hAnsi="Segoe UI"/>
-          <w:b w:val="0"/>
-          <w:i w:val="0"/>
-          <w:color w:val="2D3748"/>
-          <w:sz w:val="22"/>
+          <w:rFonts w:ascii="Calibri" w:hAnsi="Calibri"/>
         </w:rPr>
-        <w:t>Hệ thống Quản lý Nhà hàng Chuỗi (SWP) là một giải pháp phần mềm tổng thể được thiết kế nhằm tối ưu hóa hoạt động vận hành của một chuỗi nhà hàng ẩm thực với quy mô nhiều chi nhánh phân tán địa lý. Hệ thống giải quyết các bài toán phức tạp về quản lý bán hàng tại quầy (POS) thời gian thực, đồng bộ hóa quy trình chế biến món ăn ở bếp (KDS), quản lý kho nguyên liệu tập trung, quản lý nhân sự &amp; ca kíp làm việc, tính lương tự động, và cung cấp báo cáo thống kê kinh doanh thông minh tích hợp trí tuệ nhân tạo (AI Assistant) để đề xuất quyết định quản trị tối ưu.</w:t>
+        <w:t xml:space="preserve">Hệ thống </w:t>
+      </w:r>
+      <w:r>
+        <w:rPr>
+          <w:rFonts w:ascii="Calibri" w:hAnsi="Calibri"/>
+          <w:b/>
+          <w:color w:val="111827"/>
+        </w:rPr>
+        <w:t>Quản lý Nhà hàng Chuỗi (RMS)</w:t>
+      </w:r>
+      <w:r>
+        <w:rPr>
+          <w:rFonts w:ascii="Calibri" w:hAnsi="Calibri"/>
+        </w:rPr>
+        <w:t xml:space="preserve"> được thiết kế theo mô hình </w:t>
+      </w:r>
+      <w:r>
+        <w:rPr>
+          <w:rFonts w:ascii="Calibri" w:hAnsi="Calibri"/>
+          <w:b/>
+          <w:color w:val="111827"/>
+        </w:rPr>
+        <w:t>Modular Monolith (Kiến trúc nguyên khối phân mô-đun)</w:t>
+      </w:r>
+      <w:r>
+        <w:rPr>
+          <w:rFonts w:ascii="Calibri" w:hAnsi="Calibri"/>
+        </w:rPr>
+        <w:t>. Thiết kế này giúp hệ thống đạt được sự cân bằng tối ưu giữa tính dễ triển khai (phù hợp cho dự án môn học SWP391) và tính độc lập, bao gói cao của từng phân hệ nghiệp vụ nghiệp vụ (Auth, POS, KDS, Kho, Loyalty, HR, Thu Mua, Khuyến Mãi).</w:t>
       </w:r>
     </w:p>
     <w:p>
       <w:pPr>
-        <w:keepNext/>
-        <w:spacing w:before="320" w:after="120"/>
+        <w:spacing w:before="0" w:after="60"/>
+      </w:pPr>
+    </w:p>
+    <w:p>
+      <w:pPr>
+        <w:spacing w:line="276" w:lineRule="auto" w:before="0" w:after="120"/>
       </w:pPr>
       <w:r>
         <w:rPr>
-          <w:rFonts w:ascii="Segoe UI" w:hAnsi="Segoe UI"/>
+          <w:rFonts w:ascii="Calibri" w:hAnsi="Calibri"/>
+        </w:rPr>
+        <w:t>Mỗi mô-đun nghiệp vụ tự quản lý các tầng lớp logic riêng biệt (</w:t>
+      </w:r>
+      <w:r>
+        <w:rPr>
+          <w:rFonts w:ascii="Consolas" w:hAnsi="Consolas"/>
+          <w:color w:val="B45309"/>
+          <w:sz w:val="19"/>
+        </w:rPr>
+        <w:t>Controller</w:t>
+      </w:r>
+      <w:r>
+        <w:rPr>
+          <w:rFonts w:ascii="Calibri" w:hAnsi="Calibri"/>
+        </w:rPr>
+        <w:t xml:space="preserve">, </w:t>
+      </w:r>
+      <w:r>
+        <w:rPr>
+          <w:rFonts w:ascii="Consolas" w:hAnsi="Consolas"/>
+          <w:color w:val="B45309"/>
+          <w:sz w:val="19"/>
+        </w:rPr>
+        <w:t>Service</w:t>
+      </w:r>
+      <w:r>
+        <w:rPr>
+          <w:rFonts w:ascii="Calibri" w:hAnsi="Calibri"/>
+        </w:rPr>
+        <w:t xml:space="preserve">, </w:t>
+      </w:r>
+      <w:r>
+        <w:rPr>
+          <w:rFonts w:ascii="Consolas" w:hAnsi="Consolas"/>
+          <w:color w:val="B45309"/>
+          <w:sz w:val="19"/>
+        </w:rPr>
+        <w:t>Repository</w:t>
+      </w:r>
+      <w:r>
+        <w:rPr>
+          <w:rFonts w:ascii="Calibri" w:hAnsi="Calibri"/>
+        </w:rPr>
+        <w:t xml:space="preserve">, </w:t>
+      </w:r>
+      <w:r>
+        <w:rPr>
+          <w:rFonts w:ascii="Consolas" w:hAnsi="Consolas"/>
+          <w:color w:val="B45309"/>
+          <w:sz w:val="19"/>
+        </w:rPr>
+        <w:t>Model</w:t>
+      </w:r>
+      <w:r>
+        <w:rPr>
+          <w:rFonts w:ascii="Calibri" w:hAnsi="Calibri"/>
+        </w:rPr>
+        <w:t>), chỉ giao tiếp chéo thông qua các giao diện dịch vụ (Service Interfaces) được định nghĩa sẵn, giúp giảm thiểu độ phụ thuộc chéo (Loosely Coupled).</w:t>
+      </w:r>
+    </w:p>
+    <w:p>
+      <w:pPr>
+        <w:spacing w:before="0" w:after="60"/>
+      </w:pPr>
+    </w:p>
+    <w:p>
+      <w:pPr>
+        <w:spacing w:line="276" w:lineRule="auto" w:before="0" w:after="120"/>
+      </w:pPr>
+      <w:r>
+        <w:rPr>
+          <w:rFonts w:ascii="Calibri" w:hAnsi="Calibri"/>
+        </w:rPr>
+        <w:t>---</w:t>
+      </w:r>
+    </w:p>
+    <w:p>
+      <w:pPr>
+        <w:spacing w:before="0" w:after="60"/>
+      </w:pPr>
+    </w:p>
+    <w:p>
+      <w:pPr>
+        <w:keepNext/>
+        <w:spacing w:before="320" w:after="160"/>
+      </w:pPr>
+      <w:r>
+        <w:rPr>
+          <w:rFonts w:ascii="Calibri" w:hAnsi="Calibri"/>
           <w:b/>
-          <w:i w:val="0"/>
-          <w:color w:val="1A365D"/>
+          <w:color w:val="1E3A8A"/>
           <w:sz w:val="36"/>
         </w:rPr>
         <w:t>2. Công Nghệ Sử Dụng (Technology Stack)</w:t>
@@ -272,67 +661,114 @@
     </w:p>
     <w:p>
       <w:pPr>
-        <w:spacing w:after="120" w:line="276" w:lineRule="auto"/>
-        <w:jc w:val="left"/>
+        <w:spacing w:before="0" w:after="60"/>
+      </w:pPr>
+    </w:p>
+    <w:p>
+      <w:pPr>
+        <w:spacing w:line="276" w:lineRule="auto" w:before="0" w:after="120"/>
       </w:pPr>
       <w:r>
         <w:rPr>
-          <w:rFonts w:ascii="Segoe UI" w:hAnsi="Segoe UI"/>
-          <w:b w:val="0"/>
-          <w:i w:val="0"/>
-          <w:color w:val="2D3748"/>
-          <w:sz w:val="22"/>
+          <w:rFonts w:ascii="Calibri" w:hAnsi="Calibri"/>
         </w:rPr>
-        <w:t>Hệ thống được phát triển trên nền tảng kiến trúc Micro-modular với ngôn ngữ lập trình Java ở phía Back-end và các template HTML/Thymeleaf hiện đại kết hợp với CSS/JS thuần cho phía Front-end nhằm đảm bảo tốc độ phản hồi nhanh, bảo mật tối đa và khả năng mở rộng cao. Dưới đây là bảng chi tiết danh sách công nghệ và thư viện cốt lõi:</w:t>
+        <w:t xml:space="preserve">Hệ thống được phát triển trên nền tảng </w:t>
       </w:r>
+      <w:r>
+        <w:rPr>
+          <w:rFonts w:ascii="Calibri" w:hAnsi="Calibri"/>
+          <w:b/>
+          <w:color w:val="111827"/>
+        </w:rPr>
+        <w:t>Java 21</w:t>
+      </w:r>
+      <w:r>
+        <w:rPr>
+          <w:rFonts w:ascii="Calibri" w:hAnsi="Calibri"/>
+        </w:rPr>
+        <w:t xml:space="preserve"> kết hợp với </w:t>
+      </w:r>
+      <w:r>
+        <w:rPr>
+          <w:rFonts w:ascii="Calibri" w:hAnsi="Calibri"/>
+          <w:b/>
+          <w:color w:val="111827"/>
+        </w:rPr>
+        <w:t>Spring Boot 3.4+</w:t>
+      </w:r>
+      <w:r>
+        <w:rPr>
+          <w:rFonts w:ascii="Calibri" w:hAnsi="Calibri"/>
+        </w:rPr>
+        <w:t xml:space="preserve"> mạnh mẽ cho phía Back-end và các template </w:t>
+      </w:r>
+      <w:r>
+        <w:rPr>
+          <w:rFonts w:ascii="Calibri" w:hAnsi="Calibri"/>
+          <w:b/>
+          <w:color w:val="111827"/>
+        </w:rPr>
+        <w:t>Thymeleaf HTML5</w:t>
+      </w:r>
+      <w:r>
+        <w:rPr>
+          <w:rFonts w:ascii="Calibri" w:hAnsi="Calibri"/>
+        </w:rPr>
+        <w:t xml:space="preserve"> cùng với CSS/JS thuần cho Front-end để tối ưu hóa tốc độ tải trang, đảm bảo khả năng render giao diện mượt mà mà không làm phức tạp hóa kiến trúc triển khai.</w:t>
+      </w:r>
+    </w:p>
+    <w:p>
+      <w:pPr>
+        <w:spacing w:before="0" w:after="60"/>
+      </w:pPr>
     </w:p>
     <w:tbl>
       <w:tblPr>
         <w:tblW w:type="auto" w:w="0"/>
         <w:jc w:val="center"/>
+        <w:tblLayout w:type="autofit"/>
         <w:tblLook w:firstColumn="1" w:firstRow="1" w:lastColumn="0" w:lastRow="0" w:noHBand="0" w:noVBand="1" w:val="04A0"/>
         <w:tblBorders>
-          <w:top w:val="single" w:sz="4" w:space="0" w:color="CBD5E0"/>
+          <w:top w:val="single" w:sz="6" w:space="0" w:color="1E3A8A"/>
+          <w:bottom w:val="single" w:sz="6" w:space="0" w:color="1E3A8A"/>
           <w:left w:val="none"/>
-          <w:bottom w:val="single" w:sz="6" w:space="0" w:color="A0AEC0"/>
           <w:right w:val="none"/>
-          <w:insideH w:val="single" w:sz="4" w:space="0" w:color="E2E8F0"/>
+          <w:insideH w:val="single" w:sz="4" w:space="0" w:color="E5E7EB"/>
           <w:insideV w:val="none"/>
         </w:tblBorders>
       </w:tblPr>
       <w:tblGrid>
-        <w:gridCol w:w="2880"/>
-        <w:gridCol w:w="2160"/>
-        <w:gridCol w:w="4320"/>
+        <w:gridCol w:w="3120"/>
+        <w:gridCol w:w="3120"/>
+        <w:gridCol w:w="3120"/>
       </w:tblGrid>
       <w:tr>
         <w:trPr>
+          <w:cantSplit/>
           <w:tblHeader/>
         </w:trPr>
         <w:tc>
           <w:tcPr>
             <w:tcW w:type="dxa" w:w="3120"/>
-            <w:shd w:fill="1A365D"/>
             <w:tcMar>
-              <w:top w:w="120" w:type="dxa"/>
-              <w:bottom w:w="120" w:type="dxa"/>
-              <w:left w:w="180" w:type="dxa"/>
-              <w:right w:w="180" w:type="dxa"/>
+              <w:top w:w="140" w:type="dxa"/>
+              <w:bottom w:w="140" w:type="dxa"/>
+              <w:left w:w="160" w:type="dxa"/>
+              <w:right w:w="160" w:type="dxa"/>
             </w:tcMar>
+            <w:shd w:fill="1E3A8A"/>
           </w:tcPr>
           <w:p>
             <w:pPr>
-              <w:spacing w:after="0"/>
-              <w:jc w:val="left"/>
+              <w:spacing w:before="0" w:after="0"/>
+              <w:jc w:val="center"/>
             </w:pPr>
-            <w:r/>
             <w:r>
               <w:rPr>
-                <w:rFonts w:ascii="Segoe UI" w:hAnsi="Segoe UI"/>
+                <w:rFonts w:ascii="Calibri" w:hAnsi="Calibri"/>
                 <w:b/>
-                <w:i w:val="0"/>
                 <w:color w:val="FFFFFF"/>
-                <w:sz w:val="21"/>
+                <w:sz w:val="20"/>
               </w:rPr>
               <w:t>Lớp Công Nghệ (Layer)</w:t>
             </w:r>
@@ -341,27 +777,25 @@
         <w:tc>
           <w:tcPr>
             <w:tcW w:type="dxa" w:w="3120"/>
-            <w:shd w:fill="1A365D"/>
             <w:tcMar>
-              <w:top w:w="120" w:type="dxa"/>
-              <w:bottom w:w="120" w:type="dxa"/>
-              <w:left w:w="180" w:type="dxa"/>
-              <w:right w:w="180" w:type="dxa"/>
+              <w:top w:w="140" w:type="dxa"/>
+              <w:bottom w:w="140" w:type="dxa"/>
+              <w:left w:w="160" w:type="dxa"/>
+              <w:right w:w="160" w:type="dxa"/>
             </w:tcMar>
+            <w:shd w:fill="1E3A8A"/>
           </w:tcPr>
           <w:p>
             <w:pPr>
-              <w:spacing w:after="0"/>
-              <w:jc w:val="left"/>
+              <w:spacing w:before="0" w:after="0"/>
+              <w:jc w:val="center"/>
             </w:pPr>
-            <w:r/>
             <w:r>
               <w:rPr>
-                <w:rFonts w:ascii="Segoe UI" w:hAnsi="Segoe UI"/>
+                <w:rFonts w:ascii="Calibri" w:hAnsi="Calibri"/>
                 <w:b/>
-                <w:i w:val="0"/>
                 <w:color w:val="FFFFFF"/>
-                <w:sz w:val="21"/>
+                <w:sz w:val="20"/>
               </w:rPr>
               <w:t>Công Nghệ &amp; Thư Viện</w:t>
             </w:r>
@@ -370,27 +804,25 @@
         <w:tc>
           <w:tcPr>
             <w:tcW w:type="dxa" w:w="3120"/>
-            <w:shd w:fill="1A365D"/>
             <w:tcMar>
-              <w:top w:w="120" w:type="dxa"/>
-              <w:bottom w:w="120" w:type="dxa"/>
-              <w:left w:w="180" w:type="dxa"/>
-              <w:right w:w="180" w:type="dxa"/>
+              <w:top w:w="140" w:type="dxa"/>
+              <w:bottom w:w="140" w:type="dxa"/>
+              <w:left w:w="160" w:type="dxa"/>
+              <w:right w:w="160" w:type="dxa"/>
             </w:tcMar>
+            <w:shd w:fill="1E3A8A"/>
           </w:tcPr>
           <w:p>
             <w:pPr>
-              <w:spacing w:after="0"/>
-              <w:jc w:val="left"/>
+              <w:spacing w:before="0" w:after="0"/>
+              <w:jc w:val="center"/>
             </w:pPr>
-            <w:r/>
             <w:r>
               <w:rPr>
-                <w:rFonts w:ascii="Segoe UI" w:hAnsi="Segoe UI"/>
+                <w:rFonts w:ascii="Calibri" w:hAnsi="Calibri"/>
                 <w:b/>
-                <w:i w:val="0"/>
                 <w:color w:val="FFFFFF"/>
-                <w:sz w:val="21"/>
+                <w:sz w:val="20"/>
               </w:rPr>
               <w:t>Vai Trò &amp; Chức Năng Chi Tiết</w:t>
             </w:r>
@@ -398,59 +830,54 @@
         </w:tc>
       </w:tr>
       <w:tr>
+        <w:trPr>
+          <w:cantSplit/>
+        </w:trPr>
         <w:tc>
           <w:tcPr>
-            <w:tcW w:type="dxa" w:w="2880"/>
+            <w:tcW w:type="dxa" w:w="3120"/>
+            <w:tcMar>
+              <w:top w:w="140" w:type="dxa"/>
+              <w:bottom w:w="140" w:type="dxa"/>
+              <w:left w:w="160" w:type="dxa"/>
+              <w:right w:w="160" w:type="dxa"/>
+            </w:tcMar>
             <w:shd w:fill="FFFFFF"/>
-            <w:tcMar>
-              <w:top w:w="120" w:type="dxa"/>
-              <w:bottom w:w="120" w:type="dxa"/>
-              <w:left w:w="180" w:type="dxa"/>
-              <w:right w:w="180" w:type="dxa"/>
-            </w:tcMar>
           </w:tcPr>
           <w:p>
             <w:pPr>
-              <w:spacing w:after="0" w:line="252" w:lineRule="auto"/>
+              <w:spacing w:before="0" w:after="0"/>
               <w:jc w:val="left"/>
             </w:pPr>
-            <w:r/>
             <w:r>
               <w:rPr>
-                <w:rFonts w:ascii="Segoe UI" w:hAnsi="Segoe UI"/>
-                <w:b w:val="0"/>
-                <w:i w:val="0"/>
-                <w:color w:val="2D3748"/>
-                <w:sz w:val="19"/>
+                <w:rFonts w:ascii="Calibri" w:hAnsi="Calibri"/>
+                <w:b/>
+                <w:color w:val="111827"/>
               </w:rPr>
-              <w:t>Ngôn ngữ &amp; Runtime</w:t>
+              <w:t>Ngôn ngữ Back-end</w:t>
             </w:r>
           </w:p>
         </w:tc>
         <w:tc>
           <w:tcPr>
-            <w:tcW w:type="dxa" w:w="2160"/>
+            <w:tcW w:type="dxa" w:w="3120"/>
+            <w:tcMar>
+              <w:top w:w="140" w:type="dxa"/>
+              <w:bottom w:w="140" w:type="dxa"/>
+              <w:left w:w="160" w:type="dxa"/>
+              <w:right w:w="160" w:type="dxa"/>
+            </w:tcMar>
             <w:shd w:fill="FFFFFF"/>
-            <w:tcMar>
-              <w:top w:w="120" w:type="dxa"/>
-              <w:bottom w:w="120" w:type="dxa"/>
-              <w:left w:w="180" w:type="dxa"/>
-              <w:right w:w="180" w:type="dxa"/>
-            </w:tcMar>
           </w:tcPr>
           <w:p>
             <w:pPr>
-              <w:spacing w:after="0" w:line="252" w:lineRule="auto"/>
+              <w:spacing w:before="0" w:after="0"/>
               <w:jc w:val="left"/>
             </w:pPr>
-            <w:r/>
             <w:r>
               <w:rPr>
-                <w:rFonts w:ascii="Segoe UI" w:hAnsi="Segoe UI"/>
-                <w:b w:val="0"/>
-                <w:i w:val="0"/>
-                <w:color w:val="2D3748"/>
-                <w:sz w:val="19"/>
+                <w:rFonts w:ascii="Calibri" w:hAnsi="Calibri"/>
               </w:rPr>
               <w:t>Java 21 (LTS)</w:t>
             </w:r>
@@ -458,59 +885,54 @@
         </w:tc>
         <w:tc>
           <w:tcPr>
-            <w:tcW w:type="dxa" w:w="4320"/>
+            <w:tcW w:type="dxa" w:w="3120"/>
+            <w:tcMar>
+              <w:top w:w="140" w:type="dxa"/>
+              <w:bottom w:w="140" w:type="dxa"/>
+              <w:left w:w="160" w:type="dxa"/>
+              <w:right w:w="160" w:type="dxa"/>
+            </w:tcMar>
             <w:shd w:fill="FFFFFF"/>
-            <w:tcMar>
-              <w:top w:w="120" w:type="dxa"/>
-              <w:bottom w:w="120" w:type="dxa"/>
-              <w:left w:w="180" w:type="dxa"/>
-              <w:right w:w="180" w:type="dxa"/>
-            </w:tcMar>
           </w:tcPr>
           <w:p>
             <w:pPr>
-              <w:spacing w:after="0" w:line="252" w:lineRule="auto"/>
+              <w:spacing w:before="0" w:after="0"/>
               <w:jc w:val="left"/>
             </w:pPr>
-            <w:r/>
             <w:r>
               <w:rPr>
-                <w:rFonts w:ascii="Segoe UI" w:hAnsi="Segoe UI"/>
-                <w:b w:val="0"/>
-                <w:i w:val="0"/>
-                <w:color w:val="2D3748"/>
-                <w:sz w:val="19"/>
+                <w:rFonts w:ascii="Calibri" w:hAnsi="Calibri"/>
               </w:rPr>
-              <w:t>Cung cấp nền tảng runtime mạnh mẽ với các tính năng mới nhất về hiệu năng và bảo mật.</w:t>
+              <w:t>Sử dụng Record, Pattern Matching và Virtual Threads để nâng cao hiệu năng xử lý đa luồng.</w:t>
             </w:r>
           </w:p>
         </w:tc>
       </w:tr>
       <w:tr>
+        <w:trPr>
+          <w:cantSplit/>
+        </w:trPr>
         <w:tc>
           <w:tcPr>
-            <w:tcW w:type="dxa" w:w="2880"/>
-            <w:shd w:fill="F7FAFC"/>
+            <w:tcW w:type="dxa" w:w="3120"/>
             <w:tcMar>
-              <w:top w:w="120" w:type="dxa"/>
-              <w:bottom w:w="120" w:type="dxa"/>
-              <w:left w:w="180" w:type="dxa"/>
-              <w:right w:w="180" w:type="dxa"/>
+              <w:top w:w="140" w:type="dxa"/>
+              <w:bottom w:w="140" w:type="dxa"/>
+              <w:left w:w="160" w:type="dxa"/>
+              <w:right w:w="160" w:type="dxa"/>
             </w:tcMar>
+            <w:shd w:fill="F9FAFB"/>
           </w:tcPr>
           <w:p>
             <w:pPr>
-              <w:spacing w:after="0" w:line="252" w:lineRule="auto"/>
+              <w:spacing w:before="0" w:after="0"/>
               <w:jc w:val="left"/>
             </w:pPr>
-            <w:r/>
             <w:r>
               <w:rPr>
-                <w:rFonts w:ascii="Segoe UI" w:hAnsi="Segoe UI"/>
-                <w:b w:val="0"/>
-                <w:i w:val="0"/>
-                <w:color w:val="2D3748"/>
-                <w:sz w:val="19"/>
+                <w:rFonts w:ascii="Calibri" w:hAnsi="Calibri"/>
+                <w:b/>
+                <w:color w:val="111827"/>
               </w:rPr>
               <w:t>Framework cốt lõi</w:t>
             </w:r>
@@ -518,177 +940,78 @@
         </w:tc>
         <w:tc>
           <w:tcPr>
-            <w:tcW w:type="dxa" w:w="2160"/>
-            <w:shd w:fill="F7FAFC"/>
+            <w:tcW w:type="dxa" w:w="3120"/>
             <w:tcMar>
-              <w:top w:w="120" w:type="dxa"/>
-              <w:bottom w:w="120" w:type="dxa"/>
-              <w:left w:w="180" w:type="dxa"/>
-              <w:right w:w="180" w:type="dxa"/>
+              <w:top w:w="140" w:type="dxa"/>
+              <w:bottom w:w="140" w:type="dxa"/>
+              <w:left w:w="160" w:type="dxa"/>
+              <w:right w:w="160" w:type="dxa"/>
             </w:tcMar>
+            <w:shd w:fill="F9FAFB"/>
           </w:tcPr>
           <w:p>
             <w:pPr>
-              <w:spacing w:after="0" w:line="252" w:lineRule="auto"/>
+              <w:spacing w:before="0" w:after="0"/>
               <w:jc w:val="left"/>
             </w:pPr>
-            <w:r/>
             <w:r>
               <w:rPr>
-                <w:rFonts w:ascii="Segoe UI" w:hAnsi="Segoe UI"/>
-                <w:b w:val="0"/>
-                <w:i w:val="0"/>
-                <w:color w:val="2D3748"/>
-                <w:sz w:val="19"/>
+                <w:rFonts w:ascii="Calibri" w:hAnsi="Calibri"/>
               </w:rPr>
-              <w:t>Spring Boot 4.0.6</w:t>
+              <w:t>Spring Boot 3.4.x</w:t>
             </w:r>
           </w:p>
         </w:tc>
         <w:tc>
           <w:tcPr>
-            <w:tcW w:type="dxa" w:w="4320"/>
-            <w:shd w:fill="F7FAFC"/>
+            <w:tcW w:type="dxa" w:w="3120"/>
             <w:tcMar>
-              <w:top w:w="120" w:type="dxa"/>
-              <w:bottom w:w="120" w:type="dxa"/>
-              <w:left w:w="180" w:type="dxa"/>
-              <w:right w:w="180" w:type="dxa"/>
+              <w:top w:w="140" w:type="dxa"/>
+              <w:bottom w:w="140" w:type="dxa"/>
+              <w:left w:w="160" w:type="dxa"/>
+              <w:right w:w="160" w:type="dxa"/>
             </w:tcMar>
+            <w:shd w:fill="F9FAFB"/>
           </w:tcPr>
           <w:p>
             <w:pPr>
-              <w:spacing w:after="0" w:line="252" w:lineRule="auto"/>
+              <w:spacing w:before="0" w:after="0"/>
               <w:jc w:val="left"/>
             </w:pPr>
-            <w:r/>
             <w:r>
               <w:rPr>
-                <w:rFonts w:ascii="Segoe UI" w:hAnsi="Segoe UI"/>
-                <w:b w:val="0"/>
-                <w:i w:val="0"/>
-                <w:color w:val="2D3748"/>
-                <w:sz w:val="19"/>
+                <w:rFonts w:ascii="Calibri" w:hAnsi="Calibri"/>
               </w:rPr>
-              <w:t>Quản lý Dependency Injection, Auto-configuration và khởi dựng ứng dụng nhanh chóng.</w:t>
+              <w:t>Cung cấp nền tảng quản lý Bean, Dependency Injection, Auto-configuration.</w:t>
             </w:r>
           </w:p>
         </w:tc>
       </w:tr>
       <w:tr>
+        <w:trPr>
+          <w:cantSplit/>
+        </w:trPr>
         <w:tc>
           <w:tcPr>
-            <w:tcW w:type="dxa" w:w="2880"/>
+            <w:tcW w:type="dxa" w:w="3120"/>
+            <w:tcMar>
+              <w:top w:w="140" w:type="dxa"/>
+              <w:bottom w:w="140" w:type="dxa"/>
+              <w:left w:w="160" w:type="dxa"/>
+              <w:right w:w="160" w:type="dxa"/>
+            </w:tcMar>
             <w:shd w:fill="FFFFFF"/>
-            <w:tcMar>
-              <w:top w:w="120" w:type="dxa"/>
-              <w:bottom w:w="120" w:type="dxa"/>
-              <w:left w:w="180" w:type="dxa"/>
-              <w:right w:w="180" w:type="dxa"/>
-            </w:tcMar>
           </w:tcPr>
           <w:p>
             <w:pPr>
-              <w:spacing w:after="0" w:line="252" w:lineRule="auto"/>
+              <w:spacing w:before="0" w:after="0"/>
               <w:jc w:val="left"/>
             </w:pPr>
-            <w:r/>
             <w:r>
               <w:rPr>
-                <w:rFonts w:ascii="Segoe UI" w:hAnsi="Segoe UI"/>
-                <w:b w:val="0"/>
-                <w:i w:val="0"/>
-                <w:color w:val="2D3748"/>
-                <w:sz w:val="19"/>
-              </w:rPr>
-              <w:t>Web &amp; Giao diện</w:t>
-            </w:r>
-          </w:p>
-        </w:tc>
-        <w:tc>
-          <w:tcPr>
-            <w:tcW w:type="dxa" w:w="2160"/>
-            <w:shd w:fill="FFFFFF"/>
-            <w:tcMar>
-              <w:top w:w="120" w:type="dxa"/>
-              <w:bottom w:w="120" w:type="dxa"/>
-              <w:left w:w="180" w:type="dxa"/>
-              <w:right w:w="180" w:type="dxa"/>
-            </w:tcMar>
-          </w:tcPr>
-          <w:p>
-            <w:pPr>
-              <w:spacing w:after="0" w:line="252" w:lineRule="auto"/>
-              <w:jc w:val="left"/>
-            </w:pPr>
-            <w:r/>
-            <w:r>
-              <w:rPr>
-                <w:rFonts w:ascii="Segoe UI" w:hAnsi="Segoe UI"/>
-                <w:b w:val="0"/>
-                <w:i w:val="0"/>
-                <w:color w:val="2D3748"/>
-                <w:sz w:val="19"/>
-              </w:rPr>
-              <w:t>Spring MVC &amp; Thymeleaf</w:t>
-            </w:r>
-          </w:p>
-        </w:tc>
-        <w:tc>
-          <w:tcPr>
-            <w:tcW w:type="dxa" w:w="4320"/>
-            <w:shd w:fill="FFFFFF"/>
-            <w:tcMar>
-              <w:top w:w="120" w:type="dxa"/>
-              <w:bottom w:w="120" w:type="dxa"/>
-              <w:left w:w="180" w:type="dxa"/>
-              <w:right w:w="180" w:type="dxa"/>
-            </w:tcMar>
-          </w:tcPr>
-          <w:p>
-            <w:pPr>
-              <w:spacing w:after="0" w:line="252" w:lineRule="auto"/>
-              <w:jc w:val="left"/>
-            </w:pPr>
-            <w:r/>
-            <w:r>
-              <w:rPr>
-                <w:rFonts w:ascii="Segoe UI" w:hAnsi="Segoe UI"/>
-                <w:b w:val="0"/>
-                <w:i w:val="0"/>
-                <w:color w:val="2D3748"/>
-                <w:sz w:val="19"/>
-              </w:rPr>
-              <w:t>Xây dựng các Controller điều phối yêu cầu và render trang giao diện động phía Server-side.</w:t>
-            </w:r>
-          </w:p>
-        </w:tc>
-      </w:tr>
-      <w:tr>
-        <w:tc>
-          <w:tcPr>
-            <w:tcW w:type="dxa" w:w="2880"/>
-            <w:shd w:fill="F7FAFC"/>
-            <w:tcMar>
-              <w:top w:w="120" w:type="dxa"/>
-              <w:bottom w:w="120" w:type="dxa"/>
-              <w:left w:w="180" w:type="dxa"/>
-              <w:right w:w="180" w:type="dxa"/>
-            </w:tcMar>
-          </w:tcPr>
-          <w:p>
-            <w:pPr>
-              <w:spacing w:after="0" w:line="252" w:lineRule="auto"/>
-              <w:jc w:val="left"/>
-            </w:pPr>
-            <w:r/>
-            <w:r>
-              <w:rPr>
-                <w:rFonts w:ascii="Segoe UI" w:hAnsi="Segoe UI"/>
-                <w:b w:val="0"/>
-                <w:i w:val="0"/>
-                <w:color w:val="2D3748"/>
-                <w:sz w:val="19"/>
+                <w:rFonts w:ascii="Calibri" w:hAnsi="Calibri"/>
+                <w:b/>
+                <w:color w:val="111827"/>
               </w:rPr>
               <w:t>Bảo mật hệ thống</w:t>
             </w:r>
@@ -696,295 +1019,102 @@
         </w:tc>
         <w:tc>
           <w:tcPr>
-            <w:tcW w:type="dxa" w:w="2160"/>
-            <w:shd w:fill="F7FAFC"/>
+            <w:tcW w:type="dxa" w:w="3120"/>
             <w:tcMar>
-              <w:top w:w="120" w:type="dxa"/>
-              <w:bottom w:w="120" w:type="dxa"/>
-              <w:left w:w="180" w:type="dxa"/>
-              <w:right w:w="180" w:type="dxa"/>
+              <w:top w:w="140" w:type="dxa"/>
+              <w:bottom w:w="140" w:type="dxa"/>
+              <w:left w:w="160" w:type="dxa"/>
+              <w:right w:w="160" w:type="dxa"/>
             </w:tcMar>
+            <w:shd w:fill="FFFFFF"/>
           </w:tcPr>
           <w:p>
             <w:pPr>
-              <w:spacing w:after="0" w:line="252" w:lineRule="auto"/>
+              <w:spacing w:before="0" w:after="0"/>
               <w:jc w:val="left"/>
             </w:pPr>
-            <w:r/>
             <w:r>
               <w:rPr>
-                <w:rFonts w:ascii="Segoe UI" w:hAnsi="Segoe UI"/>
-                <w:b w:val="0"/>
-                <w:i w:val="0"/>
-                <w:color w:val="2D3748"/>
-                <w:sz w:val="19"/>
+                <w:rFonts w:ascii="Calibri" w:hAnsi="Calibri"/>
               </w:rPr>
-              <w:t>Spring Security, OAuth2 Client</w:t>
+              <w:t>Spring Security 6.x</w:t>
             </w:r>
           </w:p>
         </w:tc>
         <w:tc>
           <w:tcPr>
-            <w:tcW w:type="dxa" w:w="4320"/>
-            <w:shd w:fill="F7FAFC"/>
+            <w:tcW w:type="dxa" w:w="3120"/>
             <w:tcMar>
-              <w:top w:w="120" w:type="dxa"/>
-              <w:bottom w:w="120" w:type="dxa"/>
-              <w:left w:w="180" w:type="dxa"/>
-              <w:right w:w="180" w:type="dxa"/>
+              <w:top w:w="140" w:type="dxa"/>
+              <w:bottom w:w="140" w:type="dxa"/>
+              <w:left w:w="160" w:type="dxa"/>
+              <w:right w:w="160" w:type="dxa"/>
             </w:tcMar>
+            <w:shd w:fill="FFFFFF"/>
           </w:tcPr>
           <w:p>
             <w:pPr>
-              <w:spacing w:after="0" w:line="252" w:lineRule="auto"/>
+              <w:spacing w:before="0" w:after="0"/>
               <w:jc w:val="left"/>
             </w:pPr>
-            <w:r/>
             <w:r>
               <w:rPr>
-                <w:rFonts w:ascii="Segoe UI" w:hAnsi="Segoe UI"/>
-                <w:b w:val="0"/>
-                <w:i w:val="0"/>
-                <w:color w:val="2D3748"/>
-                <w:sz w:val="19"/>
+                <w:rFonts w:ascii="Calibri" w:hAnsi="Calibri"/>
               </w:rPr>
-              <w:t>Quản lý cơ chế đăng nhập mã hóa, xác thực phân quyền Role-based, cấu hình chống tấn công CSRF, lưu trữ mật khẩu BCrypt, hỗ trợ đăng nhập OAuth2 Google và thiết lập xác thực 2 yếu tố 2FA.</w:t>
+              <w:t>Quản lý đăng nhập, mã hóa BCrypt, phân quyền theo vai trò (RBAC) và kiểm soát phạm vi chi nhánh.</w:t>
             </w:r>
           </w:p>
         </w:tc>
       </w:tr>
       <w:tr>
+        <w:trPr>
+          <w:cantSplit/>
+        </w:trPr>
         <w:tc>
           <w:tcPr>
-            <w:tcW w:type="dxa" w:w="2880"/>
-            <w:shd w:fill="FFFFFF"/>
+            <w:tcW w:type="dxa" w:w="3120"/>
             <w:tcMar>
-              <w:top w:w="120" w:type="dxa"/>
-              <w:bottom w:w="120" w:type="dxa"/>
-              <w:left w:w="180" w:type="dxa"/>
-              <w:right w:w="180" w:type="dxa"/>
+              <w:top w:w="140" w:type="dxa"/>
+              <w:bottom w:w="140" w:type="dxa"/>
+              <w:left w:w="160" w:type="dxa"/>
+              <w:right w:w="160" w:type="dxa"/>
             </w:tcMar>
+            <w:shd w:fill="F9FAFB"/>
           </w:tcPr>
           <w:p>
             <w:pPr>
-              <w:spacing w:after="0" w:line="252" w:lineRule="auto"/>
+              <w:spacing w:before="0" w:after="0"/>
               <w:jc w:val="left"/>
             </w:pPr>
-            <w:r/>
             <w:r>
               <w:rPr>
-                <w:rFonts w:ascii="Segoe UI" w:hAnsi="Segoe UI"/>
-                <w:b w:val="0"/>
-                <w:i w:val="0"/>
-                <w:color w:val="2D3748"/>
-                <w:sz w:val="19"/>
+                <w:rFonts w:ascii="Calibri" w:hAnsi="Calibri"/>
+                <w:b/>
+                <w:color w:val="111827"/>
               </w:rPr>
-              <w:t>Cơ sở dữ liệu (SQL)</w:t>
+              <w:t>Truy cập Dữ liệu</w:t>
             </w:r>
           </w:p>
         </w:tc>
         <w:tc>
           <w:tcPr>
-            <w:tcW w:type="dxa" w:w="2160"/>
-            <w:shd w:fill="FFFFFF"/>
+            <w:tcW w:type="dxa" w:w="3120"/>
             <w:tcMar>
-              <w:top w:w="120" w:type="dxa"/>
-              <w:bottom w:w="120" w:type="dxa"/>
-              <w:left w:w="180" w:type="dxa"/>
-              <w:right w:w="180" w:type="dxa"/>
+              <w:top w:w="140" w:type="dxa"/>
+              <w:bottom w:w="140" w:type="dxa"/>
+              <w:left w:w="160" w:type="dxa"/>
+              <w:right w:w="160" w:type="dxa"/>
             </w:tcMar>
+            <w:shd w:fill="F9FAFB"/>
           </w:tcPr>
           <w:p>
             <w:pPr>
-              <w:spacing w:after="0" w:line="252" w:lineRule="auto"/>
+              <w:spacing w:before="0" w:after="0"/>
               <w:jc w:val="left"/>
             </w:pPr>
-            <w:r/>
             <w:r>
               <w:rPr>
-                <w:rFonts w:ascii="Segoe UI" w:hAnsi="Segoe UI"/>
-                <w:b w:val="0"/>
-                <w:i w:val="0"/>
-                <w:color w:val="2D3748"/>
-                <w:sz w:val="19"/>
-              </w:rPr>
-              <w:t>PostgreSQL 16+</w:t>
-            </w:r>
-          </w:p>
-        </w:tc>
-        <w:tc>
-          <w:tcPr>
-            <w:tcW w:type="dxa" w:w="4320"/>
-            <w:shd w:fill="FFFFFF"/>
-            <w:tcMar>
-              <w:top w:w="120" w:type="dxa"/>
-              <w:bottom w:w="120" w:type="dxa"/>
-              <w:left w:w="180" w:type="dxa"/>
-              <w:right w:w="180" w:type="dxa"/>
-            </w:tcMar>
-          </w:tcPr>
-          <w:p>
-            <w:pPr>
-              <w:spacing w:after="0" w:line="252" w:lineRule="auto"/>
-              <w:jc w:val="left"/>
-            </w:pPr>
-            <w:r/>
-            <w:r>
-              <w:rPr>
-                <w:rFonts w:ascii="Segoe UI" w:hAnsi="Segoe UI"/>
-                <w:b w:val="0"/>
-                <w:i w:val="0"/>
-                <w:color w:val="2D3748"/>
-                <w:sz w:val="19"/>
-              </w:rPr>
-              <w:t>Lưu trữ quan hệ chính thức, xử lý dữ liệu giao dịch ACID khắt khe đối với hóa đơn và kho hàng.</w:t>
-            </w:r>
-          </w:p>
-        </w:tc>
-      </w:tr>
-      <w:tr>
-        <w:tc>
-          <w:tcPr>
-            <w:tcW w:type="dxa" w:w="2880"/>
-            <w:shd w:fill="F7FAFC"/>
-            <w:tcMar>
-              <w:top w:w="120" w:type="dxa"/>
-              <w:bottom w:w="120" w:type="dxa"/>
-              <w:left w:w="180" w:type="dxa"/>
-              <w:right w:w="180" w:type="dxa"/>
-            </w:tcMar>
-          </w:tcPr>
-          <w:p>
-            <w:pPr>
-              <w:spacing w:after="0" w:line="252" w:lineRule="auto"/>
-              <w:jc w:val="left"/>
-            </w:pPr>
-            <w:r/>
-            <w:r>
-              <w:rPr>
-                <w:rFonts w:ascii="Segoe UI" w:hAnsi="Segoe UI"/>
-                <w:b w:val="0"/>
-                <w:i w:val="0"/>
-                <w:color w:val="2D3748"/>
-                <w:sz w:val="19"/>
-              </w:rPr>
-              <w:t>Cơ sở dữ liệu (In-Memory)</w:t>
-            </w:r>
-          </w:p>
-        </w:tc>
-        <w:tc>
-          <w:tcPr>
-            <w:tcW w:type="dxa" w:w="2160"/>
-            <w:shd w:fill="F7FAFC"/>
-            <w:tcMar>
-              <w:top w:w="120" w:type="dxa"/>
-              <w:bottom w:w="120" w:type="dxa"/>
-              <w:left w:w="180" w:type="dxa"/>
-              <w:right w:w="180" w:type="dxa"/>
-            </w:tcMar>
-          </w:tcPr>
-          <w:p>
-            <w:pPr>
-              <w:spacing w:after="0" w:line="252" w:lineRule="auto"/>
-              <w:jc w:val="left"/>
-            </w:pPr>
-            <w:r/>
-            <w:r>
-              <w:rPr>
-                <w:rFonts w:ascii="Segoe UI" w:hAnsi="Segoe UI"/>
-                <w:b w:val="0"/>
-                <w:i w:val="0"/>
-                <w:color w:val="2D3748"/>
-                <w:sz w:val="19"/>
-              </w:rPr>
-              <w:t>H2 Database</w:t>
-            </w:r>
-          </w:p>
-        </w:tc>
-        <w:tc>
-          <w:tcPr>
-            <w:tcW w:type="dxa" w:w="4320"/>
-            <w:shd w:fill="F7FAFC"/>
-            <w:tcMar>
-              <w:top w:w="120" w:type="dxa"/>
-              <w:bottom w:w="120" w:type="dxa"/>
-              <w:left w:w="180" w:type="dxa"/>
-              <w:right w:w="180" w:type="dxa"/>
-            </w:tcMar>
-          </w:tcPr>
-          <w:p>
-            <w:pPr>
-              <w:spacing w:after="0" w:line="252" w:lineRule="auto"/>
-              <w:jc w:val="left"/>
-            </w:pPr>
-            <w:r/>
-            <w:r>
-              <w:rPr>
-                <w:rFonts w:ascii="Segoe UI" w:hAnsi="Segoe UI"/>
-                <w:b w:val="0"/>
-                <w:i w:val="0"/>
-                <w:color w:val="2D3748"/>
-                <w:sz w:val="19"/>
-              </w:rPr>
-              <w:t>Hỗ trợ môi trường phát triển (Development) và chạy Unit Test cục bộ không cần cài đặt SQL phức tạp.</w:t>
-            </w:r>
-          </w:p>
-        </w:tc>
-      </w:tr>
-      <w:tr>
-        <w:tc>
-          <w:tcPr>
-            <w:tcW w:type="dxa" w:w="2880"/>
-            <w:shd w:fill="FFFFFF"/>
-            <w:tcMar>
-              <w:top w:w="120" w:type="dxa"/>
-              <w:bottom w:w="120" w:type="dxa"/>
-              <w:left w:w="180" w:type="dxa"/>
-              <w:right w:w="180" w:type="dxa"/>
-            </w:tcMar>
-          </w:tcPr>
-          <w:p>
-            <w:pPr>
-              <w:spacing w:after="0" w:line="252" w:lineRule="auto"/>
-              <w:jc w:val="left"/>
-            </w:pPr>
-            <w:r/>
-            <w:r>
-              <w:rPr>
-                <w:rFonts w:ascii="Segoe UI" w:hAnsi="Segoe UI"/>
-                <w:b w:val="0"/>
-                <w:i w:val="0"/>
-                <w:color w:val="2D3748"/>
-                <w:sz w:val="19"/>
-              </w:rPr>
-              <w:t>ORM / Data Access</w:t>
-            </w:r>
-          </w:p>
-        </w:tc>
-        <w:tc>
-          <w:tcPr>
-            <w:tcW w:type="dxa" w:w="2160"/>
-            <w:shd w:fill="FFFFFF"/>
-            <w:tcMar>
-              <w:top w:w="120" w:type="dxa"/>
-              <w:bottom w:w="120" w:type="dxa"/>
-              <w:left w:w="180" w:type="dxa"/>
-              <w:right w:w="180" w:type="dxa"/>
-            </w:tcMar>
-          </w:tcPr>
-          <w:p>
-            <w:pPr>
-              <w:spacing w:after="0" w:line="252" w:lineRule="auto"/>
-              <w:jc w:val="left"/>
-            </w:pPr>
-            <w:r/>
-            <w:r>
-              <w:rPr>
-                <w:rFonts w:ascii="Segoe UI" w:hAnsi="Segoe UI"/>
-                <w:b w:val="0"/>
-                <w:i w:val="0"/>
-                <w:color w:val="2D3748"/>
-                <w:sz w:val="19"/>
+                <w:rFonts w:ascii="Calibri" w:hAnsi="Calibri"/>
               </w:rPr>
               <w:t>Spring Data JPA &amp; Hibernate</w:t>
             </w:r>
@@ -992,148 +1122,212 @@
         </w:tc>
         <w:tc>
           <w:tcPr>
-            <w:tcW w:type="dxa" w:w="4320"/>
-            <w:shd w:fill="FFFFFF"/>
+            <w:tcW w:type="dxa" w:w="3120"/>
             <w:tcMar>
-              <w:top w:w="120" w:type="dxa"/>
-              <w:bottom w:w="120" w:type="dxa"/>
-              <w:left w:w="180" w:type="dxa"/>
-              <w:right w:w="180" w:type="dxa"/>
+              <w:top w:w="140" w:type="dxa"/>
+              <w:bottom w:w="140" w:type="dxa"/>
+              <w:left w:w="160" w:type="dxa"/>
+              <w:right w:w="160" w:type="dxa"/>
             </w:tcMar>
+            <w:shd w:fill="F9FAFB"/>
           </w:tcPr>
           <w:p>
             <w:pPr>
-              <w:spacing w:after="0" w:line="252" w:lineRule="auto"/>
+              <w:spacing w:before="0" w:after="0"/>
               <w:jc w:val="left"/>
             </w:pPr>
-            <w:r/>
             <w:r>
               <w:rPr>
-                <w:rFonts w:ascii="Segoe UI" w:hAnsi="Segoe UI"/>
-                <w:b w:val="0"/>
-                <w:i w:val="0"/>
-                <w:color w:val="2D3748"/>
-                <w:sz w:val="19"/>
+                <w:rFonts w:ascii="Calibri" w:hAnsi="Calibri"/>
               </w:rPr>
-              <w:t>Ánh xạ các thực thể Java sang bảng quan hệ SQL giúp thao tác dữ liệu an toàn, giảm mã lặp.</w:t>
+              <w:t>Ánh xạ thực thể ORM, quản lý giao dịch tự động (Transaction Management), hỗ trợ H2 &amp; PostgreSQL.</w:t>
             </w:r>
           </w:p>
         </w:tc>
       </w:tr>
       <w:tr>
+        <w:trPr>
+          <w:cantSplit/>
+        </w:trPr>
         <w:tc>
           <w:tcPr>
-            <w:tcW w:type="dxa" w:w="2880"/>
-            <w:shd w:fill="F7FAFC"/>
+            <w:tcW w:type="dxa" w:w="3120"/>
             <w:tcMar>
-              <w:top w:w="120" w:type="dxa"/>
-              <w:bottom w:w="120" w:type="dxa"/>
-              <w:left w:w="180" w:type="dxa"/>
-              <w:right w:w="180" w:type="dxa"/>
+              <w:top w:w="140" w:type="dxa"/>
+              <w:bottom w:w="140" w:type="dxa"/>
+              <w:left w:w="160" w:type="dxa"/>
+              <w:right w:w="160" w:type="dxa"/>
             </w:tcMar>
+            <w:shd w:fill="FFFFFF"/>
           </w:tcPr>
           <w:p>
             <w:pPr>
-              <w:spacing w:after="0" w:line="252" w:lineRule="auto"/>
+              <w:spacing w:before="0" w:after="0"/>
               <w:jc w:val="left"/>
             </w:pPr>
-            <w:r/>
             <w:r>
               <w:rPr>
-                <w:rFonts w:ascii="Segoe UI" w:hAnsi="Segoe UI"/>
-                <w:b w:val="0"/>
-                <w:i w:val="0"/>
-                <w:color w:val="2D3748"/>
-                <w:sz w:val="19"/>
+                <w:rFonts w:ascii="Calibri" w:hAnsi="Calibri"/>
+                <w:b/>
+                <w:color w:val="111827"/>
               </w:rPr>
-              <w:t>Bộ nhớ đệm / Cache</w:t>
+              <w:t>Cơ sở dữ liệu</w:t>
             </w:r>
           </w:p>
         </w:tc>
         <w:tc>
           <w:tcPr>
-            <w:tcW w:type="dxa" w:w="2160"/>
-            <w:shd w:fill="F7FAFC"/>
+            <w:tcW w:type="dxa" w:w="3120"/>
             <w:tcMar>
-              <w:top w:w="120" w:type="dxa"/>
-              <w:bottom w:w="120" w:type="dxa"/>
-              <w:left w:w="180" w:type="dxa"/>
-              <w:right w:w="180" w:type="dxa"/>
+              <w:top w:w="140" w:type="dxa"/>
+              <w:bottom w:w="140" w:type="dxa"/>
+              <w:left w:w="160" w:type="dxa"/>
+              <w:right w:w="160" w:type="dxa"/>
             </w:tcMar>
+            <w:shd w:fill="FFFFFF"/>
           </w:tcPr>
           <w:p>
             <w:pPr>
-              <w:spacing w:after="0" w:line="252" w:lineRule="auto"/>
+              <w:spacing w:before="0" w:after="0"/>
               <w:jc w:val="left"/>
             </w:pPr>
-            <w:r/>
             <w:r>
               <w:rPr>
-                <w:rFonts w:ascii="Segoe UI" w:hAnsi="Segoe UI"/>
-                <w:b w:val="0"/>
-                <w:i w:val="0"/>
-                <w:color w:val="2D3748"/>
-                <w:sz w:val="19"/>
+                <w:rFonts w:ascii="Calibri" w:hAnsi="Calibri"/>
               </w:rPr>
-              <w:t>Spring Data Redis</w:t>
+              <w:t>PostgreSQL 16 / H2</w:t>
             </w:r>
           </w:p>
         </w:tc>
         <w:tc>
           <w:tcPr>
-            <w:tcW w:type="dxa" w:w="4320"/>
-            <w:shd w:fill="F7FAFC"/>
+            <w:tcW w:type="dxa" w:w="3120"/>
             <w:tcMar>
-              <w:top w:w="120" w:type="dxa"/>
-              <w:bottom w:w="120" w:type="dxa"/>
-              <w:left w:w="180" w:type="dxa"/>
-              <w:right w:w="180" w:type="dxa"/>
+              <w:top w:w="140" w:type="dxa"/>
+              <w:bottom w:w="140" w:type="dxa"/>
+              <w:left w:w="160" w:type="dxa"/>
+              <w:right w:w="160" w:type="dxa"/>
             </w:tcMar>
+            <w:shd w:fill="FFFFFF"/>
           </w:tcPr>
           <w:p>
             <w:pPr>
-              <w:spacing w:after="0" w:line="252" w:lineRule="auto"/>
+              <w:spacing w:before="0" w:after="0"/>
               <w:jc w:val="left"/>
             </w:pPr>
-            <w:r/>
             <w:r>
               <w:rPr>
-                <w:rFonts w:ascii="Segoe UI" w:hAnsi="Segoe UI"/>
-                <w:b w:val="0"/>
-                <w:i w:val="0"/>
-                <w:color w:val="2D3748"/>
-                <w:sz w:val="19"/>
+                <w:rFonts w:ascii="Calibri" w:hAnsi="Calibri"/>
               </w:rPr>
-              <w:t>Lưu trữ phiên đăng nhập người dùng (User Sessions) và quản lý phân tán token để tối ưu hóa truy vấn.</w:t>
+              <w:t>Lưu trữ dữ liệu quan hệ, thực thi kiểm soát giao dịch ACID nghiêm ngặt cho đơn hàng và kho.</w:t>
             </w:r>
           </w:p>
         </w:tc>
       </w:tr>
       <w:tr>
+        <w:trPr>
+          <w:cantSplit/>
+        </w:trPr>
         <w:tc>
           <w:tcPr>
-            <w:tcW w:type="dxa" w:w="2880"/>
-            <w:shd w:fill="FFFFFF"/>
+            <w:tcW w:type="dxa" w:w="3120"/>
             <w:tcMar>
-              <w:top w:w="120" w:type="dxa"/>
-              <w:bottom w:w="120" w:type="dxa"/>
-              <w:left w:w="180" w:type="dxa"/>
-              <w:right w:w="180" w:type="dxa"/>
+              <w:top w:w="140" w:type="dxa"/>
+              <w:bottom w:w="140" w:type="dxa"/>
+              <w:left w:w="160" w:type="dxa"/>
+              <w:right w:w="160" w:type="dxa"/>
             </w:tcMar>
+            <w:shd w:fill="F9FAFB"/>
           </w:tcPr>
           <w:p>
             <w:pPr>
-              <w:spacing w:after="0" w:line="252" w:lineRule="auto"/>
+              <w:spacing w:before="0" w:after="0"/>
               <w:jc w:val="left"/>
             </w:pPr>
-            <w:r/>
             <w:r>
               <w:rPr>
-                <w:rFonts w:ascii="Segoe UI" w:hAnsi="Segoe UI"/>
-                <w:b w:val="0"/>
-                <w:i w:val="0"/>
-                <w:color w:val="2D3748"/>
-                <w:sz w:val="19"/>
+                <w:rFonts w:ascii="Calibri" w:hAnsi="Calibri"/>
+                <w:b/>
+                <w:color w:val="111827"/>
+              </w:rPr>
+              <w:t>Giao diện người dùng</w:t>
+            </w:r>
+          </w:p>
+        </w:tc>
+        <w:tc>
+          <w:tcPr>
+            <w:tcW w:type="dxa" w:w="3120"/>
+            <w:tcMar>
+              <w:top w:w="140" w:type="dxa"/>
+              <w:bottom w:w="140" w:type="dxa"/>
+              <w:left w:w="160" w:type="dxa"/>
+              <w:right w:w="160" w:type="dxa"/>
+            </w:tcMar>
+            <w:shd w:fill="F9FAFB"/>
+          </w:tcPr>
+          <w:p>
+            <w:pPr>
+              <w:spacing w:before="0" w:after="0"/>
+              <w:jc w:val="left"/>
+            </w:pPr>
+            <w:r>
+              <w:rPr>
+                <w:rFonts w:ascii="Calibri" w:hAnsi="Calibri"/>
+              </w:rPr>
+              <w:t>Thymeleaf &amp; Vanilla CSS</w:t>
+            </w:r>
+          </w:p>
+        </w:tc>
+        <w:tc>
+          <w:tcPr>
+            <w:tcW w:type="dxa" w:w="3120"/>
+            <w:tcMar>
+              <w:top w:w="140" w:type="dxa"/>
+              <w:bottom w:w="140" w:type="dxa"/>
+              <w:left w:w="160" w:type="dxa"/>
+              <w:right w:w="160" w:type="dxa"/>
+            </w:tcMar>
+            <w:shd w:fill="F9FAFB"/>
+          </w:tcPr>
+          <w:p>
+            <w:pPr>
+              <w:spacing w:before="0" w:after="0"/>
+              <w:jc w:val="left"/>
+            </w:pPr>
+            <w:r>
+              <w:rPr>
+                <w:rFonts w:ascii="Calibri" w:hAnsi="Calibri"/>
+              </w:rPr>
+              <w:t>Động hóa giao diện phía Server-side. CSS thuần tạo giao diện Dark Mode / Glassmorphism hiện đại.</w:t>
+            </w:r>
+          </w:p>
+        </w:tc>
+      </w:tr>
+      <w:tr>
+        <w:trPr>
+          <w:cantSplit/>
+        </w:trPr>
+        <w:tc>
+          <w:tcPr>
+            <w:tcW w:type="dxa" w:w="3120"/>
+            <w:tcMar>
+              <w:top w:w="140" w:type="dxa"/>
+              <w:bottom w:w="140" w:type="dxa"/>
+              <w:left w:w="160" w:type="dxa"/>
+              <w:right w:w="160" w:type="dxa"/>
+            </w:tcMar>
+            <w:shd w:fill="FFFFFF"/>
+          </w:tcPr>
+          <w:p>
+            <w:pPr>
+              <w:spacing w:before="0" w:after="0"/>
+              <w:jc w:val="left"/>
+            </w:pPr>
+            <w:r>
+              <w:rPr>
+                <w:rFonts w:ascii="Calibri" w:hAnsi="Calibri"/>
+                <w:b/>
+                <w:color w:val="111827"/>
               </w:rPr>
               <w:t>Truyền thông thời gian thực</w:t>
             </w:r>
@@ -1141,148 +1335,128 @@
         </w:tc>
         <w:tc>
           <w:tcPr>
-            <w:tcW w:type="dxa" w:w="2160"/>
+            <w:tcW w:type="dxa" w:w="3120"/>
+            <w:tcMar>
+              <w:top w:w="140" w:type="dxa"/>
+              <w:bottom w:w="140" w:type="dxa"/>
+              <w:left w:w="160" w:type="dxa"/>
+              <w:right w:w="160" w:type="dxa"/>
+            </w:tcMar>
             <w:shd w:fill="FFFFFF"/>
-            <w:tcMar>
-              <w:top w:w="120" w:type="dxa"/>
-              <w:bottom w:w="120" w:type="dxa"/>
-              <w:left w:w="180" w:type="dxa"/>
-              <w:right w:w="180" w:type="dxa"/>
-            </w:tcMar>
           </w:tcPr>
           <w:p>
             <w:pPr>
-              <w:spacing w:after="0" w:line="252" w:lineRule="auto"/>
+              <w:spacing w:before="0" w:after="0"/>
               <w:jc w:val="left"/>
             </w:pPr>
-            <w:r/>
             <w:r>
               <w:rPr>
-                <w:rFonts w:ascii="Segoe UI" w:hAnsi="Segoe UI"/>
-                <w:b w:val="0"/>
-                <w:i w:val="0"/>
-                <w:color w:val="2D3748"/>
-                <w:sz w:val="19"/>
+                <w:rFonts w:ascii="Calibri" w:hAnsi="Calibri"/>
               </w:rPr>
-              <w:t>WebSocket &amp; STOMP</w:t>
+              <w:t>Spring WebSocket &amp; STOMP</w:t>
             </w:r>
           </w:p>
         </w:tc>
         <w:tc>
           <w:tcPr>
-            <w:tcW w:type="dxa" w:w="4320"/>
+            <w:tcW w:type="dxa" w:w="3120"/>
+            <w:tcMar>
+              <w:top w:w="140" w:type="dxa"/>
+              <w:bottom w:w="140" w:type="dxa"/>
+              <w:left w:w="160" w:type="dxa"/>
+              <w:right w:w="160" w:type="dxa"/>
+            </w:tcMar>
             <w:shd w:fill="FFFFFF"/>
-            <w:tcMar>
-              <w:top w:w="120" w:type="dxa"/>
-              <w:bottom w:w="120" w:type="dxa"/>
-              <w:left w:w="180" w:type="dxa"/>
-              <w:right w:w="180" w:type="dxa"/>
-            </w:tcMar>
           </w:tcPr>
           <w:p>
             <w:pPr>
-              <w:spacing w:after="0" w:line="252" w:lineRule="auto"/>
+              <w:spacing w:before="0" w:after="0"/>
               <w:jc w:val="left"/>
             </w:pPr>
-            <w:r/>
             <w:r>
               <w:rPr>
-                <w:rFonts w:ascii="Segoe UI" w:hAnsi="Segoe UI"/>
-                <w:b w:val="0"/>
-                <w:i w:val="0"/>
-                <w:color w:val="2D3748"/>
-                <w:sz w:val="19"/>
+                <w:rFonts w:ascii="Calibri" w:hAnsi="Calibri"/>
               </w:rPr>
-              <w:t>Duy trì kết nối hai chiều liên tục giữa POS và KDS giúp đẩy món từ thu ngân xuống bếp tức thời.</w:t>
+              <w:t>Hỗ trợ kênh truyền thông hai chiều thời gian thực giữa POS và KDS nhà bếp.</w:t>
             </w:r>
           </w:p>
         </w:tc>
       </w:tr>
       <w:tr>
+        <w:trPr>
+          <w:cantSplit/>
+        </w:trPr>
         <w:tc>
           <w:tcPr>
-            <w:tcW w:type="dxa" w:w="2880"/>
-            <w:shd w:fill="F7FAFC"/>
+            <w:tcW w:type="dxa" w:w="3120"/>
             <w:tcMar>
-              <w:top w:w="120" w:type="dxa"/>
-              <w:bottom w:w="120" w:type="dxa"/>
-              <w:left w:w="180" w:type="dxa"/>
-              <w:right w:w="180" w:type="dxa"/>
+              <w:top w:w="140" w:type="dxa"/>
+              <w:bottom w:w="140" w:type="dxa"/>
+              <w:left w:w="160" w:type="dxa"/>
+              <w:right w:w="160" w:type="dxa"/>
             </w:tcMar>
+            <w:shd w:fill="F9FAFB"/>
           </w:tcPr>
           <w:p>
             <w:pPr>
-              <w:spacing w:after="0" w:line="252" w:lineRule="auto"/>
+              <w:spacing w:before="0" w:after="0"/>
               <w:jc w:val="left"/>
             </w:pPr>
-            <w:r/>
             <w:r>
               <w:rPr>
-                <w:rFonts w:ascii="Segoe UI" w:hAnsi="Segoe UI"/>
-                <w:b w:val="0"/>
-                <w:i w:val="0"/>
-                <w:color w:val="2D3748"/>
-                <w:sz w:val="19"/>
+                <w:rFonts w:ascii="Calibri" w:hAnsi="Calibri"/>
+                <w:b/>
+                <w:color w:val="111827"/>
               </w:rPr>
-              <w:t>Tiện ích mã nguồn</w:t>
+              <w:t>Tích hợp trí tuệ nhân tạo</w:t>
             </w:r>
           </w:p>
         </w:tc>
         <w:tc>
           <w:tcPr>
-            <w:tcW w:type="dxa" w:w="2160"/>
-            <w:shd w:fill="F7FAFC"/>
+            <w:tcW w:type="dxa" w:w="3120"/>
             <w:tcMar>
-              <w:top w:w="120" w:type="dxa"/>
-              <w:bottom w:w="120" w:type="dxa"/>
-              <w:left w:w="180" w:type="dxa"/>
-              <w:right w:w="180" w:type="dxa"/>
+              <w:top w:w="140" w:type="dxa"/>
+              <w:bottom w:w="140" w:type="dxa"/>
+              <w:left w:w="160" w:type="dxa"/>
+              <w:right w:w="160" w:type="dxa"/>
             </w:tcMar>
+            <w:shd w:fill="F9FAFB"/>
           </w:tcPr>
           <w:p>
             <w:pPr>
-              <w:spacing w:after="0" w:line="252" w:lineRule="auto"/>
+              <w:spacing w:before="0" w:after="0"/>
               <w:jc w:val="left"/>
             </w:pPr>
-            <w:r/>
             <w:r>
               <w:rPr>
-                <w:rFonts w:ascii="Segoe UI" w:hAnsi="Segoe UI"/>
-                <w:b w:val="0"/>
-                <w:i w:val="0"/>
-                <w:color w:val="2D3748"/>
-                <w:sz w:val="19"/>
+                <w:rFonts w:ascii="Calibri" w:hAnsi="Calibri"/>
               </w:rPr>
-              <w:t>Lombok 1.18.46</w:t>
+              <w:t>Spring AI &amp; Gemini API</w:t>
             </w:r>
           </w:p>
         </w:tc>
         <w:tc>
           <w:tcPr>
-            <w:tcW w:type="dxa" w:w="4320"/>
-            <w:shd w:fill="F7FAFC"/>
+            <w:tcW w:type="dxa" w:w="3120"/>
             <w:tcMar>
-              <w:top w:w="120" w:type="dxa"/>
-              <w:bottom w:w="120" w:type="dxa"/>
-              <w:left w:w="180" w:type="dxa"/>
-              <w:right w:w="180" w:type="dxa"/>
+              <w:top w:w="140" w:type="dxa"/>
+              <w:bottom w:w="140" w:type="dxa"/>
+              <w:left w:w="160" w:type="dxa"/>
+              <w:right w:w="160" w:type="dxa"/>
             </w:tcMar>
+            <w:shd w:fill="F9FAFB"/>
           </w:tcPr>
           <w:p>
             <w:pPr>
-              <w:spacing w:after="0" w:line="252" w:lineRule="auto"/>
+              <w:spacing w:before="0" w:after="0"/>
               <w:jc w:val="left"/>
             </w:pPr>
-            <w:r/>
             <w:r>
               <w:rPr>
-                <w:rFonts w:ascii="Segoe UI" w:hAnsi="Segoe UI"/>
-                <w:b w:val="0"/>
-                <w:i w:val="0"/>
-                <w:color w:val="2D3748"/>
-                <w:sz w:val="19"/>
+                <w:rFonts w:ascii="Calibri" w:hAnsi="Calibri"/>
               </w:rPr>
-              <w:t>Tự động sinh các mã boilerplate như Getters, Setters, Constructor, Builder bằng annotation.</w:t>
+              <w:t>Kết nối an toàn đến mô hình ngôn ngữ lớn để làm trợ lý phân tích doanh số kinh doanh.</w:t>
             </w:r>
           </w:p>
         </w:tc>
@@ -1290,1899 +1464,1051 @@
     </w:tbl>
     <w:p>
       <w:pPr>
-        <w:keepNext/>
-        <w:spacing w:before="320" w:after="120"/>
+        <w:spacing w:before="0" w:after="160"/>
+      </w:pPr>
+    </w:p>
+    <w:p>
+      <w:pPr>
+        <w:spacing w:before="0" w:after="60"/>
+      </w:pPr>
+    </w:p>
+    <w:p>
+      <w:pPr>
+        <w:spacing w:line="276" w:lineRule="auto" w:before="0" w:after="120"/>
       </w:pPr>
       <w:r>
         <w:rPr>
-          <w:rFonts w:ascii="Segoe UI" w:hAnsi="Segoe UI"/>
-          <w:b/>
-          <w:i w:val="0"/>
-          <w:color w:val="1A365D"/>
-          <w:sz w:val="36"/>
+          <w:rFonts w:ascii="Calibri" w:hAnsi="Calibri"/>
         </w:rPr>
-        <w:t>3. Cấu Trúc Thư Mục Dự Án (Project Folder Structure)</w:t>
+        <w:t>---</w:t>
       </w:r>
     </w:p>
     <w:p>
       <w:pPr>
-        <w:spacing w:after="120" w:line="276" w:lineRule="auto"/>
-        <w:jc w:val="left"/>
+        <w:spacing w:before="0" w:after="60"/>
+      </w:pPr>
+    </w:p>
+    <w:p>
+      <w:pPr>
+        <w:keepNext/>
+        <w:spacing w:before="320" w:after="160"/>
       </w:pPr>
       <w:r>
         <w:rPr>
-          <w:rFonts w:ascii="Segoe UI" w:hAnsi="Segoe UI"/>
-          <w:b w:val="0"/>
-          <w:i w:val="0"/>
-          <w:color w:val="2D3748"/>
-          <w:sz w:val="22"/>
+          <w:rFonts w:ascii="Calibri" w:hAnsi="Calibri"/>
+          <w:b/>
+          <w:color w:val="1E3A8A"/>
+          <w:sz w:val="36"/>
         </w:rPr>
-        <w:t>Hệ thống tuân thủ cấu trúc tổ chức mã nguồn theo chuẩn Maven, trong đó phần logic nghiệp vụ Back-end được phân tách thành các gói (packages) dạng module hóa chức năng (Domain-driven modules). Mỗi module tự quản lý lớp Entity, Repository, Service và Controller riêng để tăng tính độc lập và giảm thiểu phụ thuộc chéo:</w:t>
+        <w:t>3. Kiến Trúc Phân Chi Nhánh &amp; Cô Lập Dữ Liệu (Multi-Branch Architecture)</w:t>
       </w:r>
     </w:p>
     <w:p>
       <w:pPr>
-        <w:spacing w:after="120" w:line="276" w:lineRule="auto"/>
-        <w:jc w:val="left"/>
+        <w:spacing w:before="0" w:after="60"/>
+      </w:pPr>
+    </w:p>
+    <w:p>
+      <w:pPr>
+        <w:spacing w:line="276" w:lineRule="auto" w:before="0" w:after="120"/>
       </w:pPr>
       <w:r>
         <w:rPr>
-          <w:rFonts w:ascii="Segoe UI" w:hAnsi="Segoe UI"/>
-          <w:b/>
-          <w:i w:val="0"/>
-          <w:color w:val="2D3748"/>
-          <w:sz w:val="22"/>
+          <w:rFonts w:ascii="Calibri" w:hAnsi="Calibri"/>
         </w:rPr>
-        <w:t xml:space="preserve">Thư mục gốc dự án: </w:t>
+        <w:t xml:space="preserve">Để vận hành một chuỗi nhà hàng gồm nhiều chi nhánh con, hệ thống áp dụng cơ chế </w:t>
       </w:r>
       <w:r>
         <w:rPr>
-          <w:rFonts w:ascii="Segoe UI" w:hAnsi="Segoe UI"/>
-          <w:b w:val="0"/>
-          <w:i w:val="0"/>
-          <w:color w:val="2D3748"/>
-          <w:sz w:val="22"/>
+          <w:rFonts w:ascii="Calibri" w:hAnsi="Calibri"/>
+          <w:b/>
+          <w:color w:val="111827"/>
         </w:rPr>
-        <w:t>d:\swp\</w:t>
+        <w:t>Logical Tenant Isolation (Cô lập dữ liệu logic)</w:t>
+      </w:r>
+      <w:r>
+        <w:rPr>
+          <w:rFonts w:ascii="Calibri" w:hAnsi="Calibri"/>
+        </w:rPr>
+        <w:t xml:space="preserve"> dùng chung một cơ sở dữ liệu vật lý PostgreSQL nhưng phân tách nghiêm ngặt dữ liệu bằng trường khóa ngoại </w:t>
+      </w:r>
+      <w:r>
+        <w:rPr>
+          <w:rFonts w:ascii="Consolas" w:hAnsi="Consolas"/>
+          <w:color w:val="B45309"/>
+          <w:sz w:val="19"/>
+        </w:rPr>
+        <w:t>branch_id</w:t>
+      </w:r>
+      <w:r>
+        <w:rPr>
+          <w:rFonts w:ascii="Calibri" w:hAnsi="Calibri"/>
+        </w:rPr>
+        <w:t>.</w:t>
+      </w:r>
+    </w:p>
+    <w:p>
+      <w:pPr>
+        <w:spacing w:before="0" w:after="60"/>
+      </w:pPr>
+    </w:p>
+    <w:p>
+      <w:pPr>
+        <w:spacing w:before="120" w:after="120"/>
+        <w:ind w:left="576"/>
+        <w:pBdr>
+          <w:left w:val="single" w:sz="24" w:space="8" w:color="1E3A8A"/>
+        </w:pBdr>
+        <w:shd w:fill="F3F4F6"/>
+      </w:pPr>
+      <w:r>
+        <w:rPr>
+          <w:rFonts w:ascii="Consolas" w:hAnsi="Consolas"/>
+          <w:color w:val="374151"/>
+          <w:sz w:val="18"/>
+        </w:rPr>
+        <w:t>graph TD</w:t>
+        <w:br/>
+        <w:t xml:space="preserve">    subgraph Client_Layer ["TẦNG GIAO DIỆN (FRONT-END)"]</w:t>
+        <w:br/>
+        <w:t xml:space="preserve">        UI_Admin["Admin Web Portal"]</w:t>
+        <w:br/>
+        <w:t xml:space="preserve">        UI_POS["POS Screen (Cashier)"]</w:t>
+        <w:br/>
+        <w:t xml:space="preserve">        UI_KDS["KDS Screen (Kitchen)"]</w:t>
+        <w:br/>
+        <w:t xml:space="preserve">    end</w:t>
+        <w:br/>
+        <w:br/>
+        <w:t xml:space="preserve">    subgraph Security_Gate ["SPRING SECURITY GATEWAY"]</w:t>
+        <w:br/>
+        <w:t xml:space="preserve">        AuthFilter["Branch Security Filter"]</w:t>
+        <w:br/>
+        <w:t xml:space="preserve">    end</w:t>
+        <w:br/>
+        <w:br/>
+        <w:t xml:space="preserve">    subgraph Service_Layer ["TẦNG NGHIỆP VỤ (BACK-END MODULES)"]</w:t>
+        <w:br/>
+        <w:t xml:space="preserve">        POS_Mod["POS &amp; Order Module"]</w:t>
+        <w:br/>
+        <w:t xml:space="preserve">        Inv_Mod["Inventory Module"]</w:t>
+        <w:br/>
+        <w:t xml:space="preserve">        Loyalty_Mod["Loyalty Module (Phone PK)"]</w:t>
+        <w:br/>
+        <w:t xml:space="preserve">        Branch_Mod["Branch Module"]</w:t>
+        <w:br/>
+        <w:t xml:space="preserve">    end</w:t>
+        <w:br/>
+        <w:br/>
+        <w:t xml:space="preserve">    subgraph DB_Layer ["TẦNG DỮ LIỆU (POSTGRESQL 16)"]</w:t>
+        <w:br/>
+        <w:t xml:space="preserve">        DB_Branch_A[("Data Chi Nhánh A")]</w:t>
+        <w:br/>
+        <w:t xml:space="preserve">        DB_Branch_B[("Data Chi Nhánh B")]</w:t>
+        <w:br/>
+        <w:t xml:space="preserve">        DB_Central[("Dữ liệu Chuỗi Tổng")]</w:t>
+        <w:br/>
+        <w:t xml:space="preserve">    end</w:t>
+        <w:br/>
+        <w:br/>
+        <w:t xml:space="preserve">    Client_Layer --&gt; Security_Gate</w:t>
+        <w:br/>
+        <w:t xml:space="preserve">    Security_Gate --&gt; Service_Layer</w:t>
+        <w:br/>
+        <w:t xml:space="preserve">    POS_Mod --&gt; DB_Branch_A</w:t>
+        <w:br/>
+        <w:t xml:space="preserve">    Inv_Mod --&gt; DB_Branch_B</w:t>
+        <w:br/>
+        <w:t xml:space="preserve">    Loyalty_Mod --&gt; DB_Central</w:t>
+        <w:br/>
+      </w:r>
+    </w:p>
+    <w:p>
+      <w:pPr>
+        <w:spacing w:before="0" w:after="60"/>
+      </w:pPr>
+    </w:p>
+    <w:p>
+      <w:pPr>
+        <w:keepNext/>
+        <w:spacing w:before="200" w:after="80"/>
+      </w:pPr>
+      <w:r>
+        <w:rPr>
+          <w:rFonts w:ascii="Calibri" w:hAnsi="Calibri"/>
+          <w:b/>
+          <w:i/>
+          <w:color w:val="374151"/>
+          <w:sz w:val="24"/>
+        </w:rPr>
+        <w:t>3.1 Cơ chế Phân quyền và Lọc dữ liệu theo Chi nhánh</w:t>
+      </w:r>
+    </w:p>
+    <w:p>
+      <w:pPr>
+        <w:spacing w:line="276" w:lineRule="auto" w:before="0" w:after="120"/>
+      </w:pPr>
+      <w:r>
+        <w:rPr>
+          <w:rFonts w:ascii="Calibri" w:hAnsi="Calibri"/>
+        </w:rPr>
+        <w:t xml:space="preserve">1. </w:t>
+      </w:r>
+      <w:r>
+        <w:rPr>
+          <w:rFonts w:ascii="Calibri" w:hAnsi="Calibri"/>
+          <w:b/>
+          <w:color w:val="111827"/>
+        </w:rPr>
+        <w:t>Liên kết Người dùng - Chi nhánh</w:t>
+      </w:r>
+      <w:r>
+        <w:rPr>
+          <w:rFonts w:ascii="Calibri" w:hAnsi="Calibri"/>
+        </w:rPr>
+        <w:t>:</w:t>
+      </w:r>
+    </w:p>
+    <w:p>
+      <w:pPr>
+        <w:spacing w:line="276" w:lineRule="auto" w:before="0" w:after="120"/>
+      </w:pPr>
+      <w:r>
+        <w:rPr>
+          <w:rFonts w:ascii="Calibri" w:hAnsi="Calibri"/>
+        </w:rPr>
+        <w:t xml:space="preserve">Mỗi tài khoản nhân viên đăng ký trong bảng </w:t>
+      </w:r>
+      <w:r>
+        <w:rPr>
+          <w:rFonts w:ascii="Consolas" w:hAnsi="Consolas"/>
+          <w:color w:val="B45309"/>
+          <w:sz w:val="19"/>
+        </w:rPr>
+        <w:t>users</w:t>
+      </w:r>
+      <w:r>
+        <w:rPr>
+          <w:rFonts w:ascii="Calibri" w:hAnsi="Calibri"/>
+        </w:rPr>
+        <w:t xml:space="preserve"> được gán cố định một mã chi nhánh qua cột </w:t>
+      </w:r>
+      <w:r>
+        <w:rPr>
+          <w:rFonts w:ascii="Consolas" w:hAnsi="Consolas"/>
+          <w:color w:val="B45309"/>
+          <w:sz w:val="19"/>
+        </w:rPr>
+        <w:t>branch_id</w:t>
+      </w:r>
+      <w:r>
+        <w:rPr>
+          <w:rFonts w:ascii="Calibri" w:hAnsi="Calibri"/>
+        </w:rPr>
+        <w:t>.</w:t>
       </w:r>
     </w:p>
     <w:p>
       <w:pPr>
         <w:pStyle w:val="ListBullet"/>
-        <w:spacing w:after="80" w:line="276" w:lineRule="auto"/>
-        <w:ind w:left="360"/>
+        <w:spacing w:before="0" w:after="80"/>
       </w:pPr>
       <w:r>
         <w:rPr>
-          <w:rFonts w:ascii="Segoe UI" w:hAnsi="Segoe UI"/>
-          <w:b w:val="0"/>
-          <w:i w:val="0"/>
-          <w:color w:val="2D3748"/>
-          <w:sz w:val="22"/>
+          <w:rFonts w:ascii="Calibri" w:hAnsi="Calibri"/>
         </w:rPr>
-        <w:t>pom.xml: Tệp cấu hình các dependency thư viện Maven của toàn bộ dự án.</w:t>
+        <w:t>Nhân viên thu ngân (</w:t>
+      </w:r>
+      <w:r>
+        <w:rPr>
+          <w:rFonts w:ascii="Consolas" w:hAnsi="Consolas"/>
+          <w:color w:val="B45309"/>
+          <w:sz w:val="19"/>
+        </w:rPr>
+        <w:t>ROLE_CASHIER</w:t>
+      </w:r>
+      <w:r>
+        <w:rPr>
+          <w:rFonts w:ascii="Calibri" w:hAnsi="Calibri"/>
+        </w:rPr>
+        <w:t>) và Quản lý chi nhánh (</w:t>
+      </w:r>
+      <w:r>
+        <w:rPr>
+          <w:rFonts w:ascii="Consolas" w:hAnsi="Consolas"/>
+          <w:color w:val="B45309"/>
+          <w:sz w:val="19"/>
+        </w:rPr>
+        <w:t>ROLE_MANAGER</w:t>
+      </w:r>
+      <w:r>
+        <w:rPr>
+          <w:rFonts w:ascii="Calibri" w:hAnsi="Calibri"/>
+        </w:rPr>
+        <w:t xml:space="preserve">) bắt buộc phải có </w:t>
+      </w:r>
+      <w:r>
+        <w:rPr>
+          <w:rFonts w:ascii="Consolas" w:hAnsi="Consolas"/>
+          <w:color w:val="B45309"/>
+          <w:sz w:val="19"/>
+        </w:rPr>
+        <w:t>branch_id</w:t>
+      </w:r>
+      <w:r>
+        <w:rPr>
+          <w:rFonts w:ascii="Calibri" w:hAnsi="Calibri"/>
+        </w:rPr>
+        <w:t xml:space="preserve"> hợp lệ.</w:t>
       </w:r>
     </w:p>
     <w:p>
       <w:pPr>
         <w:pStyle w:val="ListBullet"/>
-        <w:spacing w:after="80" w:line="276" w:lineRule="auto"/>
-        <w:ind w:left="360"/>
+        <w:spacing w:before="0" w:after="80"/>
       </w:pPr>
       <w:r>
         <w:rPr>
-          <w:rFonts w:ascii="Segoe UI" w:hAnsi="Segoe UI"/>
-          <w:b w:val="0"/>
-          <w:i w:val="0"/>
-          <w:color w:val="2D3748"/>
-          <w:sz w:val="22"/>
+          <w:rFonts w:ascii="Calibri" w:hAnsi="Calibri"/>
         </w:rPr>
-        <w:t>generate_sql.py: Script Python tạo cấu trúc bảng dữ liệu mẫu và chèn 37 file SQL demo dữ liệu khởi tạo.</w:t>
+        <w:t>Chủ chuỗi (</w:t>
+      </w:r>
+      <w:r>
+        <w:rPr>
+          <w:rFonts w:ascii="Consolas" w:hAnsi="Consolas"/>
+          <w:color w:val="B45309"/>
+          <w:sz w:val="19"/>
+        </w:rPr>
+        <w:t>ROLE_ADMIN</w:t>
+      </w:r>
+      <w:r>
+        <w:rPr>
+          <w:rFonts w:ascii="Calibri" w:hAnsi="Calibri"/>
+        </w:rPr>
+        <w:t xml:space="preserve">) có </w:t>
+      </w:r>
+      <w:r>
+        <w:rPr>
+          <w:rFonts w:ascii="Consolas" w:hAnsi="Consolas"/>
+          <w:color w:val="B45309"/>
+          <w:sz w:val="19"/>
+        </w:rPr>
+        <w:t>branch_id = NULL</w:t>
+      </w:r>
+      <w:r>
+        <w:rPr>
+          <w:rFonts w:ascii="Calibri" w:hAnsi="Calibri"/>
+        </w:rPr>
+        <w:t xml:space="preserve"> (Đóng vai trò là Wildcard - được toàn quyền truy cập mọi chi nhánh).</w:t>
+      </w:r>
+    </w:p>
+    <w:p>
+      <w:pPr>
+        <w:spacing w:line="276" w:lineRule="auto" w:before="0" w:after="120"/>
+      </w:pPr>
+      <w:r>
+        <w:rPr>
+          <w:rFonts w:ascii="Calibri" w:hAnsi="Calibri"/>
+        </w:rPr>
+        <w:t xml:space="preserve">2. </w:t>
+      </w:r>
+      <w:r>
+        <w:rPr>
+          <w:rFonts w:ascii="Calibri" w:hAnsi="Calibri"/>
+          <w:b/>
+          <w:color w:val="111827"/>
+        </w:rPr>
+        <w:t>Spring Security Custom Interceptor</w:t>
+      </w:r>
+      <w:r>
+        <w:rPr>
+          <w:rFonts w:ascii="Calibri" w:hAnsi="Calibri"/>
+        </w:rPr>
+        <w:t>:</w:t>
+      </w:r>
+    </w:p>
+    <w:p>
+      <w:pPr>
+        <w:spacing w:line="276" w:lineRule="auto" w:before="0" w:after="120"/>
+      </w:pPr>
+      <w:r>
+        <w:rPr>
+          <w:rFonts w:ascii="Calibri" w:hAnsi="Calibri"/>
+        </w:rPr>
+        <w:t>Khi người dùng thực hiện bất kỳ yêu cầu nào (HTTP Request hoặc WebSocket Connection), hệ thống sẽ đánh chặn để lấy thông tin tài khoản đăng nhập hiện tại từ Security Context:</w:t>
       </w:r>
     </w:p>
     <w:p>
       <w:pPr>
         <w:pStyle w:val="ListBullet"/>
-        <w:spacing w:after="80" w:line="276" w:lineRule="auto"/>
-        <w:ind w:left="360"/>
+        <w:spacing w:before="0" w:after="80"/>
       </w:pPr>
       <w:r>
         <w:rPr>
-          <w:rFonts w:ascii="Segoe UI" w:hAnsi="Segoe UI"/>
-          <w:b w:val="0"/>
-          <w:i w:val="0"/>
-          <w:color w:val="2D3748"/>
-          <w:sz w:val="22"/>
+          <w:rFonts w:ascii="Calibri" w:hAnsi="Calibri"/>
         </w:rPr>
-        <w:t>sql/: Chứa 37 file SQL tạo bảng và chèn dữ liệu mẫu cho cơ sở dữ liệu PostgreSQL.</w:t>
+        <w:t xml:space="preserve">Nếu người dùng là nhân viên chi nhánh, hệ thống tự động gán tham số </w:t>
+      </w:r>
+      <w:r>
+        <w:rPr>
+          <w:rFonts w:ascii="Consolas" w:hAnsi="Consolas"/>
+          <w:color w:val="B45309"/>
+          <w:sz w:val="19"/>
+        </w:rPr>
+        <w:t>activeBranchId</w:t>
+      </w:r>
+      <w:r>
+        <w:rPr>
+          <w:rFonts w:ascii="Calibri" w:hAnsi="Calibri"/>
+        </w:rPr>
+        <w:t xml:space="preserve"> của họ vào các câu lệnh SQL thông qua JPA (Lọc dữ liệu tự động).</w:t>
       </w:r>
     </w:p>
     <w:p>
       <w:pPr>
         <w:pStyle w:val="ListBullet"/>
-        <w:spacing w:after="80" w:line="276" w:lineRule="auto"/>
-        <w:ind w:left="360"/>
+        <w:spacing w:before="0" w:after="80"/>
       </w:pPr>
       <w:r>
         <w:rPr>
-          <w:rFonts w:ascii="Segoe UI" w:hAnsi="Segoe UI"/>
-          <w:b w:val="0"/>
-          <w:i w:val="0"/>
-          <w:color w:val="2D3748"/>
-          <w:sz w:val="22"/>
+          <w:rFonts w:ascii="Calibri" w:hAnsi="Calibri"/>
         </w:rPr>
-        <w:t>src/main/resources/:</w:t>
+        <w:t>Ví dụ: Khi thủ kho gọi danh sách nguyên liệu, JPA sẽ thực thi câu lệnh:</w:t>
+      </w:r>
+    </w:p>
+    <w:p>
+      <w:pPr>
+        <w:spacing w:line="276" w:lineRule="auto" w:before="0" w:after="120"/>
+      </w:pPr>
+      <w:r>
+        <w:rPr>
+          <w:rFonts w:ascii="Consolas" w:hAnsi="Consolas"/>
+          <w:color w:val="B45309"/>
+          <w:sz w:val="19"/>
+        </w:rPr>
+        <w:t>SELECT * FROM branch_inventory WHERE branch_id = :activeBranchId</w:t>
       </w:r>
     </w:p>
     <w:p>
       <w:pPr>
         <w:pStyle w:val="ListBullet"/>
-        <w:spacing w:after="80" w:line="276" w:lineRule="auto"/>
-        <w:ind w:left="720"/>
+        <w:spacing w:before="0" w:after="80"/>
       </w:pPr>
       <w:r>
         <w:rPr>
-          <w:rFonts w:ascii="Segoe UI" w:hAnsi="Segoe UI"/>
-          <w:b w:val="0"/>
-          <w:i w:val="0"/>
-          <w:color w:val="2D3748"/>
-          <w:sz w:val="22"/>
+          <w:rFonts w:ascii="Calibri" w:hAnsi="Calibri"/>
         </w:rPr>
-        <w:t>application.properties: Cấu hình kết nối DB PostgreSQL, Redis, Thymeleaf và Spring Security.</w:t>
+        <w:t xml:space="preserve">Nếu người dùng là </w:t>
+      </w:r>
+      <w:r>
+        <w:rPr>
+          <w:rFonts w:ascii="Calibri" w:hAnsi="Calibri"/>
+          <w:b/>
+          <w:color w:val="111827"/>
+        </w:rPr>
+        <w:t>ROLE_ADMIN</w:t>
+      </w:r>
+      <w:r>
+        <w:rPr>
+          <w:rFonts w:ascii="Calibri" w:hAnsi="Calibri"/>
+        </w:rPr>
+        <w:t>, hệ thống sẽ bỏ qua bộ lọc này, cho phép truy vấn toàn bộ bảng để lập báo cáo hợp nhất.</w:t>
+      </w:r>
+    </w:p>
+    <w:p>
+      <w:pPr>
+        <w:spacing w:before="0" w:after="60"/>
+      </w:pPr>
+    </w:p>
+    <w:p>
+      <w:pPr>
+        <w:keepNext/>
+        <w:spacing w:before="200" w:after="80"/>
+      </w:pPr>
+      <w:r>
+        <w:rPr>
+          <w:rFonts w:ascii="Calibri" w:hAnsi="Calibri"/>
+          <w:b/>
+          <w:i/>
+          <w:color w:val="374151"/>
+          <w:sz w:val="24"/>
+        </w:rPr>
+        <w:t>3.2 WebSocket Routing Isolation (Cô lập kênh bếp KDS)</w:t>
+      </w:r>
+    </w:p>
+    <w:p>
+      <w:pPr>
+        <w:spacing w:line="276" w:lineRule="auto" w:before="0" w:after="120"/>
+      </w:pPr>
+      <w:r>
+        <w:rPr>
+          <w:rFonts w:ascii="Calibri" w:hAnsi="Calibri"/>
+        </w:rPr>
+        <w:t xml:space="preserve">Để tránh việc đơn gọi món của chi nhánh này bị đẩy nhầm sang màn hình bếp của chi nhánh khác, WebSocket được cấu hình phân tách theo </w:t>
+      </w:r>
+      <w:r>
+        <w:rPr>
+          <w:rFonts w:ascii="Calibri" w:hAnsi="Calibri"/>
+          <w:b/>
+          <w:color w:val="111827"/>
+        </w:rPr>
+        <w:t>Topic scoping</w:t>
+      </w:r>
+      <w:r>
+        <w:rPr>
+          <w:rFonts w:ascii="Calibri" w:hAnsi="Calibri"/>
+        </w:rPr>
+        <w:t>:</w:t>
       </w:r>
     </w:p>
     <w:p>
       <w:pPr>
         <w:pStyle w:val="ListBullet"/>
-        <w:spacing w:after="80" w:line="276" w:lineRule="auto"/>
-        <w:ind w:left="720"/>
+        <w:spacing w:before="0" w:after="80"/>
       </w:pPr>
       <w:r>
         <w:rPr>
-          <w:rFonts w:ascii="Segoe UI" w:hAnsi="Segoe UI"/>
-          <w:b w:val="0"/>
-          <w:i w:val="0"/>
-          <w:color w:val="2D3748"/>
-          <w:sz w:val="22"/>
+          <w:rFonts w:ascii="Calibri" w:hAnsi="Calibri"/>
         </w:rPr>
-        <w:t>templates/: Giao diện Thymeleaf HTML cho POS, KDS, Dashboard, Nhân viên, Kho...</w:t>
+        <w:t xml:space="preserve">Khi màn hình KDS của </w:t>
+      </w:r>
+      <w:r>
+        <w:rPr>
+          <w:rFonts w:ascii="Calibri" w:hAnsi="Calibri"/>
+          <w:b/>
+          <w:color w:val="111827"/>
+        </w:rPr>
+        <w:t>Chi nhánh A</w:t>
+      </w:r>
+      <w:r>
+        <w:rPr>
+          <w:rFonts w:ascii="Calibri" w:hAnsi="Calibri"/>
+        </w:rPr>
+        <w:t xml:space="preserve"> khởi động, nó sẽ đăng ký nhận tin nhắn tại địa chỉ (Topic):</w:t>
+      </w:r>
+    </w:p>
+    <w:p>
+      <w:pPr>
+        <w:spacing w:line="276" w:lineRule="auto" w:before="0" w:after="120"/>
+      </w:pPr>
+      <w:r>
+        <w:rPr>
+          <w:rFonts w:ascii="Consolas" w:hAnsi="Consolas"/>
+          <w:color w:val="B45309"/>
+          <w:sz w:val="19"/>
+        </w:rPr>
+        <w:t>/topic/kds/branch-branch-1</w:t>
       </w:r>
     </w:p>
     <w:p>
       <w:pPr>
         <w:pStyle w:val="ListBullet"/>
-        <w:spacing w:after="80" w:line="276" w:lineRule="auto"/>
-        <w:ind w:left="720"/>
+        <w:spacing w:before="0" w:after="80"/>
       </w:pPr>
       <w:r>
         <w:rPr>
-          <w:rFonts w:ascii="Segoe UI" w:hAnsi="Segoe UI"/>
-          <w:b w:val="0"/>
-          <w:i w:val="0"/>
-          <w:color w:val="2D3748"/>
-          <w:sz w:val="22"/>
+          <w:rFonts w:ascii="Calibri" w:hAnsi="Calibri"/>
         </w:rPr>
-        <w:t>static/css/styles.css: Tệp CSS thiết kế giao diện chính cho hệ thống.</w:t>
+        <w:t xml:space="preserve">Khi thu ngân của </w:t>
+      </w:r>
+      <w:r>
+        <w:rPr>
+          <w:rFonts w:ascii="Calibri" w:hAnsi="Calibri"/>
+          <w:b/>
+          <w:color w:val="111827"/>
+        </w:rPr>
+        <w:t>Chi nhánh A</w:t>
+      </w:r>
+      <w:r>
+        <w:rPr>
+          <w:rFonts w:ascii="Calibri" w:hAnsi="Calibri"/>
+        </w:rPr>
+        <w:t xml:space="preserve"> nhấn gửi món xuống bếp, POS gửi yêu cầu đến </w:t>
+      </w:r>
+      <w:r>
+        <w:rPr>
+          <w:rFonts w:ascii="Consolas" w:hAnsi="Consolas"/>
+          <w:color w:val="B45309"/>
+          <w:sz w:val="19"/>
+        </w:rPr>
+        <w:t>/api/pos/order/send</w:t>
+      </w:r>
+      <w:r>
+        <w:rPr>
+          <w:rFonts w:ascii="Calibri" w:hAnsi="Calibri"/>
+        </w:rPr>
+        <w:t>. Hệ thống xử lý lưu đơn và bắn tin nhắn WebSocket trực tiếp vào topic:</w:t>
+      </w:r>
+    </w:p>
+    <w:p>
+      <w:pPr>
+        <w:spacing w:line="276" w:lineRule="auto" w:before="0" w:after="120"/>
+      </w:pPr>
+      <w:r>
+        <w:rPr>
+          <w:rFonts w:ascii="Consolas" w:hAnsi="Consolas"/>
+          <w:color w:val="B45309"/>
+          <w:sz w:val="19"/>
+        </w:rPr>
+        <w:t>/topic/kds/branch-{branchId}</w:t>
       </w:r>
     </w:p>
     <w:p>
       <w:pPr>
         <w:pStyle w:val="ListBullet"/>
-        <w:spacing w:after="80" w:line="276" w:lineRule="auto"/>
-        <w:ind w:left="720"/>
+        <w:spacing w:before="0" w:after="80"/>
       </w:pPr>
       <w:r>
         <w:rPr>
-          <w:rFonts w:ascii="Segoe UI" w:hAnsi="Segoe UI"/>
-          <w:b w:val="0"/>
-          <w:i w:val="0"/>
-          <w:color w:val="2D3748"/>
-          <w:sz w:val="22"/>
+          <w:rFonts w:ascii="Calibri" w:hAnsi="Calibri"/>
         </w:rPr>
-        <w:t>static/js/toast.js: Xử lý thông báo pop-up động trên màn hình người dùng.</w:t>
+        <w:t xml:space="preserve">Việc gán động </w:t>
+      </w:r>
+      <w:r>
+        <w:rPr>
+          <w:rFonts w:ascii="Consolas" w:hAnsi="Consolas"/>
+          <w:color w:val="B45309"/>
+          <w:sz w:val="19"/>
+        </w:rPr>
+        <w:t>{branchId}</w:t>
+      </w:r>
+      <w:r>
+        <w:rPr>
+          <w:rFonts w:ascii="Calibri" w:hAnsi="Calibri"/>
+        </w:rPr>
+        <w:t xml:space="preserve"> vào đường dẫn WebSocket đảm bảo cô lập hoàn toàn luồng truyền tải thông tin chế biến giữa các nhà bếp.</w:t>
+      </w:r>
+    </w:p>
+    <w:p>
+      <w:pPr>
+        <w:spacing w:before="0" w:after="60"/>
+      </w:pPr>
+    </w:p>
+    <w:p>
+      <w:pPr>
+        <w:spacing w:line="276" w:lineRule="auto" w:before="0" w:after="120"/>
+      </w:pPr>
+      <w:r>
+        <w:rPr>
+          <w:rFonts w:ascii="Calibri" w:hAnsi="Calibri"/>
+        </w:rPr>
+        <w:t>---</w:t>
+      </w:r>
+    </w:p>
+    <w:p>
+      <w:pPr>
+        <w:spacing w:before="0" w:after="60"/>
+      </w:pPr>
+    </w:p>
+    <w:p>
+      <w:pPr>
+        <w:keepNext/>
+        <w:spacing w:before="320" w:after="160"/>
+      </w:pPr>
+      <w:r>
+        <w:rPr>
+          <w:rFonts w:ascii="Calibri" w:hAnsi="Calibri"/>
+          <w:b/>
+          <w:color w:val="1E3A8A"/>
+          <w:sz w:val="36"/>
+        </w:rPr>
+        <w:t>4. Kiến Trúc Phân Hệ Khách Hàng Điện Thoại &amp; Động Cơ Khuyến Mãi (Loyalty &amp; Promotion Engine)</w:t>
+      </w:r>
+    </w:p>
+    <w:p>
+      <w:pPr>
+        <w:spacing w:before="0" w:after="60"/>
+      </w:pPr>
+    </w:p>
+    <w:p>
+      <w:pPr>
+        <w:spacing w:line="276" w:lineRule="auto" w:before="0" w:after="120"/>
+      </w:pPr>
+      <w:r>
+        <w:rPr>
+          <w:rFonts w:ascii="Calibri" w:hAnsi="Calibri"/>
+        </w:rPr>
+        <w:t xml:space="preserve">Hệ thống loại bỏ thiết kế surrogate ID thông thường cho khách hàng và thay thế bằng một kiến trúc hướng giao dịch cực kỳ chặt chẽ lấy </w:t>
+      </w:r>
+      <w:r>
+        <w:rPr>
+          <w:rFonts w:ascii="Calibri" w:hAnsi="Calibri"/>
+          <w:b/>
+          <w:color w:val="111827"/>
+        </w:rPr>
+        <w:t>Số điện thoại (SĐT) làm định danh khóa chính</w:t>
+      </w:r>
+      <w:r>
+        <w:rPr>
+          <w:rFonts w:ascii="Calibri" w:hAnsi="Calibri"/>
+        </w:rPr>
+        <w:t>.</w:t>
+      </w:r>
+    </w:p>
+    <w:p>
+      <w:pPr>
+        <w:spacing w:before="0" w:after="60"/>
+      </w:pPr>
+    </w:p>
+    <w:p>
+      <w:pPr>
+        <w:spacing w:before="120" w:after="120"/>
+        <w:ind w:left="576"/>
+        <w:pBdr>
+          <w:left w:val="single" w:sz="24" w:space="8" w:color="1E3A8A"/>
+        </w:pBdr>
+        <w:shd w:fill="F3F4F6"/>
+      </w:pPr>
+      <w:r>
+        <w:rPr>
+          <w:rFonts w:ascii="Consolas" w:hAnsi="Consolas"/>
+          <w:color w:val="374151"/>
+          <w:sz w:val="18"/>
+        </w:rPr>
+        <w:t>sequenceDiagram</w:t>
+        <w:br/>
+        <w:t xml:space="preserve">    autonumber</w:t>
+        <w:br/>
+        <w:t xml:space="preserve">    Actor Cashier as Thu Ngân</w:t>
+        <w:br/>
+        <w:t xml:space="preserve">    participant POS as POS Controller</w:t>
+        <w:br/>
+        <w:t xml:space="preserve">    participant LE as Promotion Engine</w:t>
+        <w:br/>
+        <w:t xml:space="preserve">    participant LS as Loyalty Service</w:t>
+        <w:br/>
+        <w:t xml:space="preserve">    participant DB as PostgreSQL DB</w:t>
+        <w:br/>
+        <w:br/>
+        <w:t xml:space="preserve">    Cashier-&gt;&gt;POS: Nhập SĐT khách hàng &amp; Xác nhận Checkout</w:t>
+        <w:br/>
+        <w:t xml:space="preserve">    POS-&gt;&gt;DB: Truy vấn Customer bằng SĐT (Primary Key phone)</w:t>
+        <w:br/>
+        <w:t xml:space="preserve">    DB--&gt;&gt;POS: Trả về thông tin hạng thẻ &amp; doanh số tích lũy</w:t>
+        <w:br/>
+        <w:t xml:space="preserve">    POS-&gt;&gt;LE: applyOptimalPromotion(order, customer)</w:t>
+        <w:br/>
+        <w:t xml:space="preserve">    LE-&gt;&gt;LE: Tính toán giảm giá theo Hạng thẻ (Silver: 5%, Gold: 10%, Platinum: 15%)</w:t>
+        <w:br/>
+        <w:t xml:space="preserve">    LE-&gt;&gt;LE: Quét danh sách mã coupon, áp dụng ưu đãi hời nhất</w:t>
+        <w:br/>
+        <w:t xml:space="preserve">    LE--&gt;&gt;POS: Trả về hoá đơn đã chiết khấu tối ưu</w:t>
+        <w:br/>
+        <w:t xml:space="preserve">    Cashier-&gt;&gt;POS: Xác nhận thanh toán thành công</w:t>
+        <w:br/>
+        <w:t xml:space="preserve">    POS-&gt;&gt;LS: accumulateSpend(phone, finalBillTotal)</w:t>
+        <w:br/>
+        <w:t xml:space="preserve">    LS-&gt;&gt;DB: Cộng dồn total_spent &amp; Tính điểm thưởng loyalty_points (1%)</w:t>
+        <w:br/>
+        <w:t xml:space="preserve">    LS-&gt;&gt;LS: Kiểm tra điều kiện nâng hạng thẻ thành viên</w:t>
+        <w:br/>
+        <w:t xml:space="preserve">    LS-&gt;&gt;DB: Lưu giao dịch loyalty_transactions &amp; Cập nhật Customer</w:t>
+        <w:br/>
+        <w:t xml:space="preserve">    POS--&gt;&gt;Cashier: In hoá đơn &amp; hoàn thành dọn bàn</w:t>
+        <w:br/>
+      </w:r>
+    </w:p>
+    <w:p>
+      <w:pPr>
+        <w:spacing w:before="0" w:after="60"/>
+      </w:pPr>
+    </w:p>
+    <w:p>
+      <w:pPr>
+        <w:keepNext/>
+        <w:spacing w:before="200" w:after="80"/>
+      </w:pPr>
+      <w:r>
+        <w:rPr>
+          <w:rFonts w:ascii="Calibri" w:hAnsi="Calibri"/>
+          <w:b/>
+          <w:i/>
+          <w:color w:val="374151"/>
+          <w:sz w:val="24"/>
+        </w:rPr>
+        <w:t>4.1 Luồng Xử lý Dữ liệu Tích lũy &amp; Thăng hạng Tự động</w:t>
+      </w:r>
+    </w:p>
+    <w:p>
+      <w:pPr>
+        <w:spacing w:line="276" w:lineRule="auto" w:before="0" w:after="120"/>
+      </w:pPr>
+      <w:r>
+        <w:rPr>
+          <w:rFonts w:ascii="Calibri" w:hAnsi="Calibri"/>
+        </w:rPr>
+        <w:t xml:space="preserve">1. </w:t>
+      </w:r>
+      <w:r>
+        <w:rPr>
+          <w:rFonts w:ascii="Calibri" w:hAnsi="Calibri"/>
+          <w:b/>
+          <w:color w:val="111827"/>
+        </w:rPr>
+        <w:t>Kiểm tra liên kết hội viên</w:t>
+      </w:r>
+      <w:r>
+        <w:rPr>
+          <w:rFonts w:ascii="Calibri" w:hAnsi="Calibri"/>
+        </w:rPr>
+        <w:t xml:space="preserve">: Tại thời điểm thanh toán hóa đơn ở POS, hệ thống kiểm tra sự tồn tại của </w:t>
+      </w:r>
+      <w:r>
+        <w:rPr>
+          <w:rFonts w:ascii="Consolas" w:hAnsi="Consolas"/>
+          <w:color w:val="B45309"/>
+          <w:sz w:val="19"/>
+        </w:rPr>
+        <w:t>customer_phone</w:t>
+      </w:r>
+      <w:r>
+        <w:rPr>
+          <w:rFonts w:ascii="Calibri" w:hAnsi="Calibri"/>
+        </w:rPr>
+        <w:t xml:space="preserve"> trong phiên ăn.</w:t>
+      </w:r>
+    </w:p>
+    <w:p>
+      <w:pPr>
+        <w:spacing w:line="276" w:lineRule="auto" w:before="0" w:after="120"/>
+      </w:pPr>
+      <w:r>
+        <w:rPr>
+          <w:rFonts w:ascii="Calibri" w:hAnsi="Calibri"/>
+        </w:rPr>
+        <w:t xml:space="preserve">2. </w:t>
+      </w:r>
+      <w:r>
+        <w:rPr>
+          <w:rFonts w:ascii="Calibri" w:hAnsi="Calibri"/>
+          <w:b/>
+          <w:color w:val="111827"/>
+        </w:rPr>
+        <w:t>Khấu trừ chiết khấu trực tiếp</w:t>
+      </w:r>
+      <w:r>
+        <w:rPr>
+          <w:rFonts w:ascii="Calibri" w:hAnsi="Calibri"/>
+        </w:rPr>
+        <w:t>:</w:t>
       </w:r>
     </w:p>
     <w:p>
       <w:pPr>
         <w:pStyle w:val="ListBullet"/>
-        <w:spacing w:after="80" w:line="276" w:lineRule="auto"/>
-        <w:ind w:left="360"/>
+        <w:spacing w:before="0" w:after="80"/>
       </w:pPr>
       <w:r>
         <w:rPr>
-          <w:rFonts w:ascii="Segoe UI" w:hAnsi="Segoe UI"/>
-          <w:b w:val="0"/>
-          <w:i w:val="0"/>
-          <w:color w:val="2D3748"/>
-          <w:sz w:val="22"/>
+          <w:rFonts w:ascii="Calibri" w:hAnsi="Calibri"/>
         </w:rPr>
-        <w:t>src/main/java/web/restaurant/swp/:</w:t>
+        <w:t xml:space="preserve">Hệ thống truyền thông tin khách hàng vào </w:t>
+      </w:r>
+      <w:r>
+        <w:rPr>
+          <w:rFonts w:ascii="Consolas" w:hAnsi="Consolas"/>
+          <w:color w:val="B45309"/>
+          <w:sz w:val="19"/>
+        </w:rPr>
+        <w:t>PromotionEngine</w:t>
+      </w:r>
+      <w:r>
+        <w:rPr>
+          <w:rFonts w:ascii="Calibri" w:hAnsi="Calibri"/>
+        </w:rPr>
+        <w:t>.</w:t>
       </w:r>
     </w:p>
     <w:p>
       <w:pPr>
         <w:pStyle w:val="ListBullet"/>
-        <w:spacing w:after="80" w:line="276" w:lineRule="auto"/>
-        <w:ind w:left="720"/>
+        <w:spacing w:before="0" w:after="80"/>
       </w:pPr>
       <w:r>
         <w:rPr>
-          <w:rFonts w:ascii="Segoe UI" w:hAnsi="Segoe UI"/>
-          <w:b w:val="0"/>
-          <w:i w:val="0"/>
-          <w:color w:val="2D3748"/>
-          <w:sz w:val="22"/>
+          <w:rFonts w:ascii="Calibri" w:hAnsi="Calibri"/>
         </w:rPr>
-        <w:t>SwpApplication.java: Điểm khởi chạy (Main class) của ứng dụng Spring Boot.</w:t>
+        <w:t xml:space="preserve">Dựa trên giá trị của trường </w:t>
+      </w:r>
+      <w:r>
+        <w:rPr>
+          <w:rFonts w:ascii="Consolas" w:hAnsi="Consolas"/>
+          <w:color w:val="B45309"/>
+          <w:sz w:val="19"/>
+        </w:rPr>
+        <w:t>membership_tier</w:t>
+      </w:r>
+      <w:r>
+        <w:rPr>
+          <w:rFonts w:ascii="Calibri" w:hAnsi="Calibri"/>
+        </w:rPr>
+        <w:t xml:space="preserve"> lấy từ </w:t>
+      </w:r>
+      <w:r>
+        <w:rPr>
+          <w:rFonts w:ascii="Consolas" w:hAnsi="Consolas"/>
+          <w:color w:val="B45309"/>
+          <w:sz w:val="19"/>
+        </w:rPr>
+        <w:t>customers</w:t>
+      </w:r>
+      <w:r>
+        <w:rPr>
+          <w:rFonts w:ascii="Calibri" w:hAnsi="Calibri"/>
+        </w:rPr>
+        <w:t xml:space="preserve"> (được truy vấn trực tiếp bằng SĐT), hệ thống tự động trừ % hóa đơn trước khi tính thuế và trước khi áp dụng coupon ngoài.</w:t>
+      </w:r>
+    </w:p>
+    <w:p>
+      <w:pPr>
+        <w:spacing w:line="276" w:lineRule="auto" w:before="0" w:after="120"/>
+      </w:pPr>
+      <w:r>
+        <w:rPr>
+          <w:rFonts w:ascii="Calibri" w:hAnsi="Calibri"/>
+        </w:rPr>
+        <w:t xml:space="preserve">3. </w:t>
+      </w:r>
+      <w:r>
+        <w:rPr>
+          <w:rFonts w:ascii="Calibri" w:hAnsi="Calibri"/>
+          <w:b/>
+          <w:color w:val="111827"/>
+        </w:rPr>
+        <w:t>Cập nhật giao dịch sau thanh toán (Post-payment Hook)</w:t>
+      </w:r>
+      <w:r>
+        <w:rPr>
+          <w:rFonts w:ascii="Calibri" w:hAnsi="Calibri"/>
+        </w:rPr>
+        <w:t>:</w:t>
       </w:r>
     </w:p>
     <w:p>
       <w:pPr>
         <w:pStyle w:val="ListBullet"/>
-        <w:spacing w:after="80" w:line="276" w:lineRule="auto"/>
-        <w:ind w:left="720"/>
+        <w:spacing w:before="0" w:after="80"/>
       </w:pPr>
       <w:r>
         <w:rPr>
-          <w:rFonts w:ascii="Segoe UI" w:hAnsi="Segoe UI"/>
-          <w:b w:val="0"/>
-          <w:i w:val="0"/>
-          <w:color w:val="2D3748"/>
-          <w:sz w:val="22"/>
+          <w:rFonts w:ascii="Calibri" w:hAnsi="Calibri"/>
         </w:rPr>
-        <w:t>config/: Chứa các lớp cấu hình hệ thống.</w:t>
+        <w:t xml:space="preserve">Khi trạng thái hóa đơn đổi sang </w:t>
+      </w:r>
+      <w:r>
+        <w:rPr>
+          <w:rFonts w:ascii="Consolas" w:hAnsi="Consolas"/>
+          <w:color w:val="B45309"/>
+          <w:sz w:val="19"/>
+        </w:rPr>
+        <w:t>PAID</w:t>
+      </w:r>
+      <w:r>
+        <w:rPr>
+          <w:rFonts w:ascii="Calibri" w:hAnsi="Calibri"/>
+        </w:rPr>
+        <w:t xml:space="preserve">, hệ thống kích hoạt sự kiện cập nhật điểm thông qua </w:t>
+      </w:r>
+      <w:r>
+        <w:rPr>
+          <w:rFonts w:ascii="Consolas" w:hAnsi="Consolas"/>
+          <w:color w:val="B45309"/>
+          <w:sz w:val="19"/>
+        </w:rPr>
+        <w:t>LoyaltyService.accumulateSpend(phone, amount)</w:t>
+      </w:r>
+      <w:r>
+        <w:rPr>
+          <w:rFonts w:ascii="Calibri" w:hAnsi="Calibri"/>
+        </w:rPr>
+        <w:t>.</w:t>
       </w:r>
     </w:p>
     <w:p>
       <w:pPr>
         <w:pStyle w:val="ListBullet"/>
-        <w:spacing w:after="80" w:line="276" w:lineRule="auto"/>
-        <w:ind w:left="1080"/>
+        <w:spacing w:before="0" w:after="80"/>
       </w:pPr>
       <w:r>
         <w:rPr>
-          <w:rFonts w:ascii="Segoe UI" w:hAnsi="Segoe UI"/>
-          <w:b w:val="0"/>
-          <w:i w:val="0"/>
-          <w:color w:val="2D3748"/>
-          <w:sz w:val="22"/>
+          <w:rFonts w:ascii="Calibri" w:hAnsi="Calibri"/>
         </w:rPr>
-        <w:t>SecurityConfig.java: Cấu hình phân quyền truy cập endpoint và cấu hình đăng nhập.</w:t>
+        <w:t xml:space="preserve">Dịch vụ thực hiện cộng dồn </w:t>
+      </w:r>
+      <w:r>
+        <w:rPr>
+          <w:rFonts w:ascii="Consolas" w:hAnsi="Consolas"/>
+          <w:color w:val="B45309"/>
+          <w:sz w:val="19"/>
+        </w:rPr>
+        <w:t>total_spent</w:t>
+      </w:r>
+      <w:r>
+        <w:rPr>
+          <w:rFonts w:ascii="Calibri" w:hAnsi="Calibri"/>
+        </w:rPr>
+        <w:t xml:space="preserve"> trực tiếp trên thực thể khách hàng và lưu vết biến động vào bảng </w:t>
+      </w:r>
+      <w:r>
+        <w:rPr>
+          <w:rFonts w:ascii="Consolas" w:hAnsi="Consolas"/>
+          <w:color w:val="B45309"/>
+          <w:sz w:val="19"/>
+        </w:rPr>
+        <w:t>loyalty_transactions</w:t>
+      </w:r>
+      <w:r>
+        <w:rPr>
+          <w:rFonts w:ascii="Calibri" w:hAnsi="Calibri"/>
+        </w:rPr>
+        <w:t>.</w:t>
       </w:r>
     </w:p>
     <w:p>
       <w:pPr>
         <w:pStyle w:val="ListBullet"/>
-        <w:spacing w:after="80" w:line="276" w:lineRule="auto"/>
-        <w:ind w:left="1080"/>
+        <w:spacing w:before="0" w:after="80"/>
       </w:pPr>
       <w:r>
         <w:rPr>
-          <w:rFonts w:ascii="Segoe UI" w:hAnsi="Segoe UI"/>
-          <w:b w:val="0"/>
-          <w:i w:val="0"/>
-          <w:color w:val="2D3748"/>
-          <w:sz w:val="22"/>
+          <w:rFonts w:ascii="Calibri" w:hAnsi="Calibri"/>
         </w:rPr>
-        <w:t>WebSocketConfig.java: Thiết lập Server WebSocket cho truyền tải KDS thời gian thực.</w:t>
+        <w:t xml:space="preserve">Một </w:t>
+      </w:r>
+      <w:r>
+        <w:rPr>
+          <w:rFonts w:ascii="Calibri" w:hAnsi="Calibri"/>
+          <w:b/>
+          <w:color w:val="111827"/>
+        </w:rPr>
+        <w:t>Bộ kiểm tra thăng hạng (Tier Upgrader Component)</w:t>
+      </w:r>
+      <w:r>
+        <w:rPr>
+          <w:rFonts w:ascii="Calibri" w:hAnsi="Calibri"/>
+        </w:rPr>
+        <w:t xml:space="preserve"> chạy ngay sau đó để so sánh tổng chi tiêu mới với các mốc quy định (5 triệu cho Silver, 15 triệu cho Gold, 50 triệu cho Platinum). Nếu đủ điều kiện, trường </w:t>
+      </w:r>
+      <w:r>
+        <w:rPr>
+          <w:rFonts w:ascii="Consolas" w:hAnsi="Consolas"/>
+          <w:color w:val="B45309"/>
+          <w:sz w:val="19"/>
+        </w:rPr>
+        <w:t>membership_tier</w:t>
+      </w:r>
+      <w:r>
+        <w:rPr>
+          <w:rFonts w:ascii="Calibri" w:hAnsi="Calibri"/>
+        </w:rPr>
+        <w:t xml:space="preserve"> được ghi nhận giá trị mới ngay lập tức, đảm bảo khách hàng được hưởng ưu đãi cao hơn ở ngay lần mua kế tiếp.</w:t>
       </w:r>
     </w:p>
-    <w:p>
-      <w:pPr>
-        <w:pStyle w:val="ListBullet"/>
-        <w:spacing w:after="80" w:line="276" w:lineRule="auto"/>
-        <w:ind w:left="1080"/>
-      </w:pPr>
-      <w:r>
-        <w:rPr>
-          <w:rFonts w:ascii="Segoe UI" w:hAnsi="Segoe UI"/>
-          <w:b w:val="0"/>
-          <w:i w:val="0"/>
-          <w:color w:val="2D3748"/>
-          <w:sz w:val="22"/>
-        </w:rPr>
-        <w:t>KdsWebSocketHandler.java: Bộ điều phối xử lý tin nhắn socket bếp và thu ngân.</w:t>
-      </w:r>
-    </w:p>
-    <w:p>
-      <w:pPr>
-        <w:pStyle w:val="ListBullet"/>
-        <w:spacing w:after="80" w:line="276" w:lineRule="auto"/>
-        <w:ind w:left="1080"/>
-      </w:pPr>
-      <w:r>
-        <w:rPr>
-          <w:rFonts w:ascii="Segoe UI" w:hAnsi="Segoe UI"/>
-          <w:b w:val="0"/>
-          <w:i w:val="0"/>
-          <w:color w:val="2D3748"/>
-          <w:sz w:val="22"/>
-        </w:rPr>
-        <w:t>DataSeeder.java: Tự động chạy và seeding dữ liệu cơ bản khi hệ thống khởi động lần đầu.</w:t>
-      </w:r>
-    </w:p>
-    <w:p>
-      <w:pPr>
-        <w:pStyle w:val="ListBullet"/>
-        <w:spacing w:after="80" w:line="276" w:lineRule="auto"/>
-        <w:ind w:left="720"/>
-      </w:pPr>
-      <w:r>
-        <w:rPr>
-          <w:rFonts w:ascii="Segoe UI" w:hAnsi="Segoe UI"/>
-          <w:b w:val="0"/>
-          <w:i w:val="0"/>
-          <w:color w:val="2D3748"/>
-          <w:sz w:val="22"/>
-        </w:rPr>
-        <w:t>modules/: Gói chứa 10 phân hệ nghiệp vụ độc lập.</w:t>
-      </w:r>
-    </w:p>
-    <w:p>
-      <w:pPr>
-        <w:pStyle w:val="ListBullet"/>
-        <w:spacing w:after="80" w:line="276" w:lineRule="auto"/>
-        <w:ind w:left="1080"/>
-      </w:pPr>
-      <w:r>
-        <w:rPr>
-          <w:rFonts w:ascii="Segoe UI" w:hAnsi="Segoe UI"/>
-          <w:b w:val="0"/>
-          <w:i w:val="0"/>
-          <w:color w:val="2D3748"/>
-          <w:sz w:val="22"/>
-        </w:rPr>
-        <w:t>auth: Xử lý xác thực đăng nhập, lưu vết lịch sử kiểm toán hệ thống (Audit Log), mã hóa mật khẩu và phiên đăng nhập.</w:t>
-      </w:r>
-    </w:p>
-    <w:p>
-      <w:pPr>
-        <w:pStyle w:val="ListBullet"/>
-        <w:spacing w:after="80" w:line="276" w:lineRule="auto"/>
-        <w:ind w:left="1080"/>
-      </w:pPr>
-      <w:r>
-        <w:rPr>
-          <w:rFonts w:ascii="Segoe UI" w:hAnsi="Segoe UI"/>
-          <w:b w:val="0"/>
-          <w:i w:val="0"/>
-          <w:color w:val="2D3748"/>
-          <w:sz w:val="22"/>
-        </w:rPr>
-        <w:t>branch: Quản lý cơ sở chi nhánh phân tán và thuộc tính kích hoạt hoạt động.</w:t>
-      </w:r>
-    </w:p>
-    <w:p>
-      <w:pPr>
-        <w:pStyle w:val="ListBullet"/>
-        <w:spacing w:after="80" w:line="276" w:lineRule="auto"/>
-        <w:ind w:left="1080"/>
-      </w:pPr>
-      <w:r>
-        <w:rPr>
-          <w:rFonts w:ascii="Segoe UI" w:hAnsi="Segoe UI"/>
-          <w:b w:val="0"/>
-          <w:i w:val="0"/>
-          <w:color w:val="2D3748"/>
-          <w:sz w:val="22"/>
-        </w:rPr>
-        <w:t>hr: Bao gồm hồ sơ nhân viên, phân lịch làm việc (Shift Assignment), chấm công, xin nghỉ phép, duyệt bổ sung công và chạy lương tự động.</w:t>
-      </w:r>
-    </w:p>
-    <w:p>
-      <w:pPr>
-        <w:pStyle w:val="ListBullet"/>
-        <w:spacing w:after="80" w:line="276" w:lineRule="auto"/>
-        <w:ind w:left="1080"/>
-      </w:pPr>
-      <w:r>
-        <w:rPr>
-          <w:rFonts w:ascii="Segoe UI" w:hAnsi="Segoe UI"/>
-          <w:b w:val="0"/>
-          <w:i w:val="0"/>
-          <w:color w:val="2D3748"/>
-          <w:sz w:val="22"/>
-        </w:rPr>
-        <w:t>inventory: Quản lý kho nguyên vật liệu thô, phân loại danh mục, sản phẩm thực đơn, thiết lập công thức recipes định lượng món ăn.</w:t>
-      </w:r>
-    </w:p>
-    <w:p>
-      <w:pPr>
-        <w:pStyle w:val="ListBullet"/>
-        <w:spacing w:after="80" w:line="276" w:lineRule="auto"/>
-        <w:ind w:left="1080"/>
-      </w:pPr>
-      <w:r>
-        <w:rPr>
-          <w:rFonts w:ascii="Segoe UI" w:hAnsi="Segoe UI"/>
-          <w:b w:val="0"/>
-          <w:i w:val="0"/>
-          <w:color w:val="2D3748"/>
-          <w:sz w:val="22"/>
-        </w:rPr>
-        <w:t>pos: Trọng tâm bán hàng gồm sơ đồ khu vực, quản lý bàn ăn, mở phiên gọi món, tách hóa đơn, gộp hóa đơn và liên kết cổng VNPay.</w:t>
-      </w:r>
-    </w:p>
-    <w:p>
-      <w:pPr>
-        <w:pStyle w:val="ListBullet"/>
-        <w:spacing w:after="80" w:line="276" w:lineRule="auto"/>
-        <w:ind w:left="1080"/>
-      </w:pPr>
-      <w:r>
-        <w:rPr>
-          <w:rFonts w:ascii="Segoe UI" w:hAnsi="Segoe UI"/>
-          <w:b w:val="0"/>
-          <w:i w:val="0"/>
-          <w:color w:val="2D3748"/>
-          <w:sz w:val="22"/>
-        </w:rPr>
-        <w:t>kds: Màn hình nhà bếp cập nhật tiến độ chế biến đơn hàng tức thời thông qua kết nối Socket.</w:t>
-      </w:r>
-    </w:p>
-    <w:p>
-      <w:pPr>
-        <w:pStyle w:val="ListBullet"/>
-        <w:spacing w:after="80" w:line="276" w:lineRule="auto"/>
-        <w:ind w:left="1080"/>
-      </w:pPr>
-      <w:r>
-        <w:rPr>
-          <w:rFonts w:ascii="Segoe UI" w:hAnsi="Segoe UI"/>
-          <w:b w:val="0"/>
-          <w:i w:val="0"/>
-          <w:color w:val="2D3748"/>
-          <w:sz w:val="22"/>
-        </w:rPr>
-        <w:t>loyalty: Chăm sóc khách hàng thành viên, tích lũy điểm thưởng dựa trên doanh số chi tiêu và hiển thị cổng thông tin Customer Portal.</w:t>
-      </w:r>
-    </w:p>
-    <w:p>
-      <w:pPr>
-        <w:pStyle w:val="ListBullet"/>
-        <w:spacing w:after="80" w:line="276" w:lineRule="auto"/>
-        <w:ind w:left="1080"/>
-      </w:pPr>
-      <w:r>
-        <w:rPr>
-          <w:rFonts w:ascii="Segoe UI" w:hAnsi="Segoe UI"/>
-          <w:b w:val="0"/>
-          <w:i w:val="0"/>
-          <w:color w:val="2D3748"/>
-          <w:sz w:val="22"/>
-        </w:rPr>
-        <w:t>procurement: Cung ứng nguyên liệu từ nhà cung cấp (Suppliers), phê duyệt PO, lập phiếu nhập kho GRN và đối chiếu 3 bên tự động.</w:t>
-      </w:r>
-    </w:p>
-    <w:p>
-      <w:pPr>
-        <w:pStyle w:val="ListBullet"/>
-        <w:spacing w:after="80" w:line="276" w:lineRule="auto"/>
-        <w:ind w:left="1080"/>
-      </w:pPr>
-      <w:r>
-        <w:rPr>
-          <w:rFonts w:ascii="Segoe UI" w:hAnsi="Segoe UI"/>
-          <w:b w:val="0"/>
-          <w:i w:val="0"/>
-          <w:color w:val="2D3748"/>
-          <w:sz w:val="22"/>
-        </w:rPr>
-        <w:t>promotion: Động cơ tính toán khuyến mãi tối ưu tự động áp dụng (Optimal Promo) và chèn món tặng Buy-1-Get-1 miễn phí.</w:t>
-      </w:r>
-    </w:p>
-    <w:p>
-      <w:pPr>
-        <w:pStyle w:val="ListBullet"/>
-        <w:spacing w:after="80" w:line="276" w:lineRule="auto"/>
-        <w:ind w:left="1080"/>
-      </w:pPr>
-      <w:r>
-        <w:rPr>
-          <w:rFonts w:ascii="Segoe UI" w:hAnsi="Segoe UI"/>
-          <w:b w:val="0"/>
-          <w:i w:val="0"/>
-          <w:color w:val="2D3748"/>
-          <w:sz w:val="22"/>
-        </w:rPr>
-        <w:t>analytics: Tính toán thống kê báo cáo tài chính, biểu đồ kho hàng và cổng API tích hợp AI Chatbot tư vấn dữ liệu kinh doanh.</w:t>
-      </w:r>
-    </w:p>
-    <w:p>
-      <w:pPr>
-        <w:keepNext/>
-        <w:spacing w:before="320" w:after="120"/>
-      </w:pPr>
-      <w:r>
-        <w:rPr>
-          <w:rFonts w:ascii="Segoe UI" w:hAnsi="Segoe UI"/>
-          <w:b/>
-          <w:i w:val="0"/>
-          <w:color w:val="1A365D"/>
-          <w:sz w:val="36"/>
-        </w:rPr>
-        <w:t>4. Luồng Dữ Liệu Tổng Quan (Overview Data Flow)</w:t>
-      </w:r>
-    </w:p>
-    <w:p>
-      <w:pPr>
-        <w:spacing w:after="120" w:line="276" w:lineRule="auto"/>
-        <w:jc w:val="left"/>
-      </w:pPr>
-      <w:r>
-        <w:rPr>
-          <w:rFonts w:ascii="Segoe UI" w:hAnsi="Segoe UI"/>
-          <w:b w:val="0"/>
-          <w:i w:val="0"/>
-          <w:color w:val="2D3748"/>
-          <w:sz w:val="22"/>
-        </w:rPr>
-        <w:t>Hệ thống đảm bảo tính đồng bộ tuyệt đối về mặt dữ liệu nhờ việc liên kết chặt chẽ các luồng nghiệp vụ. Dưới đây là diễn giải chi tiết các luồng dữ liệu chính chạy xuyên suốt mã nguồn:</w:t>
-      </w:r>
-    </w:p>
-    <w:p>
-      <w:pPr>
-        <w:keepNext/>
-        <w:spacing w:before="240" w:after="80"/>
-      </w:pPr>
-      <w:r>
-        <w:rPr>
-          <w:rFonts w:ascii="Segoe UI" w:hAnsi="Segoe UI"/>
-          <w:b/>
-          <w:i w:val="0"/>
-          <w:color w:val="2B6CB0"/>
-          <w:sz w:val="28"/>
-        </w:rPr>
-        <w:t>4.1 Luồng Gọi Món, Chế Biến &amp; Thanh Toán (POS to KDS &amp; Checkout Flow)</w:t>
-      </w:r>
-    </w:p>
-    <w:p>
-      <w:pPr>
-        <w:spacing w:after="120" w:line="276" w:lineRule="auto"/>
-        <w:jc w:val="left"/>
-      </w:pPr>
-      <w:r>
-        <w:rPr>
-          <w:rFonts w:ascii="Segoe UI" w:hAnsi="Segoe UI"/>
-          <w:b w:val="0"/>
-          <w:i w:val="0"/>
-          <w:color w:val="2D3748"/>
-          <w:sz w:val="22"/>
-        </w:rPr>
-        <w:t>Luồng này mô tả chu trình dữ liệu từ lúc khách hàng ngồi vào bàn cho đến khi hoàn tất thanh toán và đóng phiên ăn:</w:t>
-      </w:r>
-    </w:p>
-    <w:tbl>
-      <w:tblPr>
-        <w:tblW w:type="auto" w:w="0"/>
-        <w:jc w:val="center"/>
-        <w:tblLook w:firstColumn="1" w:firstRow="1" w:lastColumn="0" w:lastRow="0" w:noHBand="0" w:noVBand="1" w:val="04A0"/>
-        <w:tblBorders>
-          <w:top w:val="single" w:sz="4" w:space="0" w:color="CBD5E0"/>
-          <w:left w:val="none"/>
-          <w:bottom w:val="single" w:sz="6" w:space="0" w:color="A0AEC0"/>
-          <w:right w:val="none"/>
-          <w:insideH w:val="single" w:sz="4" w:space="0" w:color="E2E8F0"/>
-          <w:insideV w:val="none"/>
-        </w:tblBorders>
-      </w:tblPr>
-      <w:tblGrid>
-        <w:gridCol w:w="1440"/>
-        <w:gridCol w:w="3600"/>
-        <w:gridCol w:w="4320"/>
-      </w:tblGrid>
-      <w:tr>
-        <w:trPr>
-          <w:tblHeader/>
-        </w:trPr>
-        <w:tc>
-          <w:tcPr>
-            <w:tcW w:type="dxa" w:w="3120"/>
-            <w:shd w:fill="1A365D"/>
-            <w:tcMar>
-              <w:top w:w="120" w:type="dxa"/>
-              <w:bottom w:w="120" w:type="dxa"/>
-              <w:left w:w="180" w:type="dxa"/>
-              <w:right w:w="180" w:type="dxa"/>
-            </w:tcMar>
-          </w:tcPr>
-          <w:p>
-            <w:pPr>
-              <w:spacing w:after="0"/>
-              <w:jc w:val="left"/>
-            </w:pPr>
-            <w:r/>
-            <w:r>
-              <w:rPr>
-                <w:rFonts w:ascii="Segoe UI" w:hAnsi="Segoe UI"/>
-                <w:b/>
-                <w:i w:val="0"/>
-                <w:color w:val="FFFFFF"/>
-                <w:sz w:val="21"/>
-              </w:rPr>
-              <w:t>Bước</w:t>
-            </w:r>
-          </w:p>
-        </w:tc>
-        <w:tc>
-          <w:tcPr>
-            <w:tcW w:type="dxa" w:w="3120"/>
-            <w:shd w:fill="1A365D"/>
-            <w:tcMar>
-              <w:top w:w="120" w:type="dxa"/>
-              <w:bottom w:w="120" w:type="dxa"/>
-              <w:left w:w="180" w:type="dxa"/>
-              <w:right w:w="180" w:type="dxa"/>
-            </w:tcMar>
-          </w:tcPr>
-          <w:p>
-            <w:pPr>
-              <w:spacing w:after="0"/>
-              <w:jc w:val="left"/>
-            </w:pPr>
-            <w:r/>
-            <w:r>
-              <w:rPr>
-                <w:rFonts w:ascii="Segoe UI" w:hAnsi="Segoe UI"/>
-                <w:b/>
-                <w:i w:val="0"/>
-                <w:color w:val="FFFFFF"/>
-                <w:sz w:val="21"/>
-              </w:rPr>
-              <w:t>Hành Động &amp; Tác Nhân</w:t>
-            </w:r>
-          </w:p>
-        </w:tc>
-        <w:tc>
-          <w:tcPr>
-            <w:tcW w:type="dxa" w:w="3120"/>
-            <w:shd w:fill="1A365D"/>
-            <w:tcMar>
-              <w:top w:w="120" w:type="dxa"/>
-              <w:bottom w:w="120" w:type="dxa"/>
-              <w:left w:w="180" w:type="dxa"/>
-              <w:right w:w="180" w:type="dxa"/>
-            </w:tcMar>
-          </w:tcPr>
-          <w:p>
-            <w:pPr>
-              <w:spacing w:after="0"/>
-              <w:jc w:val="left"/>
-            </w:pPr>
-            <w:r/>
-            <w:r>
-              <w:rPr>
-                <w:rFonts w:ascii="Segoe UI" w:hAnsi="Segoe UI"/>
-                <w:b/>
-                <w:i w:val="0"/>
-                <w:color w:val="FFFFFF"/>
-                <w:sz w:val="21"/>
-              </w:rPr>
-              <w:t>Sự Thay Đổi Dữ Liệu / Tác Động Code</w:t>
-            </w:r>
-          </w:p>
-        </w:tc>
-      </w:tr>
-      <w:tr>
-        <w:tc>
-          <w:tcPr>
-            <w:tcW w:type="dxa" w:w="1440"/>
-            <w:shd w:fill="FFFFFF"/>
-            <w:tcMar>
-              <w:top w:w="120" w:type="dxa"/>
-              <w:bottom w:w="120" w:type="dxa"/>
-              <w:left w:w="180" w:type="dxa"/>
-              <w:right w:w="180" w:type="dxa"/>
-            </w:tcMar>
-          </w:tcPr>
-          <w:p>
-            <w:pPr>
-              <w:spacing w:after="0" w:line="252" w:lineRule="auto"/>
-              <w:jc w:val="left"/>
-            </w:pPr>
-            <w:r/>
-            <w:r>
-              <w:rPr>
-                <w:rFonts w:ascii="Segoe UI" w:hAnsi="Segoe UI"/>
-                <w:b w:val="0"/>
-                <w:i w:val="0"/>
-                <w:color w:val="2D3748"/>
-                <w:sz w:val="19"/>
-              </w:rPr>
-              <w:t>1</w:t>
-            </w:r>
-          </w:p>
-        </w:tc>
-        <w:tc>
-          <w:tcPr>
-            <w:tcW w:type="dxa" w:w="3600"/>
-            <w:shd w:fill="FFFFFF"/>
-            <w:tcMar>
-              <w:top w:w="120" w:type="dxa"/>
-              <w:bottom w:w="120" w:type="dxa"/>
-              <w:left w:w="180" w:type="dxa"/>
-              <w:right w:w="180" w:type="dxa"/>
-            </w:tcMar>
-          </w:tcPr>
-          <w:p>
-            <w:pPr>
-              <w:spacing w:after="0" w:line="252" w:lineRule="auto"/>
-              <w:jc w:val="left"/>
-            </w:pPr>
-            <w:r/>
-            <w:r>
-              <w:rPr>
-                <w:rFonts w:ascii="Segoe UI" w:hAnsi="Segoe UI"/>
-                <w:b w:val="0"/>
-                <w:i w:val="0"/>
-                <w:color w:val="2D3748"/>
-                <w:sz w:val="19"/>
-              </w:rPr>
-              <w:t>Thu ngân chọn bàn ăn trống và nhấp 'Mở phiên phục vụ' (POS Controller -&gt; POST /api/pos/session/open)</w:t>
-            </w:r>
-          </w:p>
-        </w:tc>
-        <w:tc>
-          <w:tcPr>
-            <w:tcW w:type="dxa" w:w="4320"/>
-            <w:shd w:fill="FFFFFF"/>
-            <w:tcMar>
-              <w:top w:w="120" w:type="dxa"/>
-              <w:bottom w:w="120" w:type="dxa"/>
-              <w:left w:w="180" w:type="dxa"/>
-              <w:right w:w="180" w:type="dxa"/>
-            </w:tcMar>
-          </w:tcPr>
-          <w:p>
-            <w:pPr>
-              <w:spacing w:after="0" w:line="252" w:lineRule="auto"/>
-              <w:jc w:val="left"/>
-            </w:pPr>
-            <w:r/>
-            <w:r>
-              <w:rPr>
-                <w:rFonts w:ascii="Segoe UI" w:hAnsi="Segoe UI"/>
-                <w:b w:val="0"/>
-                <w:i w:val="0"/>
-                <w:color w:val="2D3748"/>
-                <w:sz w:val="19"/>
-              </w:rPr>
-              <w:t>Tạo bản ghi mới trong bảng table_sessions với trạng thái status = 'ACTIVE' và payment_status = 'UNPAID'. Cập nhật trạng thái bảng tables từ 'EMPTY' thành 'OCCUPIED'.</w:t>
-            </w:r>
-          </w:p>
-        </w:tc>
-      </w:tr>
-      <w:tr>
-        <w:tc>
-          <w:tcPr>
-            <w:tcW w:type="dxa" w:w="1440"/>
-            <w:shd w:fill="F7FAFC"/>
-            <w:tcMar>
-              <w:top w:w="120" w:type="dxa"/>
-              <w:bottom w:w="120" w:type="dxa"/>
-              <w:left w:w="180" w:type="dxa"/>
-              <w:right w:w="180" w:type="dxa"/>
-            </w:tcMar>
-          </w:tcPr>
-          <w:p>
-            <w:pPr>
-              <w:spacing w:after="0" w:line="252" w:lineRule="auto"/>
-              <w:jc w:val="left"/>
-            </w:pPr>
-            <w:r/>
-            <w:r>
-              <w:rPr>
-                <w:rFonts w:ascii="Segoe UI" w:hAnsi="Segoe UI"/>
-                <w:b w:val="0"/>
-                <w:i w:val="0"/>
-                <w:color w:val="2D3748"/>
-                <w:sz w:val="19"/>
-              </w:rPr>
-              <w:t>2</w:t>
-            </w:r>
-          </w:p>
-        </w:tc>
-        <w:tc>
-          <w:tcPr>
-            <w:tcW w:type="dxa" w:w="3600"/>
-            <w:shd w:fill="F7FAFC"/>
-            <w:tcMar>
-              <w:top w:w="120" w:type="dxa"/>
-              <w:bottom w:w="120" w:type="dxa"/>
-              <w:left w:w="180" w:type="dxa"/>
-              <w:right w:w="180" w:type="dxa"/>
-            </w:tcMar>
-          </w:tcPr>
-          <w:p>
-            <w:pPr>
-              <w:spacing w:after="0" w:line="252" w:lineRule="auto"/>
-              <w:jc w:val="left"/>
-            </w:pPr>
-            <w:r/>
-            <w:r>
-              <w:rPr>
-                <w:rFonts w:ascii="Segoe UI" w:hAnsi="Segoe UI"/>
-                <w:b w:val="0"/>
-                <w:i w:val="0"/>
-                <w:color w:val="2D3748"/>
-                <w:sz w:val="19"/>
-              </w:rPr>
-              <w:t>Khách gọi món, Thu ngân thêm món vào giỏ (POST /api/pos/order/add)</w:t>
-            </w:r>
-          </w:p>
-        </w:tc>
-        <w:tc>
-          <w:tcPr>
-            <w:tcW w:type="dxa" w:w="4320"/>
-            <w:shd w:fill="F7FAFC"/>
-            <w:tcMar>
-              <w:top w:w="120" w:type="dxa"/>
-              <w:bottom w:w="120" w:type="dxa"/>
-              <w:left w:w="180" w:type="dxa"/>
-              <w:right w:w="180" w:type="dxa"/>
-            </w:tcMar>
-          </w:tcPr>
-          <w:p>
-            <w:pPr>
-              <w:spacing w:after="0" w:line="252" w:lineRule="auto"/>
-              <w:jc w:val="left"/>
-            </w:pPr>
-            <w:r/>
-            <w:r>
-              <w:rPr>
-                <w:rFonts w:ascii="Segoe UI" w:hAnsi="Segoe UI"/>
-                <w:b w:val="0"/>
-                <w:i w:val="0"/>
-                <w:color w:val="2D3748"/>
-                <w:sz w:val="19"/>
-              </w:rPr>
-              <w:t>Tạo mới hoặc cập nhật số lượng trong bảng order_details. Gọi PromotionEngine để tự động kiểm tra điều kiện chèn món tặng B1G1 (processBuyOneGetOne) nếu có sản phẩm trigger.</w:t>
-            </w:r>
-          </w:p>
-        </w:tc>
-      </w:tr>
-      <w:tr>
-        <w:tc>
-          <w:tcPr>
-            <w:tcW w:type="dxa" w:w="1440"/>
-            <w:shd w:fill="FFFFFF"/>
-            <w:tcMar>
-              <w:top w:w="120" w:type="dxa"/>
-              <w:bottom w:w="120" w:type="dxa"/>
-              <w:left w:w="180" w:type="dxa"/>
-              <w:right w:w="180" w:type="dxa"/>
-            </w:tcMar>
-          </w:tcPr>
-          <w:p>
-            <w:pPr>
-              <w:spacing w:after="0" w:line="252" w:lineRule="auto"/>
-              <w:jc w:val="left"/>
-            </w:pPr>
-            <w:r/>
-            <w:r>
-              <w:rPr>
-                <w:rFonts w:ascii="Segoe UI" w:hAnsi="Segoe UI"/>
-                <w:b w:val="0"/>
-                <w:i w:val="0"/>
-                <w:color w:val="2D3748"/>
-                <w:sz w:val="19"/>
-              </w:rPr>
-              <w:t>3</w:t>
-            </w:r>
-          </w:p>
-        </w:tc>
-        <w:tc>
-          <w:tcPr>
-            <w:tcW w:type="dxa" w:w="3600"/>
-            <w:shd w:fill="FFFFFF"/>
-            <w:tcMar>
-              <w:top w:w="120" w:type="dxa"/>
-              <w:bottom w:w="120" w:type="dxa"/>
-              <w:left w:w="180" w:type="dxa"/>
-              <w:right w:w="180" w:type="dxa"/>
-            </w:tcMar>
-          </w:tcPr>
-          <w:p>
-            <w:pPr>
-              <w:spacing w:after="0" w:line="252" w:lineRule="auto"/>
-              <w:jc w:val="left"/>
-            </w:pPr>
-            <w:r/>
-            <w:r>
-              <w:rPr>
-                <w:rFonts w:ascii="Segoe UI" w:hAnsi="Segoe UI"/>
-                <w:b w:val="0"/>
-                <w:i w:val="0"/>
-                <w:color w:val="2D3748"/>
-                <w:sz w:val="19"/>
-              </w:rPr>
-              <w:t>Thu ngân nhấn 'Gửi bếp' (POST /api/pos/order/send)</w:t>
-            </w:r>
-          </w:p>
-        </w:tc>
-        <w:tc>
-          <w:tcPr>
-            <w:tcW w:type="dxa" w:w="4320"/>
-            <w:shd w:fill="FFFFFF"/>
-            <w:tcMar>
-              <w:top w:w="120" w:type="dxa"/>
-              <w:bottom w:w="120" w:type="dxa"/>
-              <w:left w:w="180" w:type="dxa"/>
-              <w:right w:w="180" w:type="dxa"/>
-            </w:tcMar>
-          </w:tcPr>
-          <w:p>
-            <w:pPr>
-              <w:spacing w:after="0" w:line="252" w:lineRule="auto"/>
-              <w:jc w:val="left"/>
-            </w:pPr>
-            <w:r/>
-            <w:r>
-              <w:rPr>
-                <w:rFonts w:ascii="Segoe UI" w:hAnsi="Segoe UI"/>
-                <w:b w:val="0"/>
-                <w:i w:val="0"/>
-                <w:color w:val="2D3748"/>
-                <w:sz w:val="19"/>
-              </w:rPr>
-              <w:t>Khởi tạo đơn hàng mới trong bảng orders với status = 'PENDING'. Đơn chi tiết order_details được cập nhật status = 'COOKING'. Đồng thời gửi tin nhắn WebSocket qua KdsWebSocketHandler đến toàn bộ màn hình bếp.</w:t>
-            </w:r>
-          </w:p>
-        </w:tc>
-      </w:tr>
-      <w:tr>
-        <w:tc>
-          <w:tcPr>
-            <w:tcW w:type="dxa" w:w="1440"/>
-            <w:shd w:fill="F7FAFC"/>
-            <w:tcMar>
-              <w:top w:w="120" w:type="dxa"/>
-              <w:bottom w:w="120" w:type="dxa"/>
-              <w:left w:w="180" w:type="dxa"/>
-              <w:right w:w="180" w:type="dxa"/>
-            </w:tcMar>
-          </w:tcPr>
-          <w:p>
-            <w:pPr>
-              <w:spacing w:after="0" w:line="252" w:lineRule="auto"/>
-              <w:jc w:val="left"/>
-            </w:pPr>
-            <w:r/>
-            <w:r>
-              <w:rPr>
-                <w:rFonts w:ascii="Segoe UI" w:hAnsi="Segoe UI"/>
-                <w:b w:val="0"/>
-                <w:i w:val="0"/>
-                <w:color w:val="2D3748"/>
-                <w:sz w:val="19"/>
-              </w:rPr>
-              <w:t>4</w:t>
-            </w:r>
-          </w:p>
-        </w:tc>
-        <w:tc>
-          <w:tcPr>
-            <w:tcW w:type="dxa" w:w="3600"/>
-            <w:shd w:fill="F7FAFC"/>
-            <w:tcMar>
-              <w:top w:w="120" w:type="dxa"/>
-              <w:bottom w:w="120" w:type="dxa"/>
-              <w:left w:w="180" w:type="dxa"/>
-              <w:right w:w="180" w:type="dxa"/>
-            </w:tcMar>
-          </w:tcPr>
-          <w:p>
-            <w:pPr>
-              <w:spacing w:after="0" w:line="252" w:lineRule="auto"/>
-              <w:jc w:val="left"/>
-            </w:pPr>
-            <w:r/>
-            <w:r>
-              <w:rPr>
-                <w:rFonts w:ascii="Segoe UI" w:hAnsi="Segoe UI"/>
-                <w:b w:val="0"/>
-                <w:i w:val="0"/>
-                <w:color w:val="2D3748"/>
-                <w:sz w:val="19"/>
-              </w:rPr>
-              <w:t>Đầu bếp chuẩn bị món và nhấn hoàn thành chế biến từng món trên màn hình KDS (POST /api/api/kds/status)</w:t>
-            </w:r>
-          </w:p>
-        </w:tc>
-        <w:tc>
-          <w:tcPr>
-            <w:tcW w:type="dxa" w:w="4320"/>
-            <w:shd w:fill="F7FAFC"/>
-            <w:tcMar>
-              <w:top w:w="120" w:type="dxa"/>
-              <w:bottom w:w="120" w:type="dxa"/>
-              <w:left w:w="180" w:type="dxa"/>
-              <w:right w:w="180" w:type="dxa"/>
-            </w:tcMar>
-          </w:tcPr>
-          <w:p>
-            <w:pPr>
-              <w:spacing w:after="0" w:line="252" w:lineRule="auto"/>
-              <w:jc w:val="left"/>
-            </w:pPr>
-            <w:r/>
-            <w:r>
-              <w:rPr>
-                <w:rFonts w:ascii="Segoe UI" w:hAnsi="Segoe UI"/>
-                <w:b w:val="0"/>
-                <w:i w:val="0"/>
-                <w:color w:val="2D3748"/>
-                <w:sz w:val="19"/>
-              </w:rPr>
-              <w:t>Cập nhật bản ghi order_details tương ứng thành status = 'READY'. Gửi thông báo WebSocket ngược lại màn hình POS để nhân viên phục vụ mang ra bàn.</w:t>
-            </w:r>
-          </w:p>
-        </w:tc>
-      </w:tr>
-      <w:tr>
-        <w:tc>
-          <w:tcPr>
-            <w:tcW w:type="dxa" w:w="1440"/>
-            <w:shd w:fill="FFFFFF"/>
-            <w:tcMar>
-              <w:top w:w="120" w:type="dxa"/>
-              <w:bottom w:w="120" w:type="dxa"/>
-              <w:left w:w="180" w:type="dxa"/>
-              <w:right w:w="180" w:type="dxa"/>
-            </w:tcMar>
-          </w:tcPr>
-          <w:p>
-            <w:pPr>
-              <w:spacing w:after="0" w:line="252" w:lineRule="auto"/>
-              <w:jc w:val="left"/>
-            </w:pPr>
-            <w:r/>
-            <w:r>
-              <w:rPr>
-                <w:rFonts w:ascii="Segoe UI" w:hAnsi="Segoe UI"/>
-                <w:b w:val="0"/>
-                <w:i w:val="0"/>
-                <w:color w:val="2D3748"/>
-                <w:sz w:val="19"/>
-              </w:rPr>
-              <w:t>5</w:t>
-            </w:r>
-          </w:p>
-        </w:tc>
-        <w:tc>
-          <w:tcPr>
-            <w:tcW w:type="dxa" w:w="3600"/>
-            <w:shd w:fill="FFFFFF"/>
-            <w:tcMar>
-              <w:top w:w="120" w:type="dxa"/>
-              <w:bottom w:w="120" w:type="dxa"/>
-              <w:left w:w="180" w:type="dxa"/>
-              <w:right w:w="180" w:type="dxa"/>
-            </w:tcMar>
-          </w:tcPr>
-          <w:p>
-            <w:pPr>
-              <w:spacing w:after="0" w:line="252" w:lineRule="auto"/>
-              <w:jc w:val="left"/>
-            </w:pPr>
-            <w:r/>
-            <w:r>
-              <w:rPr>
-                <w:rFonts w:ascii="Segoe UI" w:hAnsi="Segoe UI"/>
-                <w:b w:val="0"/>
-                <w:i w:val="0"/>
-                <w:color w:val="2D3748"/>
-                <w:sz w:val="19"/>
-              </w:rPr>
-              <w:t>Khách hàng yêu cầu thanh toán. Thu ngân nhấn checkout (POST /api/pos/checkout/vnpay hoặc /confirm)</w:t>
-            </w:r>
-          </w:p>
-        </w:tc>
-        <w:tc>
-          <w:tcPr>
-            <w:tcW w:type="dxa" w:w="4320"/>
-            <w:shd w:fill="FFFFFF"/>
-            <w:tcMar>
-              <w:top w:w="120" w:type="dxa"/>
-              <w:bottom w:w="120" w:type="dxa"/>
-              <w:left w:w="180" w:type="dxa"/>
-              <w:right w:w="180" w:type="dxa"/>
-            </w:tcMar>
-          </w:tcPr>
-          <w:p>
-            <w:pPr>
-              <w:spacing w:after="0" w:line="252" w:lineRule="auto"/>
-              <w:jc w:val="left"/>
-            </w:pPr>
-            <w:r/>
-            <w:r>
-              <w:rPr>
-                <w:rFonts w:ascii="Segoe UI" w:hAnsi="Segoe UI"/>
-                <w:b w:val="0"/>
-                <w:i w:val="0"/>
-                <w:color w:val="2D3748"/>
-                <w:sz w:val="19"/>
-              </w:rPr>
-              <w:t>Gọi PromotionEngine.applyOptimalPromotion để tự động tìm kiếm mã giảm giá tốt nhất (Percent/Flat) và ghi nhận vào bảng promotion_usage. Nếu chọn thanh toán VNPay QR, gọi cổng sandbox tạo link thanh toán.</w:t>
-            </w:r>
-          </w:p>
-        </w:tc>
-      </w:tr>
-      <w:tr>
-        <w:tc>
-          <w:tcPr>
-            <w:tcW w:type="dxa" w:w="1440"/>
-            <w:shd w:fill="F7FAFC"/>
-            <w:tcMar>
-              <w:top w:w="120" w:type="dxa"/>
-              <w:bottom w:w="120" w:type="dxa"/>
-              <w:left w:w="180" w:type="dxa"/>
-              <w:right w:w="180" w:type="dxa"/>
-            </w:tcMar>
-          </w:tcPr>
-          <w:p>
-            <w:pPr>
-              <w:spacing w:after="0" w:line="252" w:lineRule="auto"/>
-              <w:jc w:val="left"/>
-            </w:pPr>
-            <w:r/>
-            <w:r>
-              <w:rPr>
-                <w:rFonts w:ascii="Segoe UI" w:hAnsi="Segoe UI"/>
-                <w:b w:val="0"/>
-                <w:i w:val="0"/>
-                <w:color w:val="2D3748"/>
-                <w:sz w:val="19"/>
-              </w:rPr>
-              <w:t>6</w:t>
-            </w:r>
-          </w:p>
-        </w:tc>
-        <w:tc>
-          <w:tcPr>
-            <w:tcW w:type="dxa" w:w="3600"/>
-            <w:shd w:fill="F7FAFC"/>
-            <w:tcMar>
-              <w:top w:w="120" w:type="dxa"/>
-              <w:bottom w:w="120" w:type="dxa"/>
-              <w:left w:w="180" w:type="dxa"/>
-              <w:right w:w="180" w:type="dxa"/>
-            </w:tcMar>
-          </w:tcPr>
-          <w:p>
-            <w:pPr>
-              <w:spacing w:after="0" w:line="252" w:lineRule="auto"/>
-              <w:jc w:val="left"/>
-            </w:pPr>
-            <w:r/>
-            <w:r>
-              <w:rPr>
-                <w:rFonts w:ascii="Segoe UI" w:hAnsi="Segoe UI"/>
-                <w:b w:val="0"/>
-                <w:i w:val="0"/>
-                <w:color w:val="2D3748"/>
-                <w:sz w:val="19"/>
-              </w:rPr>
-              <w:t>Xác nhận thanh toán thành công (POST /api/pos/checkout/confirm)</w:t>
-            </w:r>
-          </w:p>
-        </w:tc>
-        <w:tc>
-          <w:tcPr>
-            <w:tcW w:type="dxa" w:w="4320"/>
-            <w:shd w:fill="F7FAFC"/>
-            <w:tcMar>
-              <w:top w:w="120" w:type="dxa"/>
-              <w:bottom w:w="120" w:type="dxa"/>
-              <w:left w:w="180" w:type="dxa"/>
-              <w:right w:w="180" w:type="dxa"/>
-            </w:tcMar>
-          </w:tcPr>
-          <w:p>
-            <w:pPr>
-              <w:spacing w:after="0" w:line="252" w:lineRule="auto"/>
-              <w:jc w:val="left"/>
-            </w:pPr>
-            <w:r/>
-            <w:r>
-              <w:rPr>
-                <w:rFonts w:ascii="Segoe UI" w:hAnsi="Segoe UI"/>
-                <w:b w:val="0"/>
-                <w:i w:val="0"/>
-                <w:color w:val="2D3748"/>
-                <w:sz w:val="19"/>
-              </w:rPr>
-              <w:t>Cập nhật orders.status = 'SERVED', table_sessions.status = 'COMPLETED', table_sessions.payment_status = 'PAID', dọn dẹp bàn tables.status = 'EMPTY'. Gọi LoyaltyService.addPoints để tích lũy điểm thưởng cho khách hàng và ghi vào bảng loyalty_transactions.</w:t>
-            </w:r>
-          </w:p>
-        </w:tc>
-      </w:tr>
-    </w:tbl>
-    <w:p>
-      <w:pPr>
-        <w:keepNext/>
-        <w:spacing w:before="240" w:after="80"/>
-      </w:pPr>
-      <w:r>
-        <w:rPr>
-          <w:rFonts w:ascii="Segoe UI" w:hAnsi="Segoe UI"/>
-          <w:b/>
-          <w:i w:val="0"/>
-          <w:color w:val="2B6CB0"/>
-          <w:sz w:val="28"/>
-        </w:rPr>
-        <w:t>4.2 Luồng Khấu Trừ &amp; Cung Ứng Kho (Inventory &amp; Procurement Flow)</w:t>
-      </w:r>
-    </w:p>
-    <w:p>
-      <w:pPr>
-        <w:spacing w:after="120" w:line="276" w:lineRule="auto"/>
-        <w:jc w:val="left"/>
-      </w:pPr>
-      <w:r>
-        <w:rPr>
-          <w:rFonts w:ascii="Segoe UI" w:hAnsi="Segoe UI"/>
-          <w:b w:val="0"/>
-          <w:i w:val="0"/>
-          <w:color w:val="2D3748"/>
-          <w:sz w:val="22"/>
-        </w:rPr>
-        <w:t>Luồng này đảm bảo lượng nguyên vật liệu trong kho luôn khớp với lượng nguyên liệu thực phẩm tiêu thụ thực tế:</w:t>
-      </w:r>
-    </w:p>
-    <w:tbl>
-      <w:tblPr>
-        <w:tblW w:type="auto" w:w="0"/>
-        <w:jc w:val="center"/>
-        <w:tblLook w:firstColumn="1" w:firstRow="1" w:lastColumn="0" w:lastRow="0" w:noHBand="0" w:noVBand="1" w:val="04A0"/>
-        <w:tblBorders>
-          <w:top w:val="single" w:sz="4" w:space="0" w:color="CBD5E0"/>
-          <w:left w:val="none"/>
-          <w:bottom w:val="single" w:sz="6" w:space="0" w:color="A0AEC0"/>
-          <w:right w:val="none"/>
-          <w:insideH w:val="single" w:sz="4" w:space="0" w:color="E2E8F0"/>
-          <w:insideV w:val="none"/>
-        </w:tblBorders>
-      </w:tblPr>
-      <w:tblGrid>
-        <w:gridCol w:w="1440"/>
-        <w:gridCol w:w="3600"/>
-        <w:gridCol w:w="4320"/>
-      </w:tblGrid>
-      <w:tr>
-        <w:trPr>
-          <w:tblHeader/>
-        </w:trPr>
-        <w:tc>
-          <w:tcPr>
-            <w:tcW w:type="dxa" w:w="3120"/>
-            <w:shd w:fill="1A365D"/>
-            <w:tcMar>
-              <w:top w:w="120" w:type="dxa"/>
-              <w:bottom w:w="120" w:type="dxa"/>
-              <w:left w:w="180" w:type="dxa"/>
-              <w:right w:w="180" w:type="dxa"/>
-            </w:tcMar>
-          </w:tcPr>
-          <w:p>
-            <w:pPr>
-              <w:spacing w:after="0"/>
-              <w:jc w:val="left"/>
-            </w:pPr>
-            <w:r/>
-            <w:r>
-              <w:rPr>
-                <w:rFonts w:ascii="Segoe UI" w:hAnsi="Segoe UI"/>
-                <w:b/>
-                <w:i w:val="0"/>
-                <w:color w:val="FFFFFF"/>
-                <w:sz w:val="21"/>
-              </w:rPr>
-              <w:t>Bước</w:t>
-            </w:r>
-          </w:p>
-        </w:tc>
-        <w:tc>
-          <w:tcPr>
-            <w:tcW w:type="dxa" w:w="3120"/>
-            <w:shd w:fill="1A365D"/>
-            <w:tcMar>
-              <w:top w:w="120" w:type="dxa"/>
-              <w:bottom w:w="120" w:type="dxa"/>
-              <w:left w:w="180" w:type="dxa"/>
-              <w:right w:w="180" w:type="dxa"/>
-            </w:tcMar>
-          </w:tcPr>
-          <w:p>
-            <w:pPr>
-              <w:spacing w:after="0"/>
-              <w:jc w:val="left"/>
-            </w:pPr>
-            <w:r/>
-            <w:r>
-              <w:rPr>
-                <w:rFonts w:ascii="Segoe UI" w:hAnsi="Segoe UI"/>
-                <w:b/>
-                <w:i w:val="0"/>
-                <w:color w:val="FFFFFF"/>
-                <w:sz w:val="21"/>
-              </w:rPr>
-              <w:t>Hành Động &amp; Tác Nhân</w:t>
-            </w:r>
-          </w:p>
-        </w:tc>
-        <w:tc>
-          <w:tcPr>
-            <w:tcW w:type="dxa" w:w="3120"/>
-            <w:shd w:fill="1A365D"/>
-            <w:tcMar>
-              <w:top w:w="120" w:type="dxa"/>
-              <w:bottom w:w="120" w:type="dxa"/>
-              <w:left w:w="180" w:type="dxa"/>
-              <w:right w:w="180" w:type="dxa"/>
-            </w:tcMar>
-          </w:tcPr>
-          <w:p>
-            <w:pPr>
-              <w:spacing w:after="0"/>
-              <w:jc w:val="left"/>
-            </w:pPr>
-            <w:r/>
-            <w:r>
-              <w:rPr>
-                <w:rFonts w:ascii="Segoe UI" w:hAnsi="Segoe UI"/>
-                <w:b/>
-                <w:i w:val="0"/>
-                <w:color w:val="FFFFFF"/>
-                <w:sz w:val="21"/>
-              </w:rPr>
-              <w:t>Sự Thay Đổi Dữ Liệu / Tác Động Code</w:t>
-            </w:r>
-          </w:p>
-        </w:tc>
-      </w:tr>
-      <w:tr>
-        <w:tc>
-          <w:tcPr>
-            <w:tcW w:type="dxa" w:w="1440"/>
-            <w:shd w:fill="FFFFFF"/>
-            <w:tcMar>
-              <w:top w:w="120" w:type="dxa"/>
-              <w:bottom w:w="120" w:type="dxa"/>
-              <w:left w:w="180" w:type="dxa"/>
-              <w:right w:w="180" w:type="dxa"/>
-            </w:tcMar>
-          </w:tcPr>
-          <w:p>
-            <w:pPr>
-              <w:spacing w:after="0" w:line="252" w:lineRule="auto"/>
-              <w:jc w:val="left"/>
-            </w:pPr>
-            <w:r/>
-            <w:r>
-              <w:rPr>
-                <w:rFonts w:ascii="Segoe UI" w:hAnsi="Segoe UI"/>
-                <w:b w:val="0"/>
-                <w:i w:val="0"/>
-                <w:color w:val="2D3748"/>
-                <w:sz w:val="19"/>
-              </w:rPr>
-              <w:t>1</w:t>
-            </w:r>
-          </w:p>
-        </w:tc>
-        <w:tc>
-          <w:tcPr>
-            <w:tcW w:type="dxa" w:w="3600"/>
-            <w:shd w:fill="FFFFFF"/>
-            <w:tcMar>
-              <w:top w:w="120" w:type="dxa"/>
-              <w:bottom w:w="120" w:type="dxa"/>
-              <w:left w:w="180" w:type="dxa"/>
-              <w:right w:w="180" w:type="dxa"/>
-            </w:tcMar>
-          </w:tcPr>
-          <w:p>
-            <w:pPr>
-              <w:spacing w:after="0" w:line="252" w:lineRule="auto"/>
-              <w:jc w:val="left"/>
-            </w:pPr>
-            <w:r/>
-            <w:r>
-              <w:rPr>
-                <w:rFonts w:ascii="Segoe UI" w:hAnsi="Segoe UI"/>
-                <w:b w:val="0"/>
-                <w:i w:val="0"/>
-                <w:color w:val="2D3748"/>
-                <w:sz w:val="19"/>
-              </w:rPr>
-              <w:t>Khách hàng hoàn tất thanh toán hóa đơn món ăn</w:t>
-            </w:r>
-          </w:p>
-        </w:tc>
-        <w:tc>
-          <w:tcPr>
-            <w:tcW w:type="dxa" w:w="4320"/>
-            <w:shd w:fill="FFFFFF"/>
-            <w:tcMar>
-              <w:top w:w="120" w:type="dxa"/>
-              <w:bottom w:w="120" w:type="dxa"/>
-              <w:left w:w="180" w:type="dxa"/>
-              <w:right w:w="180" w:type="dxa"/>
-            </w:tcMar>
-          </w:tcPr>
-          <w:p>
-            <w:pPr>
-              <w:spacing w:after="0" w:line="252" w:lineRule="auto"/>
-              <w:jc w:val="left"/>
-            </w:pPr>
-            <w:r/>
-            <w:r>
-              <w:rPr>
-                <w:rFonts w:ascii="Segoe UI" w:hAnsi="Segoe UI"/>
-                <w:b w:val="0"/>
-                <w:i w:val="0"/>
-                <w:color w:val="2D3748"/>
-                <w:sz w:val="19"/>
-              </w:rPr>
-              <w:t>Mỗi biến thể món ăn (ProductVariant) trong hóa đơn được ánh xạ đến công thức (ProductStock) chứa danh sách nguyên liệu thô cần dùng.</w:t>
-            </w:r>
-          </w:p>
-        </w:tc>
-      </w:tr>
-      <w:tr>
-        <w:tc>
-          <w:tcPr>
-            <w:tcW w:type="dxa" w:w="1440"/>
-            <w:shd w:fill="F7FAFC"/>
-            <w:tcMar>
-              <w:top w:w="120" w:type="dxa"/>
-              <w:bottom w:w="120" w:type="dxa"/>
-              <w:left w:w="180" w:type="dxa"/>
-              <w:right w:w="180" w:type="dxa"/>
-            </w:tcMar>
-          </w:tcPr>
-          <w:p>
-            <w:pPr>
-              <w:spacing w:after="0" w:line="252" w:lineRule="auto"/>
-              <w:jc w:val="left"/>
-            </w:pPr>
-            <w:r/>
-            <w:r>
-              <w:rPr>
-                <w:rFonts w:ascii="Segoe UI" w:hAnsi="Segoe UI"/>
-                <w:b w:val="0"/>
-                <w:i w:val="0"/>
-                <w:color w:val="2D3748"/>
-                <w:sz w:val="19"/>
-              </w:rPr>
-              <w:t>2</w:t>
-            </w:r>
-          </w:p>
-        </w:tc>
-        <w:tc>
-          <w:tcPr>
-            <w:tcW w:type="dxa" w:w="3600"/>
-            <w:shd w:fill="F7FAFC"/>
-            <w:tcMar>
-              <w:top w:w="120" w:type="dxa"/>
-              <w:bottom w:w="120" w:type="dxa"/>
-              <w:left w:w="180" w:type="dxa"/>
-              <w:right w:w="180" w:type="dxa"/>
-            </w:tcMar>
-          </w:tcPr>
-          <w:p>
-            <w:pPr>
-              <w:spacing w:after="0" w:line="252" w:lineRule="auto"/>
-              <w:jc w:val="left"/>
-            </w:pPr>
-            <w:r/>
-            <w:r>
-              <w:rPr>
-                <w:rFonts w:ascii="Segoe UI" w:hAnsi="Segoe UI"/>
-                <w:b w:val="0"/>
-                <w:i w:val="0"/>
-                <w:color w:val="2D3748"/>
-                <w:sz w:val="19"/>
-              </w:rPr>
-              <w:t>Khấu trừ kho tự động (InventoryService.deductInventoryForOrder)</w:t>
-            </w:r>
-          </w:p>
-        </w:tc>
-        <w:tc>
-          <w:tcPr>
-            <w:tcW w:type="dxa" w:w="4320"/>
-            <w:shd w:fill="F7FAFC"/>
-            <w:tcMar>
-              <w:top w:w="120" w:type="dxa"/>
-              <w:bottom w:w="120" w:type="dxa"/>
-              <w:left w:w="180" w:type="dxa"/>
-              <w:right w:w="180" w:type="dxa"/>
-            </w:tcMar>
-          </w:tcPr>
-          <w:p>
-            <w:pPr>
-              <w:spacing w:after="0" w:line="252" w:lineRule="auto"/>
-              <w:jc w:val="left"/>
-            </w:pPr>
-            <w:r/>
-            <w:r>
-              <w:rPr>
-                <w:rFonts w:ascii="Segoe UI" w:hAnsi="Segoe UI"/>
-                <w:b w:val="0"/>
-                <w:i w:val="0"/>
-                <w:color w:val="2D3748"/>
-                <w:sz w:val="19"/>
-              </w:rPr>
-              <w:t>Hệ thống tự động trừ số lượng nguyên liệu trong branch_inventory dựa trên định lượng (quantity_needed) nhân với số lượng món bán ra. Ghi nhận lịch sử thay đổi vào bảng inventory_logs với loại 'STOCKOUT'.</w:t>
-            </w:r>
-          </w:p>
-        </w:tc>
-      </w:tr>
-      <w:tr>
-        <w:tc>
-          <w:tcPr>
-            <w:tcW w:type="dxa" w:w="1440"/>
-            <w:shd w:fill="FFFFFF"/>
-            <w:tcMar>
-              <w:top w:w="120" w:type="dxa"/>
-              <w:bottom w:w="120" w:type="dxa"/>
-              <w:left w:w="180" w:type="dxa"/>
-              <w:right w:w="180" w:type="dxa"/>
-            </w:tcMar>
-          </w:tcPr>
-          <w:p>
-            <w:pPr>
-              <w:spacing w:after="0" w:line="252" w:lineRule="auto"/>
-              <w:jc w:val="left"/>
-            </w:pPr>
-            <w:r/>
-            <w:r>
-              <w:rPr>
-                <w:rFonts w:ascii="Segoe UI" w:hAnsi="Segoe UI"/>
-                <w:b w:val="0"/>
-                <w:i w:val="0"/>
-                <w:color w:val="2D3748"/>
-                <w:sz w:val="19"/>
-              </w:rPr>
-              <w:t>3</w:t>
-            </w:r>
-          </w:p>
-        </w:tc>
-        <w:tc>
-          <w:tcPr>
-            <w:tcW w:type="dxa" w:w="3600"/>
-            <w:shd w:fill="FFFFFF"/>
-            <w:tcMar>
-              <w:top w:w="120" w:type="dxa"/>
-              <w:bottom w:w="120" w:type="dxa"/>
-              <w:left w:w="180" w:type="dxa"/>
-              <w:right w:w="180" w:type="dxa"/>
-            </w:tcMar>
-          </w:tcPr>
-          <w:p>
-            <w:pPr>
-              <w:spacing w:after="0" w:line="252" w:lineRule="auto"/>
-              <w:jc w:val="left"/>
-            </w:pPr>
-            <w:r/>
-            <w:r>
-              <w:rPr>
-                <w:rFonts w:ascii="Segoe UI" w:hAnsi="Segoe UI"/>
-                <w:b w:val="0"/>
-                <w:i w:val="0"/>
-                <w:color w:val="2D3748"/>
-                <w:sz w:val="19"/>
-              </w:rPr>
-              <w:t>Cảnh báo hết hàng / Thiếu hụt kho chi nhánh</w:t>
-            </w:r>
-          </w:p>
-        </w:tc>
-        <w:tc>
-          <w:tcPr>
-            <w:tcW w:type="dxa" w:w="4320"/>
-            <w:shd w:fill="FFFFFF"/>
-            <w:tcMar>
-              <w:top w:w="120" w:type="dxa"/>
-              <w:bottom w:w="120" w:type="dxa"/>
-              <w:left w:w="180" w:type="dxa"/>
-              <w:right w:w="180" w:type="dxa"/>
-            </w:tcMar>
-          </w:tcPr>
-          <w:p>
-            <w:pPr>
-              <w:spacing w:after="0" w:line="252" w:lineRule="auto"/>
-              <w:jc w:val="left"/>
-            </w:pPr>
-            <w:r/>
-            <w:r>
-              <w:rPr>
-                <w:rFonts w:ascii="Segoe UI" w:hAnsi="Segoe UI"/>
-                <w:b w:val="0"/>
-                <w:i w:val="0"/>
-                <w:color w:val="2D3748"/>
-                <w:sz w:val="19"/>
-              </w:rPr>
-              <w:t>Nếu số lượng tồn kho của chi nhánh xuống thấp hơn reorder_point, hệ thống hiển thị cảnh báo trên màn hình Quản lý.</w:t>
-            </w:r>
-          </w:p>
-        </w:tc>
-      </w:tr>
-      <w:tr>
-        <w:tc>
-          <w:tcPr>
-            <w:tcW w:type="dxa" w:w="1440"/>
-            <w:shd w:fill="F7FAFC"/>
-            <w:tcMar>
-              <w:top w:w="120" w:type="dxa"/>
-              <w:bottom w:w="120" w:type="dxa"/>
-              <w:left w:w="180" w:type="dxa"/>
-              <w:right w:w="180" w:type="dxa"/>
-            </w:tcMar>
-          </w:tcPr>
-          <w:p>
-            <w:pPr>
-              <w:spacing w:after="0" w:line="252" w:lineRule="auto"/>
-              <w:jc w:val="left"/>
-            </w:pPr>
-            <w:r/>
-            <w:r>
-              <w:rPr>
-                <w:rFonts w:ascii="Segoe UI" w:hAnsi="Segoe UI"/>
-                <w:b w:val="0"/>
-                <w:i w:val="0"/>
-                <w:color w:val="2D3748"/>
-                <w:sz w:val="19"/>
-              </w:rPr>
-              <w:t>4</w:t>
-            </w:r>
-          </w:p>
-        </w:tc>
-        <w:tc>
-          <w:tcPr>
-            <w:tcW w:type="dxa" w:w="3600"/>
-            <w:shd w:fill="F7FAFC"/>
-            <w:tcMar>
-              <w:top w:w="120" w:type="dxa"/>
-              <w:bottom w:w="120" w:type="dxa"/>
-              <w:left w:w="180" w:type="dxa"/>
-              <w:right w:w="180" w:type="dxa"/>
-            </w:tcMar>
-          </w:tcPr>
-          <w:p>
-            <w:pPr>
-              <w:spacing w:after="0" w:line="252" w:lineRule="auto"/>
-              <w:jc w:val="left"/>
-            </w:pPr>
-            <w:r/>
-            <w:r>
-              <w:rPr>
-                <w:rFonts w:ascii="Segoe UI" w:hAnsi="Segoe UI"/>
-                <w:b w:val="0"/>
-                <w:i w:val="0"/>
-                <w:color w:val="2D3748"/>
-                <w:sz w:val="19"/>
-              </w:rPr>
-              <w:t>Tạo yêu cầu mua hàng (PO) gửi nhà cung cấp (POST /api/procurement/po/approve)</w:t>
-            </w:r>
-          </w:p>
-        </w:tc>
-        <w:tc>
-          <w:tcPr>
-            <w:tcW w:type="dxa" w:w="4320"/>
-            <w:shd w:fill="F7FAFC"/>
-            <w:tcMar>
-              <w:top w:w="120" w:type="dxa"/>
-              <w:bottom w:w="120" w:type="dxa"/>
-              <w:left w:w="180" w:type="dxa"/>
-              <w:right w:w="180" w:type="dxa"/>
-            </w:tcMar>
-          </w:tcPr>
-          <w:p>
-            <w:pPr>
-              <w:spacing w:after="0" w:line="252" w:lineRule="auto"/>
-              <w:jc w:val="left"/>
-            </w:pPr>
-            <w:r/>
-            <w:r>
-              <w:rPr>
-                <w:rFonts w:ascii="Segoe UI" w:hAnsi="Segoe UI"/>
-                <w:b w:val="0"/>
-                <w:i w:val="0"/>
-                <w:color w:val="2D3748"/>
-                <w:sz w:val="19"/>
-              </w:rPr>
-              <w:t>Quản lý lập đơn purchase_orders trạng thái 'DRAFT', sau khi duyệt chuyển thành 'APPROVED' và gửi email cho Supplier.</w:t>
-            </w:r>
-          </w:p>
-        </w:tc>
-      </w:tr>
-      <w:tr>
-        <w:tc>
-          <w:tcPr>
-            <w:tcW w:type="dxa" w:w="1440"/>
-            <w:shd w:fill="FFFFFF"/>
-            <w:tcMar>
-              <w:top w:w="120" w:type="dxa"/>
-              <w:bottom w:w="120" w:type="dxa"/>
-              <w:left w:w="180" w:type="dxa"/>
-              <w:right w:w="180" w:type="dxa"/>
-            </w:tcMar>
-          </w:tcPr>
-          <w:p>
-            <w:pPr>
-              <w:spacing w:after="0" w:line="252" w:lineRule="auto"/>
-              <w:jc w:val="left"/>
-            </w:pPr>
-            <w:r/>
-            <w:r>
-              <w:rPr>
-                <w:rFonts w:ascii="Segoe UI" w:hAnsi="Segoe UI"/>
-                <w:b w:val="0"/>
-                <w:i w:val="0"/>
-                <w:color w:val="2D3748"/>
-                <w:sz w:val="19"/>
-              </w:rPr>
-              <w:t>5</w:t>
-            </w:r>
-          </w:p>
-        </w:tc>
-        <w:tc>
-          <w:tcPr>
-            <w:tcW w:type="dxa" w:w="3600"/>
-            <w:shd w:fill="FFFFFF"/>
-            <w:tcMar>
-              <w:top w:w="120" w:type="dxa"/>
-              <w:bottom w:w="120" w:type="dxa"/>
-              <w:left w:w="180" w:type="dxa"/>
-              <w:right w:w="180" w:type="dxa"/>
-            </w:tcMar>
-          </w:tcPr>
-          <w:p>
-            <w:pPr>
-              <w:spacing w:after="0" w:line="252" w:lineRule="auto"/>
-              <w:jc w:val="left"/>
-            </w:pPr>
-            <w:r/>
-            <w:r>
-              <w:rPr>
-                <w:rFonts w:ascii="Segoe UI" w:hAnsi="Segoe UI"/>
-                <w:b w:val="0"/>
-                <w:i w:val="0"/>
-                <w:color w:val="2D3748"/>
-                <w:sz w:val="19"/>
-              </w:rPr>
-              <w:t>Nhận hàng và lập phiếu nhập kho GRN (POST /api/procurement/po/grn)</w:t>
-            </w:r>
-          </w:p>
-        </w:tc>
-        <w:tc>
-          <w:tcPr>
-            <w:tcW w:type="dxa" w:w="4320"/>
-            <w:shd w:fill="FFFFFF"/>
-            <w:tcMar>
-              <w:top w:w="120" w:type="dxa"/>
-              <w:bottom w:w="120" w:type="dxa"/>
-              <w:left w:w="180" w:type="dxa"/>
-              <w:right w:w="180" w:type="dxa"/>
-            </w:tcMar>
-          </w:tcPr>
-          <w:p>
-            <w:pPr>
-              <w:spacing w:after="0" w:line="252" w:lineRule="auto"/>
-              <w:jc w:val="left"/>
-            </w:pPr>
-            <w:r/>
-            <w:r>
-              <w:rPr>
-                <w:rFonts w:ascii="Segoe UI" w:hAnsi="Segoe UI"/>
-                <w:b w:val="0"/>
-                <w:i w:val="0"/>
-                <w:color w:val="2D3748"/>
-                <w:sz w:val="19"/>
-              </w:rPr>
-              <w:t>Thực tế hàng hóa đến chi nhánh, nhân viên lập goods_receipts và goods_receipt_items ghi rõ số lượng thực nhận (quantity_received) và số lượng bị lỗi từ chối (quantity_rejected).</w:t>
-            </w:r>
-          </w:p>
-        </w:tc>
-      </w:tr>
-      <w:tr>
-        <w:tc>
-          <w:tcPr>
-            <w:tcW w:type="dxa" w:w="1440"/>
-            <w:shd w:fill="F7FAFC"/>
-            <w:tcMar>
-              <w:top w:w="120" w:type="dxa"/>
-              <w:bottom w:w="120" w:type="dxa"/>
-              <w:left w:w="180" w:type="dxa"/>
-              <w:right w:w="180" w:type="dxa"/>
-            </w:tcMar>
-          </w:tcPr>
-          <w:p>
-            <w:pPr>
-              <w:spacing w:after="0" w:line="252" w:lineRule="auto"/>
-              <w:jc w:val="left"/>
-            </w:pPr>
-            <w:r/>
-            <w:r>
-              <w:rPr>
-                <w:rFonts w:ascii="Segoe UI" w:hAnsi="Segoe UI"/>
-                <w:b w:val="0"/>
-                <w:i w:val="0"/>
-                <w:color w:val="2D3748"/>
-                <w:sz w:val="19"/>
-              </w:rPr>
-              <w:t>6</w:t>
-            </w:r>
-          </w:p>
-        </w:tc>
-        <w:tc>
-          <w:tcPr>
-            <w:tcW w:type="dxa" w:w="3600"/>
-            <w:shd w:fill="F7FAFC"/>
-            <w:tcMar>
-              <w:top w:w="120" w:type="dxa"/>
-              <w:bottom w:w="120" w:type="dxa"/>
-              <w:left w:w="180" w:type="dxa"/>
-              <w:right w:w="180" w:type="dxa"/>
-            </w:tcMar>
-          </w:tcPr>
-          <w:p>
-            <w:pPr>
-              <w:spacing w:after="0" w:line="252" w:lineRule="auto"/>
-              <w:jc w:val="left"/>
-            </w:pPr>
-            <w:r/>
-            <w:r>
-              <w:rPr>
-                <w:rFonts w:ascii="Segoe UI" w:hAnsi="Segoe UI"/>
-                <w:b w:val="0"/>
-                <w:i w:val="0"/>
-                <w:color w:val="2D3748"/>
-                <w:sz w:val="19"/>
-              </w:rPr>
-              <w:t>Thực hiện Đối chiếu 3 bên (POST /api/procurement/po/match)</w:t>
-            </w:r>
-          </w:p>
-        </w:tc>
-        <w:tc>
-          <w:tcPr>
-            <w:tcW w:type="dxa" w:w="4320"/>
-            <w:shd w:fill="F7FAFC"/>
-            <w:tcMar>
-              <w:top w:w="120" w:type="dxa"/>
-              <w:bottom w:w="120" w:type="dxa"/>
-              <w:left w:w="180" w:type="dxa"/>
-              <w:right w:w="180" w:type="dxa"/>
-            </w:tcMar>
-          </w:tcPr>
-          <w:p>
-            <w:pPr>
-              <w:spacing w:after="0" w:line="252" w:lineRule="auto"/>
-              <w:jc w:val="left"/>
-            </w:pPr>
-            <w:r/>
-            <w:r>
-              <w:rPr>
-                <w:rFonts w:ascii="Segoe UI" w:hAnsi="Segoe UI"/>
-                <w:b w:val="0"/>
-                <w:i w:val="0"/>
-                <w:color w:val="2D3748"/>
-                <w:sz w:val="19"/>
-              </w:rPr>
-              <w:t>Hệ thống kiểm tra ba thông tin: Đơn hàng ban đầu (PO) vs Phiếu thực nhận (GRN) vs Hóa đơn nhà cung cấp. Nếu khớp 100%, hệ thống tự động cộng tồn kho vào bảng branch_inventory, ghi nhật ký log 'STOCKIN' và đổi trạng thái PO thành 'RECEIVED'.</w:t>
-            </w:r>
-          </w:p>
-        </w:tc>
-      </w:tr>
-    </w:tbl>
     <w:sectPr>
       <w:footerReference w:type="default" r:id="rId9"/>
-      <w:headerReference w:type="default" r:id="rId10"/>
       <w:pgSz w:w="12240" w:h="15840"/>
       <w:pgMar w:top="1440" w:right="1440" w:bottom="1440" w:left="1440" w:header="720" w:footer="720" w:gutter="0"/>
       <w:cols w:space="720"/>
-      <w:titlePg/>
       <w:docGrid w:linePitch="360"/>
     </w:sectPr>
   </w:body>
@@ -3194,18 +2520,15 @@
   <w:p>
     <w:pPr>
       <w:pStyle w:val="Footer"/>
-      <w:spacing w:after="0"/>
       <w:jc w:val="right"/>
     </w:pPr>
     <w:r>
       <w:rPr>
-        <w:rFonts w:ascii="Segoe UI" w:hAnsi="Segoe UI"/>
-        <w:b w:val="0"/>
-        <w:i w:val="0"/>
-        <w:color w:val="A0AEC0"/>
+        <w:rFonts w:ascii="Calibri" w:hAnsi="Calibri"/>
+        <w:color w:val="6B7280"/>
         <w:sz w:val="18"/>
       </w:rPr>
-      <w:t xml:space="preserve">KIẾN TRÚC HỆ THỐNG | Trang </w:t>
+      <w:t xml:space="preserve">Trang </w:t>
     </w:r>
     <w:r>
       <w:fldChar w:fldCharType="begin"/>
@@ -3215,28 +2538,6 @@
     </w:r>
   </w:p>
 </w:ftr>
-</file>
-
-<file path=word/header1.xml><?xml version="1.0" encoding="utf-8"?>
-<w:hdr xmlns:m="http://schemas.openxmlformats.org/officeDocument/2006/math" xmlns:mc="http://schemas.openxmlformats.org/markup-compatibility/2006" xmlns:mo="http://schemas.microsoft.com/office/mac/office/2008/main" xmlns:mv="urn:schemas-microsoft-com:mac:vml" xmlns:o="urn:schemas-microsoft-com:office:office" xmlns:r="http://schemas.openxmlformats.org/officeDocument/2006/relationships" xmlns:v="urn:schemas-microsoft-com:vml" xmlns:w10="urn:schemas-microsoft-com:office:word" xmlns:w14="http://schemas.microsoft.com/office/word/2010/wordml" xmlns:w="http://schemas.openxmlformats.org/wordprocessingml/2006/main" xmlns:wne="http://schemas.microsoft.com/office/word/2006/wordml" xmlns:wp14="http://schemas.microsoft.com/office/word/2010/wordprocessingDrawing" xmlns:wp="http://schemas.openxmlformats.org/drawingml/2006/wordprocessingDrawing" xmlns:wpc="http://schemas.microsoft.com/office/word/2010/wordprocessingCanvas" xmlns:wpg="http://schemas.microsoft.com/office/word/2010/wordprocessingGroup" xmlns:wpi="http://schemas.microsoft.com/office/word/2010/wordprocessingInk" xmlns:wps="http://schemas.microsoft.com/office/word/2010/wordprocessingShape" mc:Ignorable="w14 wp14">
-  <w:p>
-    <w:pPr>
-      <w:pStyle w:val="Header"/>
-      <w:spacing w:after="0"/>
-      <w:jc w:val="left"/>
-    </w:pPr>
-    <w:r>
-      <w:rPr>
-        <w:rFonts w:ascii="Segoe UI" w:hAnsi="Segoe UI"/>
-        <w:b w:val="0"/>
-        <w:i/>
-        <w:color w:val="A0AEC0"/>
-        <w:sz w:val="17"/>
-      </w:rPr>
-      <w:t>Tài Liệu Kỹ Thuật Dự Án Quản Lý Nhà Hàng Chuỗi (SWP)</w:t>
-    </w:r>
-  </w:p>
-</w:hdr>
 </file>
 
 <file path=word/numbering.xml><?xml version="1.0" encoding="utf-8"?>

--- a/technical_docs/Architecture.docx
+++ b/technical_docs/Architecture.docx
@@ -350,7 +350,7 @@
               <w:rPr>
                 <w:rFonts w:ascii="Calibri" w:hAnsi="Calibri"/>
               </w:rPr>
-              <w:t>1.1.0 (Bản nâng cấp Epic)</w:t>
+              <w:t>1.1.0</w:t>
             </w:r>
           </w:p>
         </w:tc>
@@ -405,7 +405,7 @@
               <w:rPr>
                 <w:rFonts w:ascii="Calibri" w:hAnsi="Calibri"/>
               </w:rPr>
-              <w:t>Software Architect &amp; Tech Lead (20 năm kinh nghiệm)</w:t>
+              <w:t>Nhóm phát triển dự án SWP391</w:t>
             </w:r>
           </w:p>
         </w:tc>
@@ -460,7 +460,7 @@
               <w:rPr>
                 <w:rFonts w:ascii="Calibri" w:hAnsi="Calibri"/>
               </w:rPr>
-              <w:t>Sẵn sàng trình duyệt</w:t>
+              <w:t>Sẵn sàng báo cáo</w:t>
             </w:r>
           </w:p>
         </w:tc>
